--- a/template.docx
+++ b/template.docx
@@ -2,38 +2,38 @@
 <file path=word/document.xml><?xml version="1.0" encoding="utf-8"?>
 <w:document xmlns:wpc="http://schemas.microsoft.com/office/word/2010/wordprocessingCanvas" xmlns:cx="http://schemas.microsoft.com/office/drawing/2014/chartex" xmlns:cx1="http://schemas.microsoft.com/office/drawing/2015/9/8/chartex" xmlns:cx2="http://schemas.microsoft.com/office/drawing/2015/10/21/chartex" xmlns:cx3="http://schemas.microsoft.com/office/drawing/2016/5/9/chartex" xmlns:cx4="http://schemas.microsoft.com/office/drawing/2016/5/10/chartex" xmlns:cx5="http://schemas.microsoft.com/office/drawing/2016/5/11/chartex" xmlns:cx6="http://schemas.microsoft.com/office/drawing/2016/5/12/chartex" xmlns:cx7="http://schemas.microsoft.com/office/drawing/2016/5/13/chartex" xmlns:cx8="http://schemas.microsoft.com/office/drawing/2016/5/14/chartex" xmlns:mc="http://schemas.openxmlformats.org/markup-compatibility/2006" xmlns:aink="http://schemas.microsoft.com/office/drawing/2016/ink" xmlns:am3d="http://schemas.microsoft.com/office/drawing/2017/model3d" xmlns:o="urn:schemas-microsoft-com:office:office" xmlns:oel="http://schemas.microsoft.com/office/2019/extlst" xmlns:r="http://schemas.openxmlformats.org/officeDocument/2006/relationships" xmlns:m="http://schemas.openxmlformats.org/officeDocument/2006/math" xmlns:v="urn:schemas-microsoft-com:vml" xmlns:wp14="http://schemas.microsoft.com/office/word/2010/wordprocessingDrawing" xmlns:wp="http://schemas.openxmlformats.org/drawingml/2006/wordprocessingDrawing" xmlns:w10="urn:schemas-microsoft-com:office:word" xmlns:w="http://schemas.openxmlformats.org/wordprocessingml/2006/main" xmlns:w14="http://schemas.microsoft.com/office/word/2010/wordml" xmlns:w15="http://schemas.microsoft.com/office/word/2012/wordml" xmlns:w16cex="http://schemas.microsoft.com/office/word/2018/wordml/cex" xmlns:w16cid="http://schemas.microsoft.com/office/word/2016/wordml/cid" xmlns:w16="http://schemas.microsoft.com/office/word/2018/wordml" xmlns:w16du="http://schemas.microsoft.com/office/word/2023/wordml/word16du" xmlns:w16sdtdh="http://schemas.microsoft.com/office/word/2020/wordml/sdtdatahash" xmlns:w16sdtfl="http://schemas.microsoft.com/office/word/2024/wordml/sdtformatlock" xmlns:w16se="http://schemas.microsoft.com/office/word/2015/wordml/symex" xmlns:wpg="http://schemas.microsoft.com/office/word/2010/wordprocessingGroup" xmlns:wpi="http://schemas.microsoft.com/office/word/2010/wordprocessingInk" xmlns:wne="http://schemas.microsoft.com/office/word/2006/wordml" xmlns:wps="http://schemas.microsoft.com/office/word/2010/wordprocessingShape" mc:Ignorable="w14 w15 w16se w16cid w16 w16cex w16sdtdh w16sdtfl w16du wp14">
   <w:body>
-    <w:p xmlns:wp14="http://schemas.microsoft.com/office/word/2010/wordml" wp14:textId="77777777">
+    <w:p>
       <w:pPr>
         <w:jc w:val="both"/>
         <w:rPr>
-          <w:rFonts w:ascii="Tahoma" w:hAnsi="Tahoma" w:eastAsia="Tahoma" w:cs="Tahoma"/>
+          <w:rFonts w:ascii="Tahoma" w:eastAsia="Tahoma" w:hAnsi="Tahoma" w:cs="Tahoma"/>
           <w:sz w:val="24"/>
           <w:szCs w:val="24"/>
         </w:rPr>
       </w:pPr>
     </w:p>
-    <w:p xmlns:wp14="http://schemas.microsoft.com/office/word/2010/wordml" wp14:textId="77777777">
+    <w:p>
       <w:pPr>
         <w:jc w:val="both"/>
         <w:rPr>
-          <w:rFonts w:ascii="Tahoma" w:hAnsi="Tahoma" w:eastAsia="Tahoma" w:cs="Tahoma"/>
+          <w:rFonts w:ascii="Tahoma" w:eastAsia="Tahoma" w:hAnsi="Tahoma" w:cs="Tahoma"/>
           <w:sz w:val="24"/>
           <w:szCs w:val="24"/>
         </w:rPr>
       </w:pPr>
     </w:p>
-    <w:p xmlns:wp14="http://schemas.microsoft.com/office/word/2010/wordml" wp14:textId="77777777">
+    <w:p>
       <w:pPr>
         <w:jc w:val="center"/>
         <w:rPr>
-          <w:rFonts w:ascii="Tahoma" w:hAnsi="Tahoma" w:eastAsia="Tahoma" w:cs="Tahoma"/>
+          <w:rFonts w:ascii="Tahoma" w:eastAsia="Tahoma" w:hAnsi="Tahoma" w:cs="Tahoma"/>
           <w:sz w:val="20"/>
           <w:szCs w:val="20"/>
         </w:rPr>
       </w:pPr>
       <w:r>
         <w:rPr>
-          <w:rFonts w:ascii="Tahoma" w:hAnsi="Tahoma" w:eastAsia="Tahoma" w:cs="Tahoma"/>
+          <w:rFonts w:ascii="Tahoma" w:eastAsia="Tahoma" w:hAnsi="Tahoma" w:cs="Tahoma"/>
           <w:b/>
           <w:bCs/>
           <w:sz w:val="28"/>
@@ -43,21 +43,21 @@
         <w:t>SURAT PERNYATAAN</w:t>
       </w:r>
     </w:p>
-    <w:p xmlns:wp14="http://schemas.microsoft.com/office/word/2010/wordml" wp14:textId="77777777">
+    <w:p>
       <w:pPr>
         <w:jc w:val="both"/>
         <w:rPr>
-          <w:rFonts w:ascii="Tahoma" w:hAnsi="Tahoma" w:eastAsia="Tahoma" w:cs="Tahoma"/>
+          <w:rFonts w:ascii="Tahoma" w:eastAsia="Tahoma" w:hAnsi="Tahoma" w:cs="Tahoma"/>
           <w:sz w:val="20"/>
           <w:szCs w:val="20"/>
         </w:rPr>
       </w:pPr>
     </w:p>
-    <w:p xmlns:wp14="http://schemas.microsoft.com/office/word/2010/wordml" wp14:textId="77777777">
+    <w:p>
       <w:pPr>
         <w:jc w:val="both"/>
         <w:rPr>
-          <w:rFonts w:ascii="Tahoma" w:hAnsi="Tahoma" w:eastAsia="Tahoma" w:cs="Tahoma"/>
+          <w:rFonts w:ascii="Tahoma" w:eastAsia="Tahoma" w:hAnsi="Tahoma" w:cs="Tahoma"/>
           <w:sz w:val="24"/>
           <w:szCs w:val="24"/>
           <w:lang w:val="en-US"/>
@@ -65,97 +65,107 @@
       </w:pPr>
       <w:r>
         <w:rPr>
-          <w:rFonts w:ascii="Tahoma" w:hAnsi="Tahoma" w:eastAsia="Tahoma" w:cs="Tahoma"/>
+          <w:rFonts w:ascii="Tahoma" w:eastAsia="Tahoma" w:hAnsi="Tahoma" w:cs="Tahoma"/>
           <w:sz w:val="24"/>
           <w:szCs w:val="24"/>
           <w:lang w:val="en-US"/>
         </w:rPr>
         <w:t xml:space="preserve">Yang </w:t>
       </w:r>
-      <w:r>
-        <w:rPr>
-          <w:rFonts w:ascii="Tahoma" w:hAnsi="Tahoma" w:eastAsia="Tahoma" w:cs="Tahoma"/>
+      <w:proofErr w:type="spellStart"/>
+      <w:r>
+        <w:rPr>
+          <w:rFonts w:ascii="Tahoma" w:eastAsia="Tahoma" w:hAnsi="Tahoma" w:cs="Tahoma"/>
           <w:sz w:val="24"/>
           <w:szCs w:val="24"/>
           <w:lang w:val="en-US"/>
         </w:rPr>
         <w:t>bertanda</w:t>
       </w:r>
-      <w:r>
-        <w:rPr>
-          <w:rFonts w:ascii="Tahoma" w:hAnsi="Tahoma" w:eastAsia="Tahoma" w:cs="Tahoma"/>
-          <w:sz w:val="24"/>
-          <w:szCs w:val="24"/>
-          <w:lang w:val="en-US"/>
-        </w:rPr>
-        <w:t xml:space="preserve"> </w:t>
-      </w:r>
-      <w:r>
-        <w:rPr>
-          <w:rFonts w:ascii="Tahoma" w:hAnsi="Tahoma" w:eastAsia="Tahoma" w:cs="Tahoma"/>
+      <w:proofErr w:type="spellEnd"/>
+      <w:r>
+        <w:rPr>
+          <w:rFonts w:ascii="Tahoma" w:eastAsia="Tahoma" w:hAnsi="Tahoma" w:cs="Tahoma"/>
+          <w:sz w:val="24"/>
+          <w:szCs w:val="24"/>
+          <w:lang w:val="en-US"/>
+        </w:rPr>
+        <w:t xml:space="preserve"> </w:t>
+      </w:r>
+      <w:proofErr w:type="spellStart"/>
+      <w:r>
+        <w:rPr>
+          <w:rFonts w:ascii="Tahoma" w:eastAsia="Tahoma" w:hAnsi="Tahoma" w:cs="Tahoma"/>
           <w:sz w:val="24"/>
           <w:szCs w:val="24"/>
           <w:lang w:val="en-US"/>
         </w:rPr>
         <w:t>tangan</w:t>
       </w:r>
-      <w:r>
-        <w:rPr>
-          <w:rFonts w:ascii="Tahoma" w:hAnsi="Tahoma" w:eastAsia="Tahoma" w:cs="Tahoma"/>
-          <w:sz w:val="24"/>
-          <w:szCs w:val="24"/>
-          <w:lang w:val="en-US"/>
-        </w:rPr>
-        <w:t xml:space="preserve"> </w:t>
-      </w:r>
-      <w:r>
-        <w:rPr>
-          <w:rFonts w:ascii="Tahoma" w:hAnsi="Tahoma" w:eastAsia="Tahoma" w:cs="Tahoma"/>
+      <w:proofErr w:type="spellEnd"/>
+      <w:r>
+        <w:rPr>
+          <w:rFonts w:ascii="Tahoma" w:eastAsia="Tahoma" w:hAnsi="Tahoma" w:cs="Tahoma"/>
+          <w:sz w:val="24"/>
+          <w:szCs w:val="24"/>
+          <w:lang w:val="en-US"/>
+        </w:rPr>
+        <w:t xml:space="preserve"> </w:t>
+      </w:r>
+      <w:proofErr w:type="spellStart"/>
+      <w:r>
+        <w:rPr>
+          <w:rFonts w:ascii="Tahoma" w:eastAsia="Tahoma" w:hAnsi="Tahoma" w:cs="Tahoma"/>
           <w:sz w:val="24"/>
           <w:szCs w:val="24"/>
           <w:lang w:val="en-US"/>
         </w:rPr>
         <w:t>dibawah</w:t>
       </w:r>
-      <w:r>
-        <w:rPr>
-          <w:rFonts w:ascii="Tahoma" w:hAnsi="Tahoma" w:eastAsia="Tahoma" w:cs="Tahoma"/>
-          <w:sz w:val="24"/>
-          <w:szCs w:val="24"/>
-          <w:lang w:val="en-US"/>
-        </w:rPr>
-        <w:t xml:space="preserve"> </w:t>
-      </w:r>
-      <w:r>
-        <w:rPr>
-          <w:rFonts w:ascii="Tahoma" w:hAnsi="Tahoma" w:eastAsia="Tahoma" w:cs="Tahoma"/>
+      <w:proofErr w:type="spellEnd"/>
+      <w:r>
+        <w:rPr>
+          <w:rFonts w:ascii="Tahoma" w:eastAsia="Tahoma" w:hAnsi="Tahoma" w:cs="Tahoma"/>
+          <w:sz w:val="24"/>
+          <w:szCs w:val="24"/>
+          <w:lang w:val="en-US"/>
+        </w:rPr>
+        <w:t xml:space="preserve"> </w:t>
+      </w:r>
+      <w:proofErr w:type="spellStart"/>
+      <w:r>
+        <w:rPr>
+          <w:rFonts w:ascii="Tahoma" w:eastAsia="Tahoma" w:hAnsi="Tahoma" w:cs="Tahoma"/>
           <w:sz w:val="24"/>
           <w:szCs w:val="24"/>
           <w:lang w:val="en-US"/>
         </w:rPr>
         <w:t>ini</w:t>
       </w:r>
-      <w:r>
-        <w:rPr>
-          <w:rFonts w:ascii="Tahoma" w:hAnsi="Tahoma" w:eastAsia="Tahoma" w:cs="Tahoma"/>
+      <w:proofErr w:type="spellEnd"/>
+      <w:r>
+        <w:rPr>
+          <w:rFonts w:ascii="Tahoma" w:eastAsia="Tahoma" w:hAnsi="Tahoma" w:cs="Tahoma"/>
           <w:sz w:val="24"/>
           <w:szCs w:val="24"/>
           <w:lang w:val="en-US"/>
         </w:rPr>
         <w:t xml:space="preserve">, </w:t>
       </w:r>
-      <w:r>
-        <w:rPr>
-          <w:rFonts w:ascii="Tahoma" w:hAnsi="Tahoma" w:eastAsia="Tahoma" w:cs="Tahoma"/>
+      <w:proofErr w:type="spellStart"/>
+      <w:r>
+        <w:rPr>
+          <w:rFonts w:ascii="Tahoma" w:eastAsia="Tahoma" w:hAnsi="Tahoma" w:cs="Tahoma"/>
           <w:sz w:val="24"/>
           <w:szCs w:val="24"/>
           <w:lang w:val="en-US"/>
         </w:rPr>
         <w:t>saya</w:t>
       </w:r>
-      <w:r>
-        <w:rPr>
-          <w:rFonts w:ascii="Tahoma" w:hAnsi="Tahoma" w:eastAsia="Tahoma" w:cs="Tahoma"/>
+      <w:proofErr w:type="spellEnd"/>
+      <w:r>
+        <w:rPr>
+          <w:rFonts w:ascii="Tahoma" w:eastAsia="Tahoma" w:hAnsi="Tahoma" w:cs="Tahoma"/>
           <w:sz w:val="24"/>
           <w:szCs w:val="24"/>
           <w:lang w:val="en-US"/>
@@ -163,16 +173,16 @@
         <w:t>:</w:t>
       </w:r>
     </w:p>
-    <w:p xmlns:wp14="http://schemas.microsoft.com/office/word/2010/wordml" wp14:textId="28B3FEA2">
+    <w:p>
       <w:pPr>
         <w:jc w:val="both"/>
         <w:rPr>
-          <w:rFonts w:ascii="Tahoma" w:hAnsi="Tahoma" w:eastAsia="Tahoma" w:cs="Tahoma"/>
+          <w:rFonts w:ascii="Tahoma" w:eastAsia="Tahoma" w:hAnsi="Tahoma" w:cs="Tahoma"/>
         </w:rPr>
       </w:pPr>
       <w:r>
         <w:rPr>
-          <w:rFonts w:ascii="Tahoma" w:hAnsi="Tahoma" w:eastAsia="Tahoma" w:cs="Tahoma"/>
+          <w:rFonts w:ascii="Tahoma" w:eastAsia="Tahoma" w:hAnsi="Tahoma" w:cs="Tahoma"/>
           <w:sz w:val="24"/>
           <w:szCs w:val="24"/>
         </w:rPr>
@@ -189,7 +199,7 @@
       </w:r>
       <w:r>
         <w:rPr>
-          <w:rFonts w:ascii="Tahoma" w:hAnsi="Tahoma" w:eastAsia="Tahoma" w:cs="Tahoma"/>
+          <w:rFonts w:ascii="Tahoma" w:eastAsia="Tahoma" w:hAnsi="Tahoma" w:cs="Tahoma"/>
           <w:sz w:val="24"/>
           <w:szCs w:val="24"/>
         </w:rPr>
@@ -197,22 +207,22 @@
       </w:r>
       <w:r>
         <w:rPr>
-          <w:rFonts w:ascii="Tahoma" w:hAnsi="Tahoma" w:eastAsia="Tahoma" w:cs="Tahoma"/>
+          <w:rFonts w:ascii="Tahoma" w:eastAsia="Tahoma" w:hAnsi="Tahoma" w:cs="Tahoma"/>
         </w:rPr>
         <w:t>{{</w:t>
       </w:r>
       <w:r>
         <w:rPr>
-          <w:rFonts w:ascii="Tahoma" w:hAnsi="Tahoma" w:eastAsia="Tahoma" w:cs="Tahoma"/>
+          <w:rFonts w:ascii="Tahoma" w:eastAsia="Tahoma" w:hAnsi="Tahoma" w:cs="Tahoma"/>
         </w:rPr>
         <w:t>nama}}</w:t>
       </w:r>
     </w:p>
-    <w:p xmlns:wp14="http://schemas.microsoft.com/office/word/2010/wordml" wp14:textId="6ABC1420">
+    <w:p>
       <w:pPr>
         <w:jc w:val="both"/>
         <w:rPr>
-          <w:rFonts w:ascii="Tahoma" w:hAnsi="Tahoma" w:eastAsia="Tahoma" w:cs="Tahoma"/>
+          <w:rFonts w:ascii="Tahoma" w:eastAsia="Tahoma" w:hAnsi="Tahoma" w:cs="Tahoma"/>
           <w:sz w:val="24"/>
           <w:szCs w:val="24"/>
           <w:lang w:val="en-US"/>
@@ -220,7 +230,7 @@
       </w:pPr>
       <w:r>
         <w:rPr>
-          <w:rFonts w:ascii="Tahoma" w:hAnsi="Tahoma" w:eastAsia="Tahoma" w:cs="Tahoma"/>
+          <w:rFonts w:ascii="Tahoma" w:eastAsia="Tahoma" w:hAnsi="Tahoma" w:cs="Tahoma"/>
           <w:sz w:val="24"/>
           <w:szCs w:val="24"/>
           <w:lang w:val="en-US"/>
@@ -238,7 +248,7 @@
       </w:r>
       <w:r>
         <w:rPr>
-          <w:rFonts w:ascii="Tahoma" w:hAnsi="Tahoma" w:eastAsia="Tahoma" w:cs="Tahoma"/>
+          <w:rFonts w:ascii="Tahoma" w:eastAsia="Tahoma" w:hAnsi="Tahoma" w:cs="Tahoma"/>
           <w:sz w:val="24"/>
           <w:szCs w:val="24"/>
           <w:lang w:val="en-US"/>
@@ -247,25 +257,27 @@
       </w:r>
       <w:r>
         <w:rPr>
-          <w:rFonts w:ascii="Tahoma" w:hAnsi="Tahoma" w:eastAsia="Tahoma" w:cs="Tahoma"/>
+          <w:rFonts w:ascii="Tahoma" w:eastAsia="Tahoma" w:hAnsi="Tahoma" w:cs="Tahoma"/>
           <w:sz w:val="24"/>
           <w:szCs w:val="24"/>
           <w:lang w:val="en-US"/>
         </w:rPr>
         <w:t>{{</w:t>
       </w:r>
-      <w:r>
-        <w:rPr>
-          <w:rFonts w:ascii="Tahoma" w:hAnsi="Tahoma" w:eastAsia="Tahoma" w:cs="Tahoma"/>
+      <w:proofErr w:type="spellStart"/>
+      <w:r>
+        <w:rPr>
+          <w:rFonts w:ascii="Tahoma" w:eastAsia="Tahoma" w:hAnsi="Tahoma" w:cs="Tahoma"/>
           <w:sz w:val="24"/>
           <w:szCs w:val="24"/>
           <w:lang w:val="en-US"/>
         </w:rPr>
         <w:t>nik</w:t>
       </w:r>
-      <w:r>
-        <w:rPr>
-          <w:rFonts w:ascii="Tahoma" w:hAnsi="Tahoma" w:eastAsia="Tahoma" w:cs="Tahoma"/>
+      <w:proofErr w:type="spellEnd"/>
+      <w:r>
+        <w:rPr>
+          <w:rFonts w:ascii="Tahoma" w:eastAsia="Tahoma" w:hAnsi="Tahoma" w:cs="Tahoma"/>
           <w:sz w:val="24"/>
           <w:szCs w:val="24"/>
           <w:lang w:val="en-US"/>
@@ -273,25 +285,27 @@
         <w:t>}}</w:t>
       </w:r>
     </w:p>
-    <w:p xmlns:wp14="http://schemas.microsoft.com/office/word/2010/wordml" wp14:textId="2E6BD1C9">
+    <w:p>
       <w:pPr>
         <w:jc w:val="both"/>
         <w:rPr>
-          <w:rFonts w:ascii="Tahoma" w:hAnsi="Tahoma" w:eastAsia="Tahoma" w:cs="Tahoma"/>
+          <w:rFonts w:ascii="Tahoma" w:eastAsia="Tahoma" w:hAnsi="Tahoma" w:cs="Tahoma"/>
           <w:sz w:val="24"/>
           <w:szCs w:val="24"/>
           <w:lang w:val="en-US"/>
         </w:rPr>
       </w:pPr>
-      <w:r>
-        <w:rPr>
-          <w:rFonts w:ascii="Tahoma" w:hAnsi="Tahoma" w:eastAsia="Tahoma" w:cs="Tahoma"/>
+      <w:proofErr w:type="spellStart"/>
+      <w:r>
+        <w:rPr>
+          <w:rFonts w:ascii="Tahoma" w:eastAsia="Tahoma" w:hAnsi="Tahoma" w:cs="Tahoma"/>
           <w:sz w:val="24"/>
           <w:szCs w:val="24"/>
           <w:lang w:val="en-US"/>
         </w:rPr>
         <w:t>Organisasi</w:t>
       </w:r>
+      <w:proofErr w:type="spellEnd"/>
       <w:r>
         <w:tab/>
       </w:r>
@@ -300,7 +314,7 @@
       </w:r>
       <w:r>
         <w:rPr>
-          <w:rFonts w:ascii="Tahoma" w:hAnsi="Tahoma" w:eastAsia="Tahoma" w:cs="Tahoma"/>
+          <w:rFonts w:ascii="Tahoma" w:eastAsia="Tahoma" w:hAnsi="Tahoma" w:cs="Tahoma"/>
           <w:sz w:val="24"/>
           <w:szCs w:val="24"/>
           <w:lang w:val="en-US"/>
@@ -309,7 +323,7 @@
       </w:r>
       <w:r>
         <w:rPr>
-          <w:rFonts w:ascii="Tahoma" w:hAnsi="Tahoma" w:eastAsia="Tahoma" w:cs="Tahoma"/>
+          <w:rFonts w:ascii="Tahoma" w:eastAsia="Tahoma" w:hAnsi="Tahoma" w:cs="Tahoma"/>
           <w:sz w:val="24"/>
           <w:szCs w:val="24"/>
           <w:lang w:val="en-US"/>
@@ -317,11 +331,11 @@
         <w:t>{{org}}</w:t>
       </w:r>
     </w:p>
-    <w:p xmlns:wp14="http://schemas.microsoft.com/office/word/2010/wordml" wp14:textId="15D849C9">
+    <w:p>
       <w:pPr>
         <w:jc w:val="both"/>
         <w:rPr>
-          <w:rFonts w:ascii="Tahoma" w:hAnsi="Tahoma" w:eastAsia="Tahoma" w:cs="Tahoma"/>
+          <w:rFonts w:ascii="Tahoma" w:eastAsia="Tahoma" w:hAnsi="Tahoma" w:cs="Tahoma"/>
           <w:sz w:val="24"/>
           <w:szCs w:val="24"/>
           <w:lang w:val="en-US"/>
@@ -329,22 +343,24 @@
       </w:pPr>
       <w:r>
         <w:rPr>
-          <w:rFonts w:ascii="Tahoma" w:hAnsi="Tahoma" w:eastAsia="Tahoma" w:cs="Tahoma"/>
+          <w:rFonts w:ascii="Tahoma" w:eastAsia="Tahoma" w:hAnsi="Tahoma" w:cs="Tahoma"/>
           <w:sz w:val="24"/>
           <w:szCs w:val="24"/>
           <w:lang w:val="en-US"/>
         </w:rPr>
         <w:t xml:space="preserve">Lokasi </w:t>
       </w:r>
-      <w:r>
-        <w:rPr>
-          <w:rFonts w:ascii="Tahoma" w:hAnsi="Tahoma" w:eastAsia="Tahoma" w:cs="Tahoma"/>
+      <w:proofErr w:type="spellStart"/>
+      <w:r>
+        <w:rPr>
+          <w:rFonts w:ascii="Tahoma" w:eastAsia="Tahoma" w:hAnsi="Tahoma" w:cs="Tahoma"/>
           <w:sz w:val="24"/>
           <w:szCs w:val="24"/>
           <w:lang w:val="en-US"/>
         </w:rPr>
         <w:t>Kerja</w:t>
       </w:r>
+      <w:proofErr w:type="spellEnd"/>
       <w:r>
         <w:tab/>
       </w:r>
@@ -353,7 +369,7 @@
       </w:r>
       <w:r>
         <w:rPr>
-          <w:rFonts w:ascii="Tahoma" w:hAnsi="Tahoma" w:eastAsia="Tahoma" w:cs="Tahoma"/>
+          <w:rFonts w:ascii="Tahoma" w:eastAsia="Tahoma" w:hAnsi="Tahoma" w:cs="Tahoma"/>
           <w:sz w:val="24"/>
           <w:szCs w:val="24"/>
           <w:lang w:val="en-US"/>
@@ -362,26 +378,46 @@
       </w:r>
       <w:r>
         <w:rPr>
-          <w:rFonts w:ascii="Tahoma" w:hAnsi="Tahoma" w:eastAsia="Tahoma" w:cs="Tahoma"/>
-          <w:sz w:val="24"/>
-          <w:szCs w:val="24"/>
-          <w:lang w:val="en-US"/>
-        </w:rPr>
-        <w:t>{{org_lokasi}}</w:t>
+          <w:rFonts w:ascii="Tahoma" w:eastAsia="Tahoma" w:hAnsi="Tahoma" w:cs="Tahoma"/>
+          <w:sz w:val="24"/>
+          <w:szCs w:val="24"/>
+          <w:lang w:val="en-US"/>
+        </w:rPr>
+        <w:t>{{</w:t>
+      </w:r>
+      <w:proofErr w:type="spellStart"/>
+      <w:r>
+        <w:rPr>
+          <w:rFonts w:ascii="Tahoma" w:eastAsia="Tahoma" w:hAnsi="Tahoma" w:cs="Tahoma"/>
+          <w:sz w:val="24"/>
+          <w:szCs w:val="24"/>
+          <w:lang w:val="en-US"/>
+        </w:rPr>
+        <w:t>org_lokasi</w:t>
+      </w:r>
+      <w:proofErr w:type="spellEnd"/>
+      <w:r>
+        <w:rPr>
+          <w:rFonts w:ascii="Tahoma" w:eastAsia="Tahoma" w:hAnsi="Tahoma" w:cs="Tahoma"/>
+          <w:sz w:val="24"/>
+          <w:szCs w:val="24"/>
+          <w:lang w:val="en-US"/>
+        </w:rPr>
+        <w:t>}}</w:t>
       </w:r>
     </w:p>
-    <w:p xmlns:wp14="http://schemas.microsoft.com/office/word/2010/wordml" wp14:textId="04B74997">
+    <w:p>
       <w:pPr>
         <w:jc w:val="both"/>
         <w:rPr>
-          <w:rFonts w:ascii="Tahoma" w:hAnsi="Tahoma" w:eastAsia="Tahoma" w:cs="Tahoma"/>
+          <w:rFonts w:ascii="Tahoma" w:eastAsia="Tahoma" w:hAnsi="Tahoma" w:cs="Tahoma"/>
           <w:sz w:val="24"/>
           <w:szCs w:val="24"/>
         </w:rPr>
       </w:pPr>
       <w:r>
         <w:rPr>
-          <w:rFonts w:ascii="Tahoma" w:hAnsi="Tahoma" w:eastAsia="Tahoma" w:cs="Tahoma"/>
+          <w:rFonts w:ascii="Tahoma" w:eastAsia="Tahoma" w:hAnsi="Tahoma" w:cs="Tahoma"/>
           <w:sz w:val="24"/>
           <w:szCs w:val="24"/>
         </w:rPr>
@@ -398,7 +434,7 @@
       </w:r>
       <w:r>
         <w:rPr>
-          <w:rFonts w:ascii="Tahoma" w:hAnsi="Tahoma" w:eastAsia="Tahoma" w:cs="Tahoma"/>
+          <w:rFonts w:ascii="Tahoma" w:eastAsia="Tahoma" w:hAnsi="Tahoma" w:cs="Tahoma"/>
           <w:sz w:val="24"/>
           <w:szCs w:val="24"/>
         </w:rPr>
@@ -406,111 +442,119 @@
       </w:r>
       <w:r>
         <w:rPr>
-          <w:rFonts w:ascii="Tahoma" w:hAnsi="Tahoma" w:eastAsia="Tahoma" w:cs="Tahoma"/>
+          <w:rFonts w:ascii="Tahoma" w:eastAsia="Tahoma" w:hAnsi="Tahoma" w:cs="Tahoma"/>
           <w:sz w:val="24"/>
           <w:szCs w:val="24"/>
         </w:rPr>
         <w:t>{{email}}</w:t>
       </w:r>
     </w:p>
-    <w:p xmlns:wp14="http://schemas.microsoft.com/office/word/2010/wordml" wp14:textId="77777777">
+    <w:p>
       <w:pPr>
         <w:jc w:val="both"/>
         <w:rPr>
-          <w:rFonts w:ascii="Tahoma" w:hAnsi="Tahoma" w:eastAsia="Tahoma" w:cs="Tahoma"/>
+          <w:rFonts w:ascii="Tahoma" w:eastAsia="Tahoma" w:hAnsi="Tahoma" w:cs="Tahoma"/>
           <w:sz w:val="20"/>
           <w:szCs w:val="20"/>
         </w:rPr>
       </w:pPr>
     </w:p>
-    <w:p xmlns:wp14="http://schemas.microsoft.com/office/word/2010/wordml" wp14:textId="77777777">
+    <w:p>
       <w:pPr>
         <w:ind w:firstLine="720"/>
         <w:jc w:val="both"/>
         <w:rPr>
-          <w:rFonts w:ascii="Tahoma" w:hAnsi="Tahoma" w:eastAsia="Tahoma" w:cs="Tahoma"/>
+          <w:rFonts w:ascii="Tahoma" w:eastAsia="Tahoma" w:hAnsi="Tahoma" w:cs="Tahoma"/>
           <w:sz w:val="24"/>
           <w:szCs w:val="24"/>
           <w:lang w:val="en-US"/>
         </w:rPr>
       </w:pPr>
-      <w:r>
-        <w:rPr>
-          <w:rFonts w:ascii="Tahoma" w:hAnsi="Tahoma" w:eastAsia="Tahoma" w:cs="Tahoma"/>
+      <w:proofErr w:type="spellStart"/>
+      <w:r>
+        <w:rPr>
+          <w:rFonts w:ascii="Tahoma" w:eastAsia="Tahoma" w:hAnsi="Tahoma" w:cs="Tahoma"/>
           <w:sz w:val="24"/>
           <w:szCs w:val="24"/>
           <w:lang w:val="en-US"/>
         </w:rPr>
         <w:t>Sebagai</w:t>
       </w:r>
-      <w:r>
-        <w:rPr>
-          <w:rFonts w:ascii="Tahoma" w:hAnsi="Tahoma" w:eastAsia="Tahoma" w:cs="Tahoma"/>
-          <w:sz w:val="24"/>
-          <w:szCs w:val="24"/>
-          <w:lang w:val="en-US"/>
-        </w:rPr>
-        <w:t xml:space="preserve"> </w:t>
-      </w:r>
-      <w:r>
-        <w:rPr>
-          <w:rFonts w:ascii="Tahoma" w:hAnsi="Tahoma" w:eastAsia="Tahoma" w:cs="Tahoma"/>
+      <w:proofErr w:type="spellEnd"/>
+      <w:r>
+        <w:rPr>
+          <w:rFonts w:ascii="Tahoma" w:eastAsia="Tahoma" w:hAnsi="Tahoma" w:cs="Tahoma"/>
+          <w:sz w:val="24"/>
+          <w:szCs w:val="24"/>
+          <w:lang w:val="en-US"/>
+        </w:rPr>
+        <w:t xml:space="preserve"> </w:t>
+      </w:r>
+      <w:proofErr w:type="spellStart"/>
+      <w:r>
+        <w:rPr>
+          <w:rFonts w:ascii="Tahoma" w:eastAsia="Tahoma" w:hAnsi="Tahoma" w:cs="Tahoma"/>
           <w:sz w:val="24"/>
           <w:szCs w:val="24"/>
           <w:lang w:val="en-US"/>
         </w:rPr>
         <w:t>personil</w:t>
       </w:r>
-      <w:r>
-        <w:rPr>
-          <w:rFonts w:ascii="Tahoma" w:hAnsi="Tahoma" w:eastAsia="Tahoma" w:cs="Tahoma"/>
+      <w:proofErr w:type="spellEnd"/>
+      <w:r>
+        <w:rPr>
+          <w:rFonts w:ascii="Tahoma" w:eastAsia="Tahoma" w:hAnsi="Tahoma" w:cs="Tahoma"/>
           <w:sz w:val="24"/>
           <w:szCs w:val="24"/>
           <w:lang w:val="en-US"/>
         </w:rPr>
         <w:t xml:space="preserve"> yang </w:t>
       </w:r>
-      <w:r>
-        <w:rPr>
-          <w:rFonts w:ascii="Tahoma" w:hAnsi="Tahoma" w:eastAsia="Tahoma" w:cs="Tahoma"/>
+      <w:proofErr w:type="spellStart"/>
+      <w:r>
+        <w:rPr>
+          <w:rFonts w:ascii="Tahoma" w:eastAsia="Tahoma" w:hAnsi="Tahoma" w:cs="Tahoma"/>
           <w:sz w:val="24"/>
           <w:szCs w:val="24"/>
           <w:lang w:val="en-US"/>
         </w:rPr>
         <w:t>diberikan</w:t>
       </w:r>
-      <w:r>
-        <w:rPr>
-          <w:rFonts w:ascii="Tahoma" w:hAnsi="Tahoma" w:eastAsia="Tahoma" w:cs="Tahoma"/>
-          <w:sz w:val="24"/>
-          <w:szCs w:val="24"/>
-          <w:lang w:val="en-US"/>
-        </w:rPr>
-        <w:t xml:space="preserve"> </w:t>
-      </w:r>
-      <w:r>
-        <w:rPr>
-          <w:rFonts w:ascii="Tahoma" w:hAnsi="Tahoma" w:eastAsia="Tahoma" w:cs="Tahoma"/>
+      <w:proofErr w:type="spellEnd"/>
+      <w:r>
+        <w:rPr>
+          <w:rFonts w:ascii="Tahoma" w:eastAsia="Tahoma" w:hAnsi="Tahoma" w:cs="Tahoma"/>
+          <w:sz w:val="24"/>
+          <w:szCs w:val="24"/>
+          <w:lang w:val="en-US"/>
+        </w:rPr>
+        <w:t xml:space="preserve"> </w:t>
+      </w:r>
+      <w:proofErr w:type="spellStart"/>
+      <w:r>
+        <w:rPr>
+          <w:rFonts w:ascii="Tahoma" w:eastAsia="Tahoma" w:hAnsi="Tahoma" w:cs="Tahoma"/>
           <w:sz w:val="24"/>
           <w:szCs w:val="24"/>
           <w:lang w:val="en-US"/>
         </w:rPr>
         <w:t>otoritas</w:t>
       </w:r>
-      <w:r>
-        <w:rPr>
-          <w:rFonts w:ascii="Tahoma" w:hAnsi="Tahoma" w:eastAsia="Tahoma" w:cs="Tahoma"/>
-          <w:sz w:val="24"/>
-          <w:szCs w:val="24"/>
-          <w:lang w:val="en-US"/>
-        </w:rPr>
-        <w:t xml:space="preserve"> </w:t>
-      </w:r>
-      <w:r>
-        <w:rPr>
-          <w:rFonts w:ascii="Tahoma" w:hAnsi="Tahoma" w:eastAsia="Tahoma" w:cs="Tahoma"/>
-          <w:i w:val="1"/>
-          <w:iCs w:val="1"/>
+      <w:proofErr w:type="spellEnd"/>
+      <w:r>
+        <w:rPr>
+          <w:rFonts w:ascii="Tahoma" w:eastAsia="Tahoma" w:hAnsi="Tahoma" w:cs="Tahoma"/>
+          <w:sz w:val="24"/>
+          <w:szCs w:val="24"/>
+          <w:lang w:val="en-US"/>
+        </w:rPr>
+        <w:t xml:space="preserve"> </w:t>
+      </w:r>
+      <w:r>
+        <w:rPr>
+          <w:rFonts w:ascii="Tahoma" w:eastAsia="Tahoma" w:hAnsi="Tahoma" w:cs="Tahoma"/>
+          <w:i/>
+          <w:iCs/>
           <w:sz w:val="24"/>
           <w:szCs w:val="24"/>
           <w:lang w:val="en-US"/>
@@ -519,36 +563,38 @@
       </w:r>
       <w:r>
         <w:rPr>
-          <w:rFonts w:ascii="Tahoma" w:hAnsi="Tahoma" w:eastAsia="Tahoma" w:cs="Tahoma"/>
-          <w:sz w:val="24"/>
-          <w:szCs w:val="24"/>
-          <w:lang w:val="en-US"/>
-        </w:rPr>
-        <w:t xml:space="preserve"> </w:t>
-      </w:r>
-      <w:r>
-        <w:rPr>
-          <w:rFonts w:ascii="Tahoma" w:hAnsi="Tahoma" w:eastAsia="Tahoma" w:cs="Tahoma"/>
+          <w:rFonts w:ascii="Tahoma" w:eastAsia="Tahoma" w:hAnsi="Tahoma" w:cs="Tahoma"/>
+          <w:sz w:val="24"/>
+          <w:szCs w:val="24"/>
+          <w:lang w:val="en-US"/>
+        </w:rPr>
+        <w:t xml:space="preserve"> </w:t>
+      </w:r>
+      <w:proofErr w:type="spellStart"/>
+      <w:r>
+        <w:rPr>
+          <w:rFonts w:ascii="Tahoma" w:eastAsia="Tahoma" w:hAnsi="Tahoma" w:cs="Tahoma"/>
           <w:sz w:val="24"/>
           <w:szCs w:val="24"/>
           <w:lang w:val="en-US"/>
         </w:rPr>
         <w:t>dari</w:t>
       </w:r>
-      <w:r>
-        <w:rPr>
-          <w:rFonts w:ascii="Tahoma" w:hAnsi="Tahoma" w:eastAsia="Tahoma" w:cs="Tahoma"/>
-          <w:sz w:val="24"/>
-          <w:szCs w:val="24"/>
-          <w:lang w:val="en-US"/>
-        </w:rPr>
-        <w:t xml:space="preserve"> </w:t>
-      </w:r>
-      <w:r>
-        <w:rPr>
-          <w:rFonts w:ascii="Tahoma" w:hAnsi="Tahoma" w:eastAsia="Tahoma" w:cs="Tahoma"/>
-          <w:i w:val="1"/>
-          <w:iCs w:val="1"/>
+      <w:proofErr w:type="spellEnd"/>
+      <w:r>
+        <w:rPr>
+          <w:rFonts w:ascii="Tahoma" w:eastAsia="Tahoma" w:hAnsi="Tahoma" w:cs="Tahoma"/>
+          <w:sz w:val="24"/>
+          <w:szCs w:val="24"/>
+          <w:lang w:val="en-US"/>
+        </w:rPr>
+        <w:t xml:space="preserve"> </w:t>
+      </w:r>
+      <w:r>
+        <w:rPr>
+          <w:rFonts w:ascii="Tahoma" w:eastAsia="Tahoma" w:hAnsi="Tahoma" w:cs="Tahoma"/>
+          <w:i/>
+          <w:iCs/>
           <w:sz w:val="24"/>
           <w:szCs w:val="24"/>
           <w:lang w:val="en-US"/>
@@ -557,43 +603,47 @@
       </w:r>
       <w:r>
         <w:rPr>
-          <w:rFonts w:ascii="Tahoma" w:hAnsi="Tahoma" w:eastAsia="Tahoma" w:cs="Tahoma"/>
-          <w:sz w:val="24"/>
-          <w:szCs w:val="24"/>
-          <w:lang w:val="en-US"/>
-        </w:rPr>
-        <w:t xml:space="preserve"> </w:t>
-      </w:r>
-      <w:r>
-        <w:rPr>
-          <w:rFonts w:ascii="Tahoma" w:hAnsi="Tahoma" w:eastAsia="Tahoma" w:cs="Tahoma"/>
+          <w:rFonts w:ascii="Tahoma" w:eastAsia="Tahoma" w:hAnsi="Tahoma" w:cs="Tahoma"/>
+          <w:sz w:val="24"/>
+          <w:szCs w:val="24"/>
+          <w:lang w:val="en-US"/>
+        </w:rPr>
+        <w:t xml:space="preserve"> </w:t>
+      </w:r>
+      <w:proofErr w:type="spellStart"/>
+      <w:r>
+        <w:rPr>
+          <w:rFonts w:ascii="Tahoma" w:eastAsia="Tahoma" w:hAnsi="Tahoma" w:cs="Tahoma"/>
           <w:sz w:val="24"/>
           <w:szCs w:val="24"/>
           <w:lang w:val="en-US"/>
         </w:rPr>
         <w:t>untuk</w:t>
       </w:r>
-      <w:r>
-        <w:rPr>
-          <w:rFonts w:ascii="Tahoma" w:hAnsi="Tahoma" w:eastAsia="Tahoma" w:cs="Tahoma"/>
-          <w:sz w:val="24"/>
-          <w:szCs w:val="24"/>
-          <w:lang w:val="en-US"/>
-        </w:rPr>
-        <w:t xml:space="preserve"> </w:t>
-      </w:r>
-      <w:r>
-        <w:rPr>
-          <w:rFonts w:ascii="Tahoma" w:hAnsi="Tahoma" w:eastAsia="Tahoma" w:cs="Tahoma"/>
+      <w:proofErr w:type="spellEnd"/>
+      <w:r>
+        <w:rPr>
+          <w:rFonts w:ascii="Tahoma" w:eastAsia="Tahoma" w:hAnsi="Tahoma" w:cs="Tahoma"/>
+          <w:sz w:val="24"/>
+          <w:szCs w:val="24"/>
+          <w:lang w:val="en-US"/>
+        </w:rPr>
+        <w:t xml:space="preserve"> </w:t>
+      </w:r>
+      <w:proofErr w:type="spellStart"/>
+      <w:r>
+        <w:rPr>
+          <w:rFonts w:ascii="Tahoma" w:eastAsia="Tahoma" w:hAnsi="Tahoma" w:cs="Tahoma"/>
           <w:sz w:val="24"/>
           <w:szCs w:val="24"/>
           <w:lang w:val="en-US"/>
         </w:rPr>
         <w:t>mengakses</w:t>
       </w:r>
-      <w:r>
-        <w:rPr>
-          <w:rFonts w:ascii="Tahoma" w:hAnsi="Tahoma" w:eastAsia="Tahoma" w:cs="Tahoma"/>
+      <w:proofErr w:type="spellEnd"/>
+      <w:r>
+        <w:rPr>
+          <w:rFonts w:ascii="Tahoma" w:eastAsia="Tahoma" w:hAnsi="Tahoma" w:cs="Tahoma"/>
           <w:sz w:val="24"/>
           <w:szCs w:val="24"/>
           <w:lang w:val="en-US"/>
@@ -602,9 +652,9 @@
       </w:r>
       <w:r>
         <w:rPr>
-          <w:rFonts w:ascii="Tahoma" w:hAnsi="Tahoma" w:eastAsia="Tahoma" w:cs="Tahoma"/>
-          <w:i w:val="1"/>
-          <w:iCs w:val="1"/>
+          <w:rFonts w:ascii="Tahoma" w:eastAsia="Tahoma" w:hAnsi="Tahoma" w:cs="Tahoma"/>
+          <w:i/>
+          <w:iCs/>
           <w:sz w:val="24"/>
           <w:szCs w:val="24"/>
           <w:lang w:val="en-US"/>
@@ -613,277 +663,307 @@
       </w:r>
       <w:r>
         <w:rPr>
-          <w:rFonts w:ascii="Tahoma" w:hAnsi="Tahoma" w:eastAsia="Tahoma" w:cs="Tahoma"/>
+          <w:rFonts w:ascii="Tahoma" w:eastAsia="Tahoma" w:hAnsi="Tahoma" w:cs="Tahoma"/>
           <w:sz w:val="24"/>
           <w:szCs w:val="24"/>
           <w:lang w:val="en-US"/>
         </w:rPr>
         <w:t xml:space="preserve">, </w:t>
       </w:r>
-      <w:r>
-        <w:rPr>
-          <w:rFonts w:ascii="Tahoma" w:hAnsi="Tahoma" w:eastAsia="Tahoma" w:cs="Tahoma"/>
+      <w:proofErr w:type="spellStart"/>
+      <w:r>
+        <w:rPr>
+          <w:rFonts w:ascii="Tahoma" w:eastAsia="Tahoma" w:hAnsi="Tahoma" w:cs="Tahoma"/>
           <w:sz w:val="24"/>
           <w:szCs w:val="24"/>
           <w:lang w:val="en-US"/>
         </w:rPr>
         <w:t>maka</w:t>
       </w:r>
-      <w:r>
-        <w:rPr>
-          <w:rFonts w:ascii="Tahoma" w:hAnsi="Tahoma" w:eastAsia="Tahoma" w:cs="Tahoma"/>
-          <w:sz w:val="24"/>
-          <w:szCs w:val="24"/>
-          <w:lang w:val="en-US"/>
-        </w:rPr>
-        <w:t xml:space="preserve"> </w:t>
-      </w:r>
-      <w:r>
-        <w:rPr>
-          <w:rFonts w:ascii="Tahoma" w:hAnsi="Tahoma" w:eastAsia="Tahoma" w:cs="Tahoma"/>
+      <w:proofErr w:type="spellEnd"/>
+      <w:r>
+        <w:rPr>
+          <w:rFonts w:ascii="Tahoma" w:eastAsia="Tahoma" w:hAnsi="Tahoma" w:cs="Tahoma"/>
+          <w:sz w:val="24"/>
+          <w:szCs w:val="24"/>
+          <w:lang w:val="en-US"/>
+        </w:rPr>
+        <w:t xml:space="preserve"> </w:t>
+      </w:r>
+      <w:proofErr w:type="spellStart"/>
+      <w:r>
+        <w:rPr>
+          <w:rFonts w:ascii="Tahoma" w:eastAsia="Tahoma" w:hAnsi="Tahoma" w:cs="Tahoma"/>
           <w:sz w:val="24"/>
           <w:szCs w:val="24"/>
           <w:lang w:val="en-US"/>
         </w:rPr>
         <w:t>saya</w:t>
       </w:r>
-      <w:r>
-        <w:rPr>
-          <w:rFonts w:ascii="Tahoma" w:hAnsi="Tahoma" w:eastAsia="Tahoma" w:cs="Tahoma"/>
-          <w:sz w:val="24"/>
-          <w:szCs w:val="24"/>
-          <w:lang w:val="en-US"/>
-        </w:rPr>
-        <w:t xml:space="preserve"> </w:t>
-      </w:r>
-      <w:r>
-        <w:rPr>
-          <w:rFonts w:ascii="Tahoma" w:hAnsi="Tahoma" w:eastAsia="Tahoma" w:cs="Tahoma"/>
+      <w:proofErr w:type="spellEnd"/>
+      <w:r>
+        <w:rPr>
+          <w:rFonts w:ascii="Tahoma" w:eastAsia="Tahoma" w:hAnsi="Tahoma" w:cs="Tahoma"/>
+          <w:sz w:val="24"/>
+          <w:szCs w:val="24"/>
+          <w:lang w:val="en-US"/>
+        </w:rPr>
+        <w:t xml:space="preserve"> </w:t>
+      </w:r>
+      <w:proofErr w:type="spellStart"/>
+      <w:r>
+        <w:rPr>
+          <w:rFonts w:ascii="Tahoma" w:eastAsia="Tahoma" w:hAnsi="Tahoma" w:cs="Tahoma"/>
           <w:sz w:val="24"/>
           <w:szCs w:val="24"/>
           <w:lang w:val="en-US"/>
         </w:rPr>
         <w:t>akan</w:t>
       </w:r>
-      <w:r>
-        <w:rPr>
-          <w:rFonts w:ascii="Tahoma" w:hAnsi="Tahoma" w:eastAsia="Tahoma" w:cs="Tahoma"/>
-          <w:sz w:val="24"/>
-          <w:szCs w:val="24"/>
-          <w:lang w:val="en-US"/>
-        </w:rPr>
-        <w:t xml:space="preserve"> </w:t>
-      </w:r>
-      <w:r>
-        <w:rPr>
-          <w:rFonts w:ascii="Tahoma" w:hAnsi="Tahoma" w:eastAsia="Tahoma" w:cs="Tahoma"/>
+      <w:proofErr w:type="spellEnd"/>
+      <w:r>
+        <w:rPr>
+          <w:rFonts w:ascii="Tahoma" w:eastAsia="Tahoma" w:hAnsi="Tahoma" w:cs="Tahoma"/>
+          <w:sz w:val="24"/>
+          <w:szCs w:val="24"/>
+          <w:lang w:val="en-US"/>
+        </w:rPr>
+        <w:t xml:space="preserve"> </w:t>
+      </w:r>
+      <w:proofErr w:type="spellStart"/>
+      <w:r>
+        <w:rPr>
+          <w:rFonts w:ascii="Tahoma" w:eastAsia="Tahoma" w:hAnsi="Tahoma" w:cs="Tahoma"/>
           <w:sz w:val="24"/>
           <w:szCs w:val="24"/>
           <w:lang w:val="en-US"/>
         </w:rPr>
         <w:t>selalu</w:t>
       </w:r>
-      <w:r>
-        <w:rPr>
-          <w:rFonts w:ascii="Tahoma" w:hAnsi="Tahoma" w:eastAsia="Tahoma" w:cs="Tahoma"/>
-          <w:sz w:val="24"/>
-          <w:szCs w:val="24"/>
-          <w:lang w:val="en-US"/>
-        </w:rPr>
-        <w:t xml:space="preserve"> </w:t>
-      </w:r>
-      <w:r>
-        <w:rPr>
-          <w:rFonts w:ascii="Tahoma" w:hAnsi="Tahoma" w:eastAsia="Tahoma" w:cs="Tahoma"/>
+      <w:proofErr w:type="spellEnd"/>
+      <w:r>
+        <w:rPr>
+          <w:rFonts w:ascii="Tahoma" w:eastAsia="Tahoma" w:hAnsi="Tahoma" w:cs="Tahoma"/>
+          <w:sz w:val="24"/>
+          <w:szCs w:val="24"/>
+          <w:lang w:val="en-US"/>
+        </w:rPr>
+        <w:t xml:space="preserve"> </w:t>
+      </w:r>
+      <w:proofErr w:type="spellStart"/>
+      <w:r>
+        <w:rPr>
+          <w:rFonts w:ascii="Tahoma" w:eastAsia="Tahoma" w:hAnsi="Tahoma" w:cs="Tahoma"/>
           <w:sz w:val="24"/>
           <w:szCs w:val="24"/>
           <w:lang w:val="en-US"/>
         </w:rPr>
         <w:t>menjaga</w:t>
       </w:r>
-      <w:r>
-        <w:rPr>
-          <w:rFonts w:ascii="Tahoma" w:hAnsi="Tahoma" w:eastAsia="Tahoma" w:cs="Tahoma"/>
-          <w:sz w:val="24"/>
-          <w:szCs w:val="24"/>
-          <w:lang w:val="en-US"/>
-        </w:rPr>
-        <w:t xml:space="preserve"> </w:t>
-      </w:r>
-      <w:r>
-        <w:rPr>
-          <w:rFonts w:ascii="Tahoma" w:hAnsi="Tahoma" w:eastAsia="Tahoma" w:cs="Tahoma"/>
+      <w:proofErr w:type="spellEnd"/>
+      <w:r>
+        <w:rPr>
+          <w:rFonts w:ascii="Tahoma" w:eastAsia="Tahoma" w:hAnsi="Tahoma" w:cs="Tahoma"/>
+          <w:sz w:val="24"/>
+          <w:szCs w:val="24"/>
+          <w:lang w:val="en-US"/>
+        </w:rPr>
+        <w:t xml:space="preserve"> </w:t>
+      </w:r>
+      <w:proofErr w:type="spellStart"/>
+      <w:r>
+        <w:rPr>
+          <w:rFonts w:ascii="Tahoma" w:eastAsia="Tahoma" w:hAnsi="Tahoma" w:cs="Tahoma"/>
           <w:sz w:val="24"/>
           <w:szCs w:val="24"/>
           <w:lang w:val="en-US"/>
         </w:rPr>
         <w:t>kerahasiaan</w:t>
       </w:r>
-      <w:r>
-        <w:rPr>
-          <w:rFonts w:ascii="Tahoma" w:hAnsi="Tahoma" w:eastAsia="Tahoma" w:cs="Tahoma"/>
+      <w:proofErr w:type="spellEnd"/>
+      <w:r>
+        <w:rPr>
+          <w:rFonts w:ascii="Tahoma" w:eastAsia="Tahoma" w:hAnsi="Tahoma" w:cs="Tahoma"/>
           <w:sz w:val="24"/>
           <w:szCs w:val="24"/>
           <w:lang w:val="en-US"/>
         </w:rPr>
         <w:t xml:space="preserve"> yang </w:t>
       </w:r>
-      <w:r>
-        <w:rPr>
-          <w:rFonts w:ascii="Tahoma" w:hAnsi="Tahoma" w:eastAsia="Tahoma" w:cs="Tahoma"/>
+      <w:proofErr w:type="spellStart"/>
+      <w:r>
+        <w:rPr>
+          <w:rFonts w:ascii="Tahoma" w:eastAsia="Tahoma" w:hAnsi="Tahoma" w:cs="Tahoma"/>
           <w:sz w:val="24"/>
           <w:szCs w:val="24"/>
           <w:lang w:val="en-US"/>
         </w:rPr>
         <w:t>saya</w:t>
       </w:r>
-      <w:r>
-        <w:rPr>
-          <w:rFonts w:ascii="Tahoma" w:hAnsi="Tahoma" w:eastAsia="Tahoma" w:cs="Tahoma"/>
-          <w:sz w:val="24"/>
-          <w:szCs w:val="24"/>
-          <w:lang w:val="en-US"/>
-        </w:rPr>
-        <w:t xml:space="preserve"> </w:t>
-      </w:r>
-      <w:r>
-        <w:rPr>
-          <w:rFonts w:ascii="Tahoma" w:hAnsi="Tahoma" w:eastAsia="Tahoma" w:cs="Tahoma"/>
+      <w:proofErr w:type="spellEnd"/>
+      <w:r>
+        <w:rPr>
+          <w:rFonts w:ascii="Tahoma" w:eastAsia="Tahoma" w:hAnsi="Tahoma" w:cs="Tahoma"/>
+          <w:sz w:val="24"/>
+          <w:szCs w:val="24"/>
+          <w:lang w:val="en-US"/>
+        </w:rPr>
+        <w:t xml:space="preserve"> </w:t>
+      </w:r>
+      <w:proofErr w:type="spellStart"/>
+      <w:r>
+        <w:rPr>
+          <w:rFonts w:ascii="Tahoma" w:eastAsia="Tahoma" w:hAnsi="Tahoma" w:cs="Tahoma"/>
           <w:sz w:val="24"/>
           <w:szCs w:val="24"/>
           <w:lang w:val="en-US"/>
         </w:rPr>
         <w:t>ketahui</w:t>
       </w:r>
-      <w:r>
-        <w:rPr>
-          <w:rFonts w:ascii="Tahoma" w:hAnsi="Tahoma" w:eastAsia="Tahoma" w:cs="Tahoma"/>
-          <w:sz w:val="24"/>
-          <w:szCs w:val="24"/>
-          <w:lang w:val="en-US"/>
-        </w:rPr>
-        <w:t xml:space="preserve"> </w:t>
-      </w:r>
-      <w:r>
-        <w:rPr>
-          <w:rFonts w:ascii="Tahoma" w:hAnsi="Tahoma" w:eastAsia="Tahoma" w:cs="Tahoma"/>
+      <w:proofErr w:type="spellEnd"/>
+      <w:r>
+        <w:rPr>
+          <w:rFonts w:ascii="Tahoma" w:eastAsia="Tahoma" w:hAnsi="Tahoma" w:cs="Tahoma"/>
+          <w:sz w:val="24"/>
+          <w:szCs w:val="24"/>
+          <w:lang w:val="en-US"/>
+        </w:rPr>
+        <w:t xml:space="preserve"> </w:t>
+      </w:r>
+      <w:proofErr w:type="spellStart"/>
+      <w:r>
+        <w:rPr>
+          <w:rFonts w:ascii="Tahoma" w:eastAsia="Tahoma" w:hAnsi="Tahoma" w:cs="Tahoma"/>
           <w:sz w:val="24"/>
           <w:szCs w:val="24"/>
           <w:lang w:val="en-US"/>
         </w:rPr>
         <w:t>sehubungan</w:t>
       </w:r>
-      <w:r>
-        <w:rPr>
-          <w:rFonts w:ascii="Tahoma" w:hAnsi="Tahoma" w:eastAsia="Tahoma" w:cs="Tahoma"/>
-          <w:sz w:val="24"/>
-          <w:szCs w:val="24"/>
-          <w:lang w:val="en-US"/>
-        </w:rPr>
-        <w:t xml:space="preserve"> </w:t>
-      </w:r>
-      <w:r>
-        <w:rPr>
-          <w:rFonts w:ascii="Tahoma" w:hAnsi="Tahoma" w:eastAsia="Tahoma" w:cs="Tahoma"/>
+      <w:proofErr w:type="spellEnd"/>
+      <w:r>
+        <w:rPr>
+          <w:rFonts w:ascii="Tahoma" w:eastAsia="Tahoma" w:hAnsi="Tahoma" w:cs="Tahoma"/>
+          <w:sz w:val="24"/>
+          <w:szCs w:val="24"/>
+          <w:lang w:val="en-US"/>
+        </w:rPr>
+        <w:t xml:space="preserve"> </w:t>
+      </w:r>
+      <w:proofErr w:type="spellStart"/>
+      <w:r>
+        <w:rPr>
+          <w:rFonts w:ascii="Tahoma" w:eastAsia="Tahoma" w:hAnsi="Tahoma" w:cs="Tahoma"/>
           <w:sz w:val="24"/>
           <w:szCs w:val="24"/>
           <w:lang w:val="en-US"/>
         </w:rPr>
         <w:t>dengan</w:t>
       </w:r>
-      <w:r>
-        <w:rPr>
-          <w:rFonts w:ascii="Tahoma" w:hAnsi="Tahoma" w:eastAsia="Tahoma" w:cs="Tahoma"/>
-          <w:sz w:val="24"/>
-          <w:szCs w:val="24"/>
-          <w:lang w:val="en-US"/>
-        </w:rPr>
-        <w:t xml:space="preserve"> </w:t>
-      </w:r>
-      <w:r>
-        <w:rPr>
-          <w:rFonts w:ascii="Tahoma" w:hAnsi="Tahoma" w:eastAsia="Tahoma" w:cs="Tahoma"/>
+      <w:proofErr w:type="spellEnd"/>
+      <w:r>
+        <w:rPr>
+          <w:rFonts w:ascii="Tahoma" w:eastAsia="Tahoma" w:hAnsi="Tahoma" w:cs="Tahoma"/>
+          <w:sz w:val="24"/>
+          <w:szCs w:val="24"/>
+          <w:lang w:val="en-US"/>
+        </w:rPr>
+        <w:t xml:space="preserve"> </w:t>
+      </w:r>
+      <w:proofErr w:type="spellStart"/>
+      <w:r>
+        <w:rPr>
+          <w:rFonts w:ascii="Tahoma" w:eastAsia="Tahoma" w:hAnsi="Tahoma" w:cs="Tahoma"/>
           <w:sz w:val="24"/>
           <w:szCs w:val="24"/>
           <w:lang w:val="en-US"/>
         </w:rPr>
         <w:t>kewenangan</w:t>
       </w:r>
-      <w:r>
-        <w:rPr>
-          <w:rFonts w:ascii="Tahoma" w:hAnsi="Tahoma" w:eastAsia="Tahoma" w:cs="Tahoma"/>
+      <w:proofErr w:type="spellEnd"/>
+      <w:r>
+        <w:rPr>
+          <w:rFonts w:ascii="Tahoma" w:eastAsia="Tahoma" w:hAnsi="Tahoma" w:cs="Tahoma"/>
           <w:sz w:val="24"/>
           <w:szCs w:val="24"/>
           <w:lang w:val="en-US"/>
         </w:rPr>
         <w:t>/</w:t>
       </w:r>
-      <w:r>
-        <w:rPr>
-          <w:rFonts w:ascii="Tahoma" w:hAnsi="Tahoma" w:eastAsia="Tahoma" w:cs="Tahoma"/>
+      <w:proofErr w:type="spellStart"/>
+      <w:r>
+        <w:rPr>
+          <w:rFonts w:ascii="Tahoma" w:eastAsia="Tahoma" w:hAnsi="Tahoma" w:cs="Tahoma"/>
           <w:sz w:val="24"/>
           <w:szCs w:val="24"/>
           <w:lang w:val="en-US"/>
         </w:rPr>
         <w:t>otoritas</w:t>
       </w:r>
-      <w:r>
-        <w:rPr>
-          <w:rFonts w:ascii="Tahoma" w:hAnsi="Tahoma" w:eastAsia="Tahoma" w:cs="Tahoma"/>
+      <w:proofErr w:type="spellEnd"/>
+      <w:r>
+        <w:rPr>
+          <w:rFonts w:ascii="Tahoma" w:eastAsia="Tahoma" w:hAnsi="Tahoma" w:cs="Tahoma"/>
           <w:sz w:val="24"/>
           <w:szCs w:val="24"/>
           <w:lang w:val="en-US"/>
         </w:rPr>
         <w:t xml:space="preserve"> yang </w:t>
       </w:r>
-      <w:r>
-        <w:rPr>
-          <w:rFonts w:ascii="Tahoma" w:hAnsi="Tahoma" w:eastAsia="Tahoma" w:cs="Tahoma"/>
+      <w:proofErr w:type="spellStart"/>
+      <w:r>
+        <w:rPr>
+          <w:rFonts w:ascii="Tahoma" w:eastAsia="Tahoma" w:hAnsi="Tahoma" w:cs="Tahoma"/>
           <w:sz w:val="24"/>
           <w:szCs w:val="24"/>
           <w:lang w:val="en-US"/>
         </w:rPr>
         <w:t>diberikan</w:t>
       </w:r>
-      <w:r>
-        <w:rPr>
-          <w:rFonts w:ascii="Tahoma" w:hAnsi="Tahoma" w:eastAsia="Tahoma" w:cs="Tahoma"/>
-          <w:sz w:val="24"/>
-          <w:szCs w:val="24"/>
-          <w:lang w:val="en-US"/>
-        </w:rPr>
-        <w:t xml:space="preserve"> </w:t>
-      </w:r>
-      <w:r>
-        <w:rPr>
-          <w:rFonts w:ascii="Tahoma" w:hAnsi="Tahoma" w:eastAsia="Tahoma" w:cs="Tahoma"/>
+      <w:proofErr w:type="spellEnd"/>
+      <w:r>
+        <w:rPr>
+          <w:rFonts w:ascii="Tahoma" w:eastAsia="Tahoma" w:hAnsi="Tahoma" w:cs="Tahoma"/>
+          <w:sz w:val="24"/>
+          <w:szCs w:val="24"/>
+          <w:lang w:val="en-US"/>
+        </w:rPr>
+        <w:t xml:space="preserve"> </w:t>
+      </w:r>
+      <w:proofErr w:type="spellStart"/>
+      <w:r>
+        <w:rPr>
+          <w:rFonts w:ascii="Tahoma" w:eastAsia="Tahoma" w:hAnsi="Tahoma" w:cs="Tahoma"/>
           <w:sz w:val="24"/>
           <w:szCs w:val="24"/>
           <w:lang w:val="en-US"/>
         </w:rPr>
         <w:t>kepada</w:t>
       </w:r>
-      <w:r>
-        <w:rPr>
-          <w:rFonts w:ascii="Tahoma" w:hAnsi="Tahoma" w:eastAsia="Tahoma" w:cs="Tahoma"/>
-          <w:sz w:val="24"/>
-          <w:szCs w:val="24"/>
-          <w:lang w:val="en-US"/>
-        </w:rPr>
-        <w:t xml:space="preserve"> </w:t>
-      </w:r>
-      <w:r>
-        <w:rPr>
-          <w:rFonts w:ascii="Tahoma" w:hAnsi="Tahoma" w:eastAsia="Tahoma" w:cs="Tahoma"/>
+      <w:proofErr w:type="spellEnd"/>
+      <w:r>
+        <w:rPr>
+          <w:rFonts w:ascii="Tahoma" w:eastAsia="Tahoma" w:hAnsi="Tahoma" w:cs="Tahoma"/>
+          <w:sz w:val="24"/>
+          <w:szCs w:val="24"/>
+          <w:lang w:val="en-US"/>
+        </w:rPr>
+        <w:t xml:space="preserve"> </w:t>
+      </w:r>
+      <w:proofErr w:type="spellStart"/>
+      <w:r>
+        <w:rPr>
+          <w:rFonts w:ascii="Tahoma" w:eastAsia="Tahoma" w:hAnsi="Tahoma" w:cs="Tahoma"/>
           <w:sz w:val="24"/>
           <w:szCs w:val="24"/>
           <w:lang w:val="en-US"/>
         </w:rPr>
         <w:t>saya</w:t>
       </w:r>
-      <w:r>
-        <w:rPr>
-          <w:rFonts w:ascii="Tahoma" w:hAnsi="Tahoma" w:eastAsia="Tahoma" w:cs="Tahoma"/>
+      <w:proofErr w:type="spellEnd"/>
+      <w:r>
+        <w:rPr>
+          <w:rFonts w:ascii="Tahoma" w:eastAsia="Tahoma" w:hAnsi="Tahoma" w:cs="Tahoma"/>
           <w:sz w:val="24"/>
           <w:szCs w:val="24"/>
           <w:lang w:val="en-US"/>
@@ -891,93 +971,101 @@
         <w:t>.</w:t>
       </w:r>
     </w:p>
-    <w:p xmlns:wp14="http://schemas.microsoft.com/office/word/2010/wordml" wp14:textId="77777777">
+    <w:p>
       <w:pPr>
         <w:jc w:val="both"/>
         <w:rPr>
-          <w:rFonts w:ascii="Tahoma" w:hAnsi="Tahoma" w:eastAsia="Tahoma" w:cs="Tahoma"/>
+          <w:rFonts w:ascii="Tahoma" w:eastAsia="Tahoma" w:hAnsi="Tahoma" w:cs="Tahoma"/>
           <w:sz w:val="20"/>
           <w:szCs w:val="20"/>
         </w:rPr>
       </w:pPr>
     </w:p>
-    <w:p xmlns:wp14="http://schemas.microsoft.com/office/word/2010/wordml" wp14:textId="77777777">
+    <w:p>
       <w:pPr>
         <w:ind w:firstLine="720"/>
         <w:jc w:val="both"/>
         <w:rPr>
-          <w:rFonts w:ascii="Tahoma" w:hAnsi="Tahoma" w:eastAsia="Tahoma" w:cs="Tahoma"/>
+          <w:rFonts w:ascii="Tahoma" w:eastAsia="Tahoma" w:hAnsi="Tahoma" w:cs="Tahoma"/>
           <w:sz w:val="24"/>
           <w:szCs w:val="24"/>
           <w:lang w:val="en-US"/>
         </w:rPr>
       </w:pPr>
-      <w:r>
-        <w:rPr>
-          <w:rFonts w:ascii="Tahoma" w:hAnsi="Tahoma" w:eastAsia="Tahoma" w:cs="Tahoma"/>
+      <w:proofErr w:type="spellStart"/>
+      <w:r>
+        <w:rPr>
+          <w:rFonts w:ascii="Tahoma" w:eastAsia="Tahoma" w:hAnsi="Tahoma" w:cs="Tahoma"/>
           <w:sz w:val="24"/>
           <w:szCs w:val="24"/>
           <w:lang w:val="en-US"/>
         </w:rPr>
         <w:t>Apabila</w:t>
       </w:r>
-      <w:r>
-        <w:rPr>
-          <w:rFonts w:ascii="Tahoma" w:hAnsi="Tahoma" w:eastAsia="Tahoma" w:cs="Tahoma"/>
-          <w:sz w:val="24"/>
-          <w:szCs w:val="24"/>
-          <w:lang w:val="en-US"/>
-        </w:rPr>
-        <w:t xml:space="preserve"> </w:t>
-      </w:r>
-      <w:r>
-        <w:rPr>
-          <w:rFonts w:ascii="Tahoma" w:hAnsi="Tahoma" w:eastAsia="Tahoma" w:cs="Tahoma"/>
+      <w:proofErr w:type="spellEnd"/>
+      <w:r>
+        <w:rPr>
+          <w:rFonts w:ascii="Tahoma" w:eastAsia="Tahoma" w:hAnsi="Tahoma" w:cs="Tahoma"/>
+          <w:sz w:val="24"/>
+          <w:szCs w:val="24"/>
+          <w:lang w:val="en-US"/>
+        </w:rPr>
+        <w:t xml:space="preserve"> </w:t>
+      </w:r>
+      <w:proofErr w:type="spellStart"/>
+      <w:r>
+        <w:rPr>
+          <w:rFonts w:ascii="Tahoma" w:eastAsia="Tahoma" w:hAnsi="Tahoma" w:cs="Tahoma"/>
           <w:sz w:val="24"/>
           <w:szCs w:val="24"/>
           <w:lang w:val="en-US"/>
         </w:rPr>
         <w:t>saya</w:t>
       </w:r>
-      <w:r>
-        <w:rPr>
-          <w:rFonts w:ascii="Tahoma" w:hAnsi="Tahoma" w:eastAsia="Tahoma" w:cs="Tahoma"/>
-          <w:sz w:val="24"/>
-          <w:szCs w:val="24"/>
-          <w:lang w:val="en-US"/>
-        </w:rPr>
-        <w:t xml:space="preserve"> </w:t>
-      </w:r>
-      <w:r>
-        <w:rPr>
-          <w:rFonts w:ascii="Tahoma" w:hAnsi="Tahoma" w:eastAsia="Tahoma" w:cs="Tahoma"/>
+      <w:proofErr w:type="spellEnd"/>
+      <w:r>
+        <w:rPr>
+          <w:rFonts w:ascii="Tahoma" w:eastAsia="Tahoma" w:hAnsi="Tahoma" w:cs="Tahoma"/>
+          <w:sz w:val="24"/>
+          <w:szCs w:val="24"/>
+          <w:lang w:val="en-US"/>
+        </w:rPr>
+        <w:t xml:space="preserve"> </w:t>
+      </w:r>
+      <w:proofErr w:type="spellStart"/>
+      <w:r>
+        <w:rPr>
+          <w:rFonts w:ascii="Tahoma" w:eastAsia="Tahoma" w:hAnsi="Tahoma" w:cs="Tahoma"/>
           <w:sz w:val="24"/>
           <w:szCs w:val="24"/>
           <w:lang w:val="en-US"/>
         </w:rPr>
         <w:t>terbukti</w:t>
       </w:r>
-      <w:r>
-        <w:rPr>
-          <w:rFonts w:ascii="Tahoma" w:hAnsi="Tahoma" w:eastAsia="Tahoma" w:cs="Tahoma"/>
-          <w:sz w:val="24"/>
-          <w:szCs w:val="24"/>
-          <w:lang w:val="en-US"/>
-        </w:rPr>
-        <w:t xml:space="preserve"> </w:t>
-      </w:r>
-      <w:r>
-        <w:rPr>
-          <w:rFonts w:ascii="Tahoma" w:hAnsi="Tahoma" w:eastAsia="Tahoma" w:cs="Tahoma"/>
+      <w:proofErr w:type="spellEnd"/>
+      <w:r>
+        <w:rPr>
+          <w:rFonts w:ascii="Tahoma" w:eastAsia="Tahoma" w:hAnsi="Tahoma" w:cs="Tahoma"/>
+          <w:sz w:val="24"/>
+          <w:szCs w:val="24"/>
+          <w:lang w:val="en-US"/>
+        </w:rPr>
+        <w:t xml:space="preserve"> </w:t>
+      </w:r>
+      <w:proofErr w:type="spellStart"/>
+      <w:r>
+        <w:rPr>
+          <w:rFonts w:ascii="Tahoma" w:eastAsia="Tahoma" w:hAnsi="Tahoma" w:cs="Tahoma"/>
           <w:sz w:val="24"/>
           <w:szCs w:val="24"/>
           <w:lang w:val="en-US"/>
         </w:rPr>
         <w:t>menyalahgunakan</w:t>
       </w:r>
-      <w:r>
-        <w:rPr>
-          <w:rFonts w:ascii="Tahoma" w:hAnsi="Tahoma" w:eastAsia="Tahoma" w:cs="Tahoma"/>
+      <w:proofErr w:type="spellEnd"/>
+      <w:r>
+        <w:rPr>
+          <w:rFonts w:ascii="Tahoma" w:eastAsia="Tahoma" w:hAnsi="Tahoma" w:cs="Tahoma"/>
           <w:sz w:val="24"/>
           <w:szCs w:val="24"/>
           <w:lang w:val="en-US"/>
@@ -985,7 +1073,7 @@
         <w:t>:</w:t>
       </w:r>
     </w:p>
-    <w:p xmlns:wp14="http://schemas.microsoft.com/office/word/2010/wordml" wp14:textId="77777777">
+    <w:p>
       <w:pPr>
         <w:numPr>
           <w:ilvl w:val="0"/>
@@ -993,114 +1081,126 @@
         </w:numPr>
         <w:jc w:val="both"/>
         <w:rPr>
-          <w:rFonts w:ascii="Tahoma" w:hAnsi="Tahoma" w:eastAsia="Tahoma" w:cs="Tahoma"/>
+          <w:rFonts w:ascii="Tahoma" w:eastAsia="Tahoma" w:hAnsi="Tahoma" w:cs="Tahoma"/>
           <w:sz w:val="24"/>
           <w:szCs w:val="24"/>
           <w:lang w:val="en-US"/>
         </w:rPr>
       </w:pPr>
-      <w:r>
-        <w:rPr>
-          <w:rFonts w:ascii="Tahoma" w:hAnsi="Tahoma" w:eastAsia="Tahoma" w:cs="Tahoma"/>
+      <w:proofErr w:type="spellStart"/>
+      <w:r>
+        <w:rPr>
+          <w:rFonts w:ascii="Tahoma" w:eastAsia="Tahoma" w:hAnsi="Tahoma" w:cs="Tahoma"/>
           <w:sz w:val="24"/>
           <w:szCs w:val="24"/>
           <w:lang w:val="en-US"/>
         </w:rPr>
         <w:t>Menduplikat</w:t>
       </w:r>
-      <w:r>
-        <w:rPr>
-          <w:rFonts w:ascii="Tahoma" w:hAnsi="Tahoma" w:eastAsia="Tahoma" w:cs="Tahoma"/>
+      <w:proofErr w:type="spellEnd"/>
+      <w:r>
+        <w:rPr>
+          <w:rFonts w:ascii="Tahoma" w:eastAsia="Tahoma" w:hAnsi="Tahoma" w:cs="Tahoma"/>
           <w:sz w:val="24"/>
           <w:szCs w:val="24"/>
           <w:lang w:val="en-US"/>
         </w:rPr>
         <w:t>/</w:t>
       </w:r>
-      <w:r>
-        <w:rPr>
-          <w:rFonts w:ascii="Tahoma" w:hAnsi="Tahoma" w:eastAsia="Tahoma" w:cs="Tahoma"/>
+      <w:proofErr w:type="spellStart"/>
+      <w:r>
+        <w:rPr>
+          <w:rFonts w:ascii="Tahoma" w:eastAsia="Tahoma" w:hAnsi="Tahoma" w:cs="Tahoma"/>
           <w:sz w:val="24"/>
           <w:szCs w:val="24"/>
           <w:lang w:val="en-US"/>
         </w:rPr>
         <w:t>mencetak</w:t>
       </w:r>
-      <w:r>
-        <w:rPr>
-          <w:rFonts w:ascii="Tahoma" w:hAnsi="Tahoma" w:eastAsia="Tahoma" w:cs="Tahoma"/>
-          <w:sz w:val="24"/>
-          <w:szCs w:val="24"/>
-          <w:lang w:val="en-US"/>
-        </w:rPr>
-        <w:t xml:space="preserve"> </w:t>
-      </w:r>
-      <w:r>
-        <w:rPr>
-          <w:rFonts w:ascii="Tahoma" w:hAnsi="Tahoma" w:eastAsia="Tahoma" w:cs="Tahoma"/>
+      <w:proofErr w:type="spellEnd"/>
+      <w:r>
+        <w:rPr>
+          <w:rFonts w:ascii="Tahoma" w:eastAsia="Tahoma" w:hAnsi="Tahoma" w:cs="Tahoma"/>
+          <w:sz w:val="24"/>
+          <w:szCs w:val="24"/>
+          <w:lang w:val="en-US"/>
+        </w:rPr>
+        <w:t xml:space="preserve"> </w:t>
+      </w:r>
+      <w:proofErr w:type="spellStart"/>
+      <w:r>
+        <w:rPr>
+          <w:rFonts w:ascii="Tahoma" w:eastAsia="Tahoma" w:hAnsi="Tahoma" w:cs="Tahoma"/>
           <w:sz w:val="24"/>
           <w:szCs w:val="24"/>
           <w:lang w:val="en-US"/>
         </w:rPr>
         <w:t>semua</w:t>
       </w:r>
-      <w:r>
-        <w:rPr>
-          <w:rFonts w:ascii="Tahoma" w:hAnsi="Tahoma" w:eastAsia="Tahoma" w:cs="Tahoma"/>
+      <w:proofErr w:type="spellEnd"/>
+      <w:r>
+        <w:rPr>
+          <w:rFonts w:ascii="Tahoma" w:eastAsia="Tahoma" w:hAnsi="Tahoma" w:cs="Tahoma"/>
           <w:sz w:val="24"/>
           <w:szCs w:val="24"/>
           <w:lang w:val="en-US"/>
         </w:rPr>
         <w:t>/</w:t>
       </w:r>
-      <w:r>
-        <w:rPr>
-          <w:rFonts w:ascii="Tahoma" w:hAnsi="Tahoma" w:eastAsia="Tahoma" w:cs="Tahoma"/>
+      <w:proofErr w:type="spellStart"/>
+      <w:r>
+        <w:rPr>
+          <w:rFonts w:ascii="Tahoma" w:eastAsia="Tahoma" w:hAnsi="Tahoma" w:cs="Tahoma"/>
           <w:sz w:val="24"/>
           <w:szCs w:val="24"/>
           <w:lang w:val="en-US"/>
         </w:rPr>
         <w:t>sebagian</w:t>
       </w:r>
-      <w:r>
-        <w:rPr>
-          <w:rFonts w:ascii="Tahoma" w:hAnsi="Tahoma" w:eastAsia="Tahoma" w:cs="Tahoma"/>
+      <w:proofErr w:type="spellEnd"/>
+      <w:r>
+        <w:rPr>
+          <w:rFonts w:ascii="Tahoma" w:eastAsia="Tahoma" w:hAnsi="Tahoma" w:cs="Tahoma"/>
           <w:sz w:val="24"/>
           <w:szCs w:val="24"/>
           <w:lang w:val="en-US"/>
         </w:rPr>
         <w:t xml:space="preserve"> data dan </w:t>
       </w:r>
-      <w:r>
-        <w:rPr>
-          <w:rFonts w:ascii="Tahoma" w:hAnsi="Tahoma" w:eastAsia="Tahoma" w:cs="Tahoma"/>
+      <w:proofErr w:type="spellStart"/>
+      <w:r>
+        <w:rPr>
+          <w:rFonts w:ascii="Tahoma" w:eastAsia="Tahoma" w:hAnsi="Tahoma" w:cs="Tahoma"/>
           <w:sz w:val="24"/>
           <w:szCs w:val="24"/>
           <w:lang w:val="en-US"/>
         </w:rPr>
         <w:t>informasi</w:t>
       </w:r>
-      <w:r>
-        <w:rPr>
-          <w:rFonts w:ascii="Tahoma" w:hAnsi="Tahoma" w:eastAsia="Tahoma" w:cs="Tahoma"/>
+      <w:proofErr w:type="spellEnd"/>
+      <w:r>
+        <w:rPr>
+          <w:rFonts w:ascii="Tahoma" w:eastAsia="Tahoma" w:hAnsi="Tahoma" w:cs="Tahoma"/>
           <w:sz w:val="24"/>
           <w:szCs w:val="24"/>
           <w:lang w:val="en-US"/>
         </w:rPr>
         <w:t xml:space="preserve"> yang </w:t>
       </w:r>
-      <w:r>
-        <w:rPr>
-          <w:rFonts w:ascii="Tahoma" w:hAnsi="Tahoma" w:eastAsia="Tahoma" w:cs="Tahoma"/>
+      <w:proofErr w:type="spellStart"/>
+      <w:r>
+        <w:rPr>
+          <w:rFonts w:ascii="Tahoma" w:eastAsia="Tahoma" w:hAnsi="Tahoma" w:cs="Tahoma"/>
           <w:sz w:val="24"/>
           <w:szCs w:val="24"/>
           <w:lang w:val="en-US"/>
         </w:rPr>
         <w:t>ada</w:t>
       </w:r>
-      <w:r>
-        <w:rPr>
-          <w:rFonts w:ascii="Tahoma" w:hAnsi="Tahoma" w:eastAsia="Tahoma" w:cs="Tahoma"/>
+      <w:proofErr w:type="spellEnd"/>
+      <w:r>
+        <w:rPr>
+          <w:rFonts w:ascii="Tahoma" w:eastAsia="Tahoma" w:hAnsi="Tahoma" w:cs="Tahoma"/>
           <w:sz w:val="24"/>
           <w:szCs w:val="24"/>
           <w:lang w:val="en-US"/>
@@ -1108,7 +1208,7 @@
         <w:t xml:space="preserve"> di website/portal.</w:t>
       </w:r>
     </w:p>
-    <w:p xmlns:wp14="http://schemas.microsoft.com/office/word/2010/wordml" wp14:textId="77777777">
+    <w:p>
       <w:pPr>
         <w:numPr>
           <w:ilvl w:val="0"/>
@@ -1116,60 +1216,66 @@
         </w:numPr>
         <w:jc w:val="both"/>
         <w:rPr>
-          <w:rFonts w:ascii="Tahoma" w:hAnsi="Tahoma" w:eastAsia="Tahoma" w:cs="Tahoma"/>
+          <w:rFonts w:ascii="Tahoma" w:eastAsia="Tahoma" w:hAnsi="Tahoma" w:cs="Tahoma"/>
           <w:sz w:val="24"/>
           <w:szCs w:val="24"/>
           <w:lang w:val="en-US"/>
         </w:rPr>
       </w:pPr>
-      <w:r>
-        <w:rPr>
-          <w:rFonts w:ascii="Tahoma" w:hAnsi="Tahoma" w:eastAsia="Tahoma" w:cs="Tahoma"/>
+      <w:proofErr w:type="spellStart"/>
+      <w:r>
+        <w:rPr>
+          <w:rFonts w:ascii="Tahoma" w:eastAsia="Tahoma" w:hAnsi="Tahoma" w:cs="Tahoma"/>
           <w:sz w:val="24"/>
           <w:szCs w:val="24"/>
           <w:lang w:val="en-US"/>
         </w:rPr>
         <w:t>Memberikan</w:t>
       </w:r>
-      <w:r>
-        <w:rPr>
-          <w:rFonts w:ascii="Tahoma" w:hAnsi="Tahoma" w:eastAsia="Tahoma" w:cs="Tahoma"/>
-          <w:sz w:val="24"/>
-          <w:szCs w:val="24"/>
-          <w:lang w:val="en-US"/>
-        </w:rPr>
-        <w:t xml:space="preserve"> </w:t>
-      </w:r>
-      <w:r>
-        <w:rPr>
-          <w:rFonts w:ascii="Tahoma" w:hAnsi="Tahoma" w:eastAsia="Tahoma" w:cs="Tahoma"/>
+      <w:proofErr w:type="spellEnd"/>
+      <w:r>
+        <w:rPr>
+          <w:rFonts w:ascii="Tahoma" w:eastAsia="Tahoma" w:hAnsi="Tahoma" w:cs="Tahoma"/>
+          <w:sz w:val="24"/>
+          <w:szCs w:val="24"/>
+          <w:lang w:val="en-US"/>
+        </w:rPr>
+        <w:t xml:space="preserve"> </w:t>
+      </w:r>
+      <w:proofErr w:type="spellStart"/>
+      <w:r>
+        <w:rPr>
+          <w:rFonts w:ascii="Tahoma" w:eastAsia="Tahoma" w:hAnsi="Tahoma" w:cs="Tahoma"/>
           <w:sz w:val="24"/>
           <w:szCs w:val="24"/>
           <w:lang w:val="en-US"/>
         </w:rPr>
         <w:t>kewenangan</w:t>
       </w:r>
-      <w:r>
-        <w:rPr>
-          <w:rFonts w:ascii="Tahoma" w:hAnsi="Tahoma" w:eastAsia="Tahoma" w:cs="Tahoma"/>
-          <w:sz w:val="24"/>
-          <w:szCs w:val="24"/>
-          <w:lang w:val="en-US"/>
-        </w:rPr>
-        <w:t xml:space="preserve"> </w:t>
-      </w:r>
-      <w:r>
-        <w:rPr>
-          <w:rFonts w:ascii="Tahoma" w:hAnsi="Tahoma" w:eastAsia="Tahoma" w:cs="Tahoma"/>
+      <w:proofErr w:type="spellEnd"/>
+      <w:r>
+        <w:rPr>
+          <w:rFonts w:ascii="Tahoma" w:eastAsia="Tahoma" w:hAnsi="Tahoma" w:cs="Tahoma"/>
+          <w:sz w:val="24"/>
+          <w:szCs w:val="24"/>
+          <w:lang w:val="en-US"/>
+        </w:rPr>
+        <w:t xml:space="preserve"> </w:t>
+      </w:r>
+      <w:proofErr w:type="spellStart"/>
+      <w:r>
+        <w:rPr>
+          <w:rFonts w:ascii="Tahoma" w:eastAsia="Tahoma" w:hAnsi="Tahoma" w:cs="Tahoma"/>
           <w:sz w:val="24"/>
           <w:szCs w:val="24"/>
           <w:lang w:val="en-US"/>
         </w:rPr>
         <w:t>kepada</w:t>
       </w:r>
-      <w:r>
-        <w:rPr>
-          <w:rFonts w:ascii="Tahoma" w:hAnsi="Tahoma" w:eastAsia="Tahoma" w:cs="Tahoma"/>
+      <w:proofErr w:type="spellEnd"/>
+      <w:r>
+        <w:rPr>
+          <w:rFonts w:ascii="Tahoma" w:eastAsia="Tahoma" w:hAnsi="Tahoma" w:cs="Tahoma"/>
           <w:sz w:val="24"/>
           <w:szCs w:val="24"/>
           <w:lang w:val="en-US"/>
@@ -1177,7 +1283,7 @@
         <w:t xml:space="preserve"> orang lain.</w:t>
       </w:r>
     </w:p>
-    <w:p xmlns:wp14="http://schemas.microsoft.com/office/word/2010/wordml" wp14:textId="77777777">
+    <w:p>
       <w:pPr>
         <w:numPr>
           <w:ilvl w:val="0"/>
@@ -1185,7 +1291,7 @@
         </w:numPr>
         <w:jc w:val="both"/>
         <w:rPr>
-          <w:rFonts w:ascii="Tahoma" w:hAnsi="Tahoma" w:eastAsia="Tahoma" w:cs="Tahoma"/>
+          <w:rFonts w:ascii="Tahoma" w:eastAsia="Tahoma" w:hAnsi="Tahoma" w:cs="Tahoma"/>
           <w:sz w:val="24"/>
           <w:szCs w:val="24"/>
           <w:lang w:val="en-US"/>
@@ -1193,268 +1299,287 @@
       </w:pPr>
       <w:r>
         <w:rPr>
-          <w:rFonts w:ascii="Tahoma" w:hAnsi="Tahoma" w:eastAsia="Tahoma" w:cs="Tahoma"/>
-          <w:sz w:val="24"/>
-          <w:szCs w:val="24"/>
-          <w:lang w:val="en-US"/>
-        </w:rPr>
-        <w:t>Mendistribusikan</w:t>
-      </w:r>
-      <w:r>
-        <w:rPr>
-          <w:rFonts w:ascii="Tahoma" w:hAnsi="Tahoma" w:eastAsia="Tahoma" w:cs="Tahoma"/>
+          <w:rFonts w:ascii="Tahoma" w:eastAsia="Tahoma" w:hAnsi="Tahoma" w:cs="Tahoma"/>
+          <w:sz w:val="24"/>
+          <w:szCs w:val="24"/>
+          <w:lang w:val="en-US"/>
+        </w:rPr>
+        <w:t>Mendistribusikan/</w:t>
+      </w:r>
+      <w:proofErr w:type="spellStart"/>
+      <w:r>
+        <w:rPr>
+          <w:rFonts w:ascii="Tahoma" w:eastAsia="Tahoma" w:hAnsi="Tahoma" w:cs="Tahoma"/>
+          <w:sz w:val="24"/>
+          <w:szCs w:val="24"/>
+          <w:lang w:val="en-US"/>
+        </w:rPr>
+        <w:t>membawa</w:t>
+      </w:r>
+      <w:proofErr w:type="spellEnd"/>
+      <w:r>
+        <w:rPr>
+          <w:rFonts w:ascii="Tahoma" w:eastAsia="Tahoma" w:hAnsi="Tahoma" w:cs="Tahoma"/>
+          <w:sz w:val="24"/>
+          <w:szCs w:val="24"/>
+          <w:lang w:val="en-US"/>
+        </w:rPr>
+        <w:t xml:space="preserve"> </w:t>
+      </w:r>
+      <w:proofErr w:type="spellStart"/>
+      <w:r>
+        <w:rPr>
+          <w:rFonts w:ascii="Tahoma" w:eastAsia="Tahoma" w:hAnsi="Tahoma" w:cs="Tahoma"/>
+          <w:sz w:val="24"/>
+          <w:szCs w:val="24"/>
+          <w:lang w:val="en-US"/>
+        </w:rPr>
+        <w:t>keluar</w:t>
+      </w:r>
+      <w:proofErr w:type="spellEnd"/>
+      <w:r>
+        <w:rPr>
+          <w:rFonts w:ascii="Tahoma" w:eastAsia="Tahoma" w:hAnsi="Tahoma" w:cs="Tahoma"/>
+          <w:sz w:val="24"/>
+          <w:szCs w:val="24"/>
+          <w:lang w:val="en-US"/>
+        </w:rPr>
+        <w:t xml:space="preserve"> area </w:t>
+      </w:r>
+      <w:proofErr w:type="spellStart"/>
+      <w:r>
+        <w:rPr>
+          <w:rFonts w:ascii="Tahoma" w:eastAsia="Tahoma" w:hAnsi="Tahoma" w:cs="Tahoma"/>
+          <w:sz w:val="24"/>
+          <w:szCs w:val="24"/>
+          <w:lang w:val="en-US"/>
+        </w:rPr>
+        <w:t>kerja</w:t>
+      </w:r>
+      <w:proofErr w:type="spellEnd"/>
+      <w:r>
+        <w:rPr>
+          <w:rFonts w:ascii="Tahoma" w:eastAsia="Tahoma" w:hAnsi="Tahoma" w:cs="Tahoma"/>
           <w:sz w:val="24"/>
           <w:szCs w:val="24"/>
           <w:lang w:val="en-US"/>
         </w:rPr>
         <w:t>/</w:t>
       </w:r>
-      <w:r>
-        <w:rPr>
-          <w:rFonts w:ascii="Tahoma" w:hAnsi="Tahoma" w:eastAsia="Tahoma" w:cs="Tahoma"/>
-          <w:sz w:val="24"/>
-          <w:szCs w:val="24"/>
-          <w:lang w:val="en-US"/>
-        </w:rPr>
-        <w:t>membawa</w:t>
-      </w:r>
-      <w:r>
-        <w:rPr>
-          <w:rFonts w:ascii="Tahoma" w:hAnsi="Tahoma" w:eastAsia="Tahoma" w:cs="Tahoma"/>
-          <w:sz w:val="24"/>
-          <w:szCs w:val="24"/>
-          <w:lang w:val="en-US"/>
-        </w:rPr>
-        <w:t xml:space="preserve"> </w:t>
-      </w:r>
-      <w:r>
-        <w:rPr>
-          <w:rFonts w:ascii="Tahoma" w:hAnsi="Tahoma" w:eastAsia="Tahoma" w:cs="Tahoma"/>
+      <w:proofErr w:type="spellStart"/>
+      <w:r>
+        <w:rPr>
+          <w:rFonts w:ascii="Tahoma" w:eastAsia="Tahoma" w:hAnsi="Tahoma" w:cs="Tahoma"/>
           <w:sz w:val="24"/>
           <w:szCs w:val="24"/>
           <w:lang w:val="en-US"/>
         </w:rPr>
         <w:t>keluar</w:t>
       </w:r>
-      <w:r>
-        <w:rPr>
-          <w:rFonts w:ascii="Tahoma" w:hAnsi="Tahoma" w:eastAsia="Tahoma" w:cs="Tahoma"/>
-          <w:sz w:val="24"/>
-          <w:szCs w:val="24"/>
-          <w:lang w:val="en-US"/>
-        </w:rPr>
-        <w:t xml:space="preserve"> area </w:t>
-      </w:r>
-      <w:r>
-        <w:rPr>
-          <w:rFonts w:ascii="Tahoma" w:hAnsi="Tahoma" w:eastAsia="Tahoma" w:cs="Tahoma"/>
-          <w:sz w:val="24"/>
-          <w:szCs w:val="24"/>
-          <w:lang w:val="en-US"/>
-        </w:rPr>
-        <w:t>kerja</w:t>
-      </w:r>
-      <w:r>
-        <w:rPr>
-          <w:rFonts w:ascii="Tahoma" w:hAnsi="Tahoma" w:eastAsia="Tahoma" w:cs="Tahoma"/>
+      <w:proofErr w:type="spellEnd"/>
+      <w:r>
+        <w:rPr>
+          <w:rFonts w:ascii="Tahoma" w:eastAsia="Tahoma" w:hAnsi="Tahoma" w:cs="Tahoma"/>
+          <w:sz w:val="24"/>
+          <w:szCs w:val="24"/>
+          <w:lang w:val="en-US"/>
+        </w:rPr>
+        <w:t xml:space="preserve"> </w:t>
+      </w:r>
+      <w:proofErr w:type="spellStart"/>
+      <w:r>
+        <w:rPr>
+          <w:rFonts w:ascii="Tahoma" w:eastAsia="Tahoma" w:hAnsi="Tahoma" w:cs="Tahoma"/>
+          <w:sz w:val="24"/>
+          <w:szCs w:val="24"/>
+          <w:lang w:val="en-US"/>
+        </w:rPr>
+        <w:t>kawasan</w:t>
+      </w:r>
+      <w:proofErr w:type="spellEnd"/>
+      <w:r>
+        <w:rPr>
+          <w:rFonts w:ascii="Tahoma" w:eastAsia="Tahoma" w:hAnsi="Tahoma" w:cs="Tahoma"/>
+          <w:sz w:val="24"/>
+          <w:szCs w:val="24"/>
+          <w:lang w:val="en-US"/>
+        </w:rPr>
+        <w:t xml:space="preserve"> </w:t>
+      </w:r>
+      <w:proofErr w:type="spellStart"/>
+      <w:r>
+        <w:rPr>
+          <w:rFonts w:ascii="Tahoma" w:eastAsia="Tahoma" w:hAnsi="Tahoma" w:cs="Tahoma"/>
+          <w:sz w:val="24"/>
+          <w:szCs w:val="24"/>
+          <w:lang w:val="en-US"/>
+        </w:rPr>
+        <w:t>perusahaan</w:t>
+      </w:r>
+      <w:proofErr w:type="spellEnd"/>
+      <w:r>
+        <w:rPr>
+          <w:rFonts w:ascii="Tahoma" w:eastAsia="Tahoma" w:hAnsi="Tahoma" w:cs="Tahoma"/>
+          <w:sz w:val="24"/>
+          <w:szCs w:val="24"/>
+          <w:lang w:val="en-US"/>
+        </w:rPr>
+        <w:t xml:space="preserve"> </w:t>
+      </w:r>
+      <w:proofErr w:type="spellStart"/>
+      <w:r>
+        <w:rPr>
+          <w:rFonts w:ascii="Tahoma" w:eastAsia="Tahoma" w:hAnsi="Tahoma" w:cs="Tahoma"/>
+          <w:sz w:val="24"/>
+          <w:szCs w:val="24"/>
+          <w:lang w:val="en-US"/>
+        </w:rPr>
+        <w:t>semua</w:t>
+      </w:r>
+      <w:proofErr w:type="spellEnd"/>
+      <w:r>
+        <w:rPr>
+          <w:rFonts w:ascii="Tahoma" w:eastAsia="Tahoma" w:hAnsi="Tahoma" w:cs="Tahoma"/>
           <w:sz w:val="24"/>
           <w:szCs w:val="24"/>
           <w:lang w:val="en-US"/>
         </w:rPr>
         <w:t>/</w:t>
       </w:r>
-      <w:r>
-        <w:rPr>
-          <w:rFonts w:ascii="Tahoma" w:hAnsi="Tahoma" w:eastAsia="Tahoma" w:cs="Tahoma"/>
-          <w:sz w:val="24"/>
-          <w:szCs w:val="24"/>
-          <w:lang w:val="en-US"/>
-        </w:rPr>
-        <w:t>keluar</w:t>
-      </w:r>
-      <w:r>
-        <w:rPr>
-          <w:rFonts w:ascii="Tahoma" w:hAnsi="Tahoma" w:eastAsia="Tahoma" w:cs="Tahoma"/>
-          <w:sz w:val="24"/>
-          <w:szCs w:val="24"/>
-          <w:lang w:val="en-US"/>
-        </w:rPr>
-        <w:t xml:space="preserve"> </w:t>
-      </w:r>
-      <w:r>
-        <w:rPr>
-          <w:rFonts w:ascii="Tahoma" w:hAnsi="Tahoma" w:eastAsia="Tahoma" w:cs="Tahoma"/>
-          <w:sz w:val="24"/>
-          <w:szCs w:val="24"/>
-          <w:lang w:val="en-US"/>
-        </w:rPr>
-        <w:t>kawasan</w:t>
-      </w:r>
-      <w:r>
-        <w:rPr>
-          <w:rFonts w:ascii="Tahoma" w:hAnsi="Tahoma" w:eastAsia="Tahoma" w:cs="Tahoma"/>
-          <w:sz w:val="24"/>
-          <w:szCs w:val="24"/>
-          <w:lang w:val="en-US"/>
-        </w:rPr>
-        <w:t xml:space="preserve"> </w:t>
-      </w:r>
-      <w:r>
-        <w:rPr>
-          <w:rFonts w:ascii="Tahoma" w:hAnsi="Tahoma" w:eastAsia="Tahoma" w:cs="Tahoma"/>
-          <w:sz w:val="24"/>
-          <w:szCs w:val="24"/>
-          <w:lang w:val="en-US"/>
-        </w:rPr>
-        <w:t>perusahaan</w:t>
-      </w:r>
-      <w:r>
-        <w:rPr>
-          <w:rFonts w:ascii="Tahoma" w:hAnsi="Tahoma" w:eastAsia="Tahoma" w:cs="Tahoma"/>
-          <w:sz w:val="24"/>
-          <w:szCs w:val="24"/>
-          <w:lang w:val="en-US"/>
-        </w:rPr>
-        <w:t xml:space="preserve"> </w:t>
-      </w:r>
-      <w:r>
-        <w:rPr>
-          <w:rFonts w:ascii="Tahoma" w:hAnsi="Tahoma" w:eastAsia="Tahoma" w:cs="Tahoma"/>
-          <w:sz w:val="24"/>
-          <w:szCs w:val="24"/>
-          <w:lang w:val="en-US"/>
-        </w:rPr>
-        <w:t>semua</w:t>
-      </w:r>
-      <w:r>
-        <w:rPr>
-          <w:rFonts w:ascii="Tahoma" w:hAnsi="Tahoma" w:eastAsia="Tahoma" w:cs="Tahoma"/>
-          <w:sz w:val="24"/>
-          <w:szCs w:val="24"/>
-          <w:lang w:val="en-US"/>
-        </w:rPr>
-        <w:t>/</w:t>
-      </w:r>
-      <w:r>
-        <w:rPr>
-          <w:rFonts w:ascii="Tahoma" w:hAnsi="Tahoma" w:eastAsia="Tahoma" w:cs="Tahoma"/>
+      <w:proofErr w:type="spellStart"/>
+      <w:r>
+        <w:rPr>
+          <w:rFonts w:ascii="Tahoma" w:eastAsia="Tahoma" w:hAnsi="Tahoma" w:cs="Tahoma"/>
           <w:sz w:val="24"/>
           <w:szCs w:val="24"/>
           <w:lang w:val="en-US"/>
         </w:rPr>
         <w:t>sebagian</w:t>
       </w:r>
-      <w:r>
-        <w:rPr>
-          <w:rFonts w:ascii="Tahoma" w:hAnsi="Tahoma" w:eastAsia="Tahoma" w:cs="Tahoma"/>
+      <w:proofErr w:type="spellEnd"/>
+      <w:r>
+        <w:rPr>
+          <w:rFonts w:ascii="Tahoma" w:eastAsia="Tahoma" w:hAnsi="Tahoma" w:cs="Tahoma"/>
           <w:sz w:val="24"/>
           <w:szCs w:val="24"/>
           <w:lang w:val="en-US"/>
         </w:rPr>
         <w:t xml:space="preserve"> data dan </w:t>
       </w:r>
-      <w:r>
-        <w:rPr>
-          <w:rFonts w:ascii="Tahoma" w:hAnsi="Tahoma" w:eastAsia="Tahoma" w:cs="Tahoma"/>
+      <w:proofErr w:type="spellStart"/>
+      <w:r>
+        <w:rPr>
+          <w:rFonts w:ascii="Tahoma" w:eastAsia="Tahoma" w:hAnsi="Tahoma" w:cs="Tahoma"/>
           <w:sz w:val="24"/>
           <w:szCs w:val="24"/>
           <w:lang w:val="en-US"/>
         </w:rPr>
         <w:t>informasi</w:t>
       </w:r>
-      <w:r>
-        <w:rPr>
-          <w:rFonts w:ascii="Tahoma" w:hAnsi="Tahoma" w:eastAsia="Tahoma" w:cs="Tahoma"/>
+      <w:proofErr w:type="spellEnd"/>
+      <w:r>
+        <w:rPr>
+          <w:rFonts w:ascii="Tahoma" w:eastAsia="Tahoma" w:hAnsi="Tahoma" w:cs="Tahoma"/>
           <w:sz w:val="24"/>
           <w:szCs w:val="24"/>
           <w:lang w:val="en-US"/>
         </w:rPr>
         <w:t xml:space="preserve"> yang </w:t>
       </w:r>
-      <w:r>
-        <w:rPr>
-          <w:rFonts w:ascii="Tahoma" w:hAnsi="Tahoma" w:eastAsia="Tahoma" w:cs="Tahoma"/>
+      <w:proofErr w:type="spellStart"/>
+      <w:r>
+        <w:rPr>
+          <w:rFonts w:ascii="Tahoma" w:eastAsia="Tahoma" w:hAnsi="Tahoma" w:cs="Tahoma"/>
           <w:sz w:val="24"/>
           <w:szCs w:val="24"/>
           <w:lang w:val="en-US"/>
         </w:rPr>
         <w:t>ada</w:t>
       </w:r>
-      <w:r>
-        <w:rPr>
-          <w:rFonts w:ascii="Tahoma" w:hAnsi="Tahoma" w:eastAsia="Tahoma" w:cs="Tahoma"/>
+      <w:proofErr w:type="spellEnd"/>
+      <w:r>
+        <w:rPr>
+          <w:rFonts w:ascii="Tahoma" w:eastAsia="Tahoma" w:hAnsi="Tahoma" w:cs="Tahoma"/>
           <w:sz w:val="24"/>
           <w:szCs w:val="24"/>
           <w:lang w:val="en-US"/>
         </w:rPr>
         <w:t xml:space="preserve"> di website/portal </w:t>
       </w:r>
-      <w:r>
-        <w:rPr>
-          <w:rFonts w:ascii="Tahoma" w:hAnsi="Tahoma" w:eastAsia="Tahoma" w:cs="Tahoma"/>
+      <w:proofErr w:type="spellStart"/>
+      <w:r>
+        <w:rPr>
+          <w:rFonts w:ascii="Tahoma" w:eastAsia="Tahoma" w:hAnsi="Tahoma" w:cs="Tahoma"/>
           <w:sz w:val="24"/>
           <w:szCs w:val="24"/>
           <w:lang w:val="en-US"/>
         </w:rPr>
         <w:t>kepada</w:t>
       </w:r>
-      <w:r>
-        <w:rPr>
-          <w:rFonts w:ascii="Tahoma" w:hAnsi="Tahoma" w:eastAsia="Tahoma" w:cs="Tahoma"/>
-          <w:sz w:val="24"/>
-          <w:szCs w:val="24"/>
-          <w:lang w:val="en-US"/>
-        </w:rPr>
-        <w:t xml:space="preserve"> </w:t>
-      </w:r>
-      <w:r>
-        <w:rPr>
-          <w:rFonts w:ascii="Tahoma" w:hAnsi="Tahoma" w:eastAsia="Tahoma" w:cs="Tahoma"/>
+      <w:proofErr w:type="spellEnd"/>
+      <w:r>
+        <w:rPr>
+          <w:rFonts w:ascii="Tahoma" w:eastAsia="Tahoma" w:hAnsi="Tahoma" w:cs="Tahoma"/>
+          <w:sz w:val="24"/>
+          <w:szCs w:val="24"/>
+          <w:lang w:val="en-US"/>
+        </w:rPr>
+        <w:t xml:space="preserve"> </w:t>
+      </w:r>
+      <w:proofErr w:type="spellStart"/>
+      <w:r>
+        <w:rPr>
+          <w:rFonts w:ascii="Tahoma" w:eastAsia="Tahoma" w:hAnsi="Tahoma" w:cs="Tahoma"/>
           <w:sz w:val="24"/>
           <w:szCs w:val="24"/>
           <w:lang w:val="en-US"/>
         </w:rPr>
         <w:t>pihak</w:t>
       </w:r>
-      <w:r>
-        <w:rPr>
-          <w:rFonts w:ascii="Tahoma" w:hAnsi="Tahoma" w:eastAsia="Tahoma" w:cs="Tahoma"/>
+      <w:proofErr w:type="spellEnd"/>
+      <w:r>
+        <w:rPr>
+          <w:rFonts w:ascii="Tahoma" w:eastAsia="Tahoma" w:hAnsi="Tahoma" w:cs="Tahoma"/>
           <w:sz w:val="24"/>
           <w:szCs w:val="24"/>
           <w:lang w:val="en-US"/>
         </w:rPr>
         <w:t xml:space="preserve"> lain (</w:t>
       </w:r>
-      <w:r>
-        <w:rPr>
-          <w:rFonts w:ascii="Tahoma" w:hAnsi="Tahoma" w:eastAsia="Tahoma" w:cs="Tahoma"/>
+      <w:proofErr w:type="spellStart"/>
+      <w:r>
+        <w:rPr>
+          <w:rFonts w:ascii="Tahoma" w:eastAsia="Tahoma" w:hAnsi="Tahoma" w:cs="Tahoma"/>
           <w:sz w:val="24"/>
           <w:szCs w:val="24"/>
           <w:lang w:val="en-US"/>
         </w:rPr>
         <w:t>pihak</w:t>
       </w:r>
-      <w:r>
-        <w:rPr>
-          <w:rFonts w:ascii="Tahoma" w:hAnsi="Tahoma" w:eastAsia="Tahoma" w:cs="Tahoma"/>
-          <w:sz w:val="24"/>
-          <w:szCs w:val="24"/>
-          <w:lang w:val="en-US"/>
-        </w:rPr>
-        <w:t xml:space="preserve"> </w:t>
-      </w:r>
-      <w:r>
-        <w:rPr>
-          <w:rFonts w:ascii="Tahoma" w:hAnsi="Tahoma" w:eastAsia="Tahoma" w:cs="Tahoma"/>
+      <w:proofErr w:type="spellEnd"/>
+      <w:r>
+        <w:rPr>
+          <w:rFonts w:ascii="Tahoma" w:eastAsia="Tahoma" w:hAnsi="Tahoma" w:cs="Tahoma"/>
+          <w:sz w:val="24"/>
+          <w:szCs w:val="24"/>
+          <w:lang w:val="en-US"/>
+        </w:rPr>
+        <w:t xml:space="preserve"> </w:t>
+      </w:r>
+      <w:proofErr w:type="spellStart"/>
+      <w:r>
+        <w:rPr>
+          <w:rFonts w:ascii="Tahoma" w:eastAsia="Tahoma" w:hAnsi="Tahoma" w:cs="Tahoma"/>
           <w:sz w:val="24"/>
           <w:szCs w:val="24"/>
           <w:lang w:val="en-US"/>
         </w:rPr>
         <w:t>ketiga</w:t>
       </w:r>
-      <w:r>
-        <w:rPr>
-          <w:rFonts w:ascii="Tahoma" w:hAnsi="Tahoma" w:eastAsia="Tahoma" w:cs="Tahoma"/>
+      <w:proofErr w:type="spellEnd"/>
+      <w:r>
+        <w:rPr>
+          <w:rFonts w:ascii="Tahoma" w:eastAsia="Tahoma" w:hAnsi="Tahoma" w:cs="Tahoma"/>
           <w:sz w:val="24"/>
           <w:szCs w:val="24"/>
           <w:lang w:val="en-US"/>
@@ -1462,23 +1587,23 @@
         <w:t>).</w:t>
       </w:r>
     </w:p>
-    <w:p xmlns:wp14="http://schemas.microsoft.com/office/word/2010/wordml" wp14:textId="77777777">
+    <w:p>
       <w:pPr>
         <w:jc w:val="both"/>
         <w:rPr>
-          <w:rFonts w:ascii="Tahoma" w:hAnsi="Tahoma" w:eastAsia="Tahoma" w:cs="Tahoma"/>
+          <w:rFonts w:ascii="Tahoma" w:eastAsia="Tahoma" w:hAnsi="Tahoma" w:cs="Tahoma"/>
           <w:sz w:val="20"/>
           <w:szCs w:val="20"/>
           <w:u w:val="single"/>
         </w:rPr>
       </w:pPr>
     </w:p>
-    <w:p xmlns:wp14="http://schemas.microsoft.com/office/word/2010/wordml" wp14:textId="77777777">
+    <w:p>
       <w:pPr>
         <w:ind w:firstLine="720"/>
         <w:jc w:val="both"/>
         <w:rPr>
-          <w:rFonts w:ascii="Tahoma" w:hAnsi="Tahoma" w:eastAsia="Tahoma" w:cs="Tahoma"/>
+          <w:rFonts w:ascii="Tahoma" w:eastAsia="Tahoma" w:hAnsi="Tahoma" w:cs="Tahoma"/>
           <w:sz w:val="24"/>
           <w:szCs w:val="24"/>
           <w:lang w:val="en-US"/>
@@ -1486,187 +1611,207 @@
       </w:pPr>
       <w:r>
         <w:rPr>
-          <w:rFonts w:ascii="Tahoma" w:hAnsi="Tahoma" w:eastAsia="Tahoma" w:cs="Tahoma"/>
+          <w:rFonts w:ascii="Tahoma" w:eastAsia="Tahoma" w:hAnsi="Tahoma" w:cs="Tahoma"/>
           <w:sz w:val="24"/>
           <w:szCs w:val="24"/>
           <w:lang w:val="en-US"/>
         </w:rPr>
         <w:t xml:space="preserve">Maka </w:t>
       </w:r>
-      <w:r>
-        <w:rPr>
-          <w:rFonts w:ascii="Tahoma" w:hAnsi="Tahoma" w:eastAsia="Tahoma" w:cs="Tahoma"/>
+      <w:proofErr w:type="spellStart"/>
+      <w:r>
+        <w:rPr>
+          <w:rFonts w:ascii="Tahoma" w:eastAsia="Tahoma" w:hAnsi="Tahoma" w:cs="Tahoma"/>
           <w:sz w:val="24"/>
           <w:szCs w:val="24"/>
           <w:lang w:val="en-US"/>
         </w:rPr>
         <w:t>saya</w:t>
       </w:r>
-      <w:r>
-        <w:rPr>
-          <w:rFonts w:ascii="Tahoma" w:hAnsi="Tahoma" w:eastAsia="Tahoma" w:cs="Tahoma"/>
-          <w:sz w:val="24"/>
-          <w:szCs w:val="24"/>
-          <w:lang w:val="en-US"/>
-        </w:rPr>
-        <w:t xml:space="preserve"> </w:t>
-      </w:r>
-      <w:r>
-        <w:rPr>
-          <w:rFonts w:ascii="Tahoma" w:hAnsi="Tahoma" w:eastAsia="Tahoma" w:cs="Tahoma"/>
+      <w:proofErr w:type="spellEnd"/>
+      <w:r>
+        <w:rPr>
+          <w:rFonts w:ascii="Tahoma" w:eastAsia="Tahoma" w:hAnsi="Tahoma" w:cs="Tahoma"/>
+          <w:sz w:val="24"/>
+          <w:szCs w:val="24"/>
+          <w:lang w:val="en-US"/>
+        </w:rPr>
+        <w:t xml:space="preserve"> </w:t>
+      </w:r>
+      <w:proofErr w:type="spellStart"/>
+      <w:r>
+        <w:rPr>
+          <w:rFonts w:ascii="Tahoma" w:eastAsia="Tahoma" w:hAnsi="Tahoma" w:cs="Tahoma"/>
           <w:sz w:val="24"/>
           <w:szCs w:val="24"/>
           <w:lang w:val="en-US"/>
         </w:rPr>
         <w:t>bersedia</w:t>
       </w:r>
-      <w:r>
-        <w:rPr>
-          <w:rFonts w:ascii="Tahoma" w:hAnsi="Tahoma" w:eastAsia="Tahoma" w:cs="Tahoma"/>
-          <w:sz w:val="24"/>
-          <w:szCs w:val="24"/>
-          <w:lang w:val="en-US"/>
-        </w:rPr>
-        <w:t xml:space="preserve"> </w:t>
-      </w:r>
-      <w:r>
-        <w:rPr>
-          <w:rFonts w:ascii="Tahoma" w:hAnsi="Tahoma" w:eastAsia="Tahoma" w:cs="Tahoma"/>
+      <w:proofErr w:type="spellEnd"/>
+      <w:r>
+        <w:rPr>
+          <w:rFonts w:ascii="Tahoma" w:eastAsia="Tahoma" w:hAnsi="Tahoma" w:cs="Tahoma"/>
+          <w:sz w:val="24"/>
+          <w:szCs w:val="24"/>
+          <w:lang w:val="en-US"/>
+        </w:rPr>
+        <w:t xml:space="preserve"> </w:t>
+      </w:r>
+      <w:proofErr w:type="spellStart"/>
+      <w:r>
+        <w:rPr>
+          <w:rFonts w:ascii="Tahoma" w:eastAsia="Tahoma" w:hAnsi="Tahoma" w:cs="Tahoma"/>
           <w:sz w:val="24"/>
           <w:szCs w:val="24"/>
           <w:lang w:val="en-US"/>
         </w:rPr>
         <w:t>diberikan</w:t>
       </w:r>
-      <w:r>
-        <w:rPr>
-          <w:rFonts w:ascii="Tahoma" w:hAnsi="Tahoma" w:eastAsia="Tahoma" w:cs="Tahoma"/>
-          <w:sz w:val="24"/>
-          <w:szCs w:val="24"/>
-          <w:lang w:val="en-US"/>
-        </w:rPr>
-        <w:t xml:space="preserve"> </w:t>
-      </w:r>
-      <w:r>
-        <w:rPr>
-          <w:rFonts w:ascii="Tahoma" w:hAnsi="Tahoma" w:eastAsia="Tahoma" w:cs="Tahoma"/>
+      <w:proofErr w:type="spellEnd"/>
+      <w:r>
+        <w:rPr>
+          <w:rFonts w:ascii="Tahoma" w:eastAsia="Tahoma" w:hAnsi="Tahoma" w:cs="Tahoma"/>
+          <w:sz w:val="24"/>
+          <w:szCs w:val="24"/>
+          <w:lang w:val="en-US"/>
+        </w:rPr>
+        <w:t xml:space="preserve"> </w:t>
+      </w:r>
+      <w:proofErr w:type="spellStart"/>
+      <w:r>
+        <w:rPr>
+          <w:rFonts w:ascii="Tahoma" w:eastAsia="Tahoma" w:hAnsi="Tahoma" w:cs="Tahoma"/>
           <w:sz w:val="24"/>
           <w:szCs w:val="24"/>
           <w:lang w:val="en-US"/>
         </w:rPr>
         <w:t>sanksi</w:t>
       </w:r>
-      <w:r>
-        <w:rPr>
-          <w:rFonts w:ascii="Tahoma" w:hAnsi="Tahoma" w:eastAsia="Tahoma" w:cs="Tahoma"/>
-          <w:sz w:val="24"/>
-          <w:szCs w:val="24"/>
-          <w:lang w:val="en-US"/>
-        </w:rPr>
-        <w:t xml:space="preserve"> </w:t>
-      </w:r>
-      <w:r>
-        <w:rPr>
-          <w:rFonts w:ascii="Tahoma" w:hAnsi="Tahoma" w:eastAsia="Tahoma" w:cs="Tahoma"/>
+      <w:proofErr w:type="spellEnd"/>
+      <w:r>
+        <w:rPr>
+          <w:rFonts w:ascii="Tahoma" w:eastAsia="Tahoma" w:hAnsi="Tahoma" w:cs="Tahoma"/>
+          <w:sz w:val="24"/>
+          <w:szCs w:val="24"/>
+          <w:lang w:val="en-US"/>
+        </w:rPr>
+        <w:t xml:space="preserve"> </w:t>
+      </w:r>
+      <w:proofErr w:type="spellStart"/>
+      <w:r>
+        <w:rPr>
+          <w:rFonts w:ascii="Tahoma" w:eastAsia="Tahoma" w:hAnsi="Tahoma" w:cs="Tahoma"/>
           <w:sz w:val="24"/>
           <w:szCs w:val="24"/>
           <w:lang w:val="en-US"/>
         </w:rPr>
         <w:t>sesuai</w:t>
       </w:r>
-      <w:r>
-        <w:rPr>
-          <w:rFonts w:ascii="Tahoma" w:hAnsi="Tahoma" w:eastAsia="Tahoma" w:cs="Tahoma"/>
-          <w:sz w:val="24"/>
-          <w:szCs w:val="24"/>
-          <w:lang w:val="en-US"/>
-        </w:rPr>
-        <w:t xml:space="preserve"> </w:t>
-      </w:r>
-      <w:r>
-        <w:rPr>
-          <w:rFonts w:ascii="Tahoma" w:hAnsi="Tahoma" w:eastAsia="Tahoma" w:cs="Tahoma"/>
+      <w:proofErr w:type="spellEnd"/>
+      <w:r>
+        <w:rPr>
+          <w:rFonts w:ascii="Tahoma" w:eastAsia="Tahoma" w:hAnsi="Tahoma" w:cs="Tahoma"/>
+          <w:sz w:val="24"/>
+          <w:szCs w:val="24"/>
+          <w:lang w:val="en-US"/>
+        </w:rPr>
+        <w:t xml:space="preserve"> </w:t>
+      </w:r>
+      <w:proofErr w:type="spellStart"/>
+      <w:r>
+        <w:rPr>
+          <w:rFonts w:ascii="Tahoma" w:eastAsia="Tahoma" w:hAnsi="Tahoma" w:cs="Tahoma"/>
           <w:sz w:val="24"/>
           <w:szCs w:val="24"/>
           <w:lang w:val="en-US"/>
         </w:rPr>
         <w:t>dengan</w:t>
       </w:r>
-      <w:r>
-        <w:rPr>
-          <w:rFonts w:ascii="Tahoma" w:hAnsi="Tahoma" w:eastAsia="Tahoma" w:cs="Tahoma"/>
-          <w:sz w:val="24"/>
-          <w:szCs w:val="24"/>
-          <w:lang w:val="en-US"/>
-        </w:rPr>
-        <w:t xml:space="preserve"> </w:t>
-      </w:r>
-      <w:r>
-        <w:rPr>
-          <w:rFonts w:ascii="Tahoma" w:hAnsi="Tahoma" w:eastAsia="Tahoma" w:cs="Tahoma"/>
+      <w:proofErr w:type="spellEnd"/>
+      <w:r>
+        <w:rPr>
+          <w:rFonts w:ascii="Tahoma" w:eastAsia="Tahoma" w:hAnsi="Tahoma" w:cs="Tahoma"/>
+          <w:sz w:val="24"/>
+          <w:szCs w:val="24"/>
+          <w:lang w:val="en-US"/>
+        </w:rPr>
+        <w:t xml:space="preserve"> </w:t>
+      </w:r>
+      <w:proofErr w:type="spellStart"/>
+      <w:r>
+        <w:rPr>
+          <w:rFonts w:ascii="Tahoma" w:eastAsia="Tahoma" w:hAnsi="Tahoma" w:cs="Tahoma"/>
           <w:sz w:val="24"/>
           <w:szCs w:val="24"/>
           <w:lang w:val="en-US"/>
         </w:rPr>
         <w:t>Peraturan</w:t>
       </w:r>
-      <w:r>
-        <w:rPr>
-          <w:rFonts w:ascii="Tahoma" w:hAnsi="Tahoma" w:eastAsia="Tahoma" w:cs="Tahoma"/>
+      <w:proofErr w:type="spellEnd"/>
+      <w:r>
+        <w:rPr>
+          <w:rFonts w:ascii="Tahoma" w:eastAsia="Tahoma" w:hAnsi="Tahoma" w:cs="Tahoma"/>
           <w:sz w:val="24"/>
           <w:szCs w:val="24"/>
           <w:lang w:val="en-US"/>
         </w:rPr>
         <w:t xml:space="preserve"> Perusahaan dan </w:t>
       </w:r>
-      <w:r>
-        <w:rPr>
-          <w:rFonts w:ascii="Tahoma" w:hAnsi="Tahoma" w:eastAsia="Tahoma" w:cs="Tahoma"/>
+      <w:proofErr w:type="spellStart"/>
+      <w:r>
+        <w:rPr>
+          <w:rFonts w:ascii="Tahoma" w:eastAsia="Tahoma" w:hAnsi="Tahoma" w:cs="Tahoma"/>
           <w:sz w:val="24"/>
           <w:szCs w:val="24"/>
           <w:lang w:val="en-US"/>
         </w:rPr>
         <w:t>Peraturan</w:t>
       </w:r>
-      <w:r>
-        <w:rPr>
-          <w:rFonts w:ascii="Tahoma" w:hAnsi="Tahoma" w:eastAsia="Tahoma" w:cs="Tahoma"/>
-          <w:sz w:val="24"/>
-          <w:szCs w:val="24"/>
-          <w:lang w:val="en-US"/>
-        </w:rPr>
-        <w:t xml:space="preserve"> </w:t>
-      </w:r>
-      <w:r>
-        <w:rPr>
-          <w:rFonts w:ascii="Tahoma" w:hAnsi="Tahoma" w:eastAsia="Tahoma" w:cs="Tahoma"/>
-          <w:sz w:val="24"/>
-          <w:szCs w:val="24"/>
-          <w:lang w:val="en-US"/>
-        </w:rPr>
-        <w:t>Perundang-Undangan</w:t>
-      </w:r>
-      <w:r>
-        <w:rPr>
-          <w:rFonts w:ascii="Tahoma" w:hAnsi="Tahoma" w:eastAsia="Tahoma" w:cs="Tahoma"/>
+      <w:proofErr w:type="spellEnd"/>
+      <w:r>
+        <w:rPr>
+          <w:rFonts w:ascii="Tahoma" w:eastAsia="Tahoma" w:hAnsi="Tahoma" w:cs="Tahoma"/>
+          <w:sz w:val="24"/>
+          <w:szCs w:val="24"/>
+          <w:lang w:val="en-US"/>
+        </w:rPr>
+        <w:t xml:space="preserve"> Perundang-</w:t>
+      </w:r>
+      <w:proofErr w:type="spellStart"/>
+      <w:r>
+        <w:rPr>
+          <w:rFonts w:ascii="Tahoma" w:eastAsia="Tahoma" w:hAnsi="Tahoma" w:cs="Tahoma"/>
+          <w:sz w:val="24"/>
+          <w:szCs w:val="24"/>
+          <w:lang w:val="en-US"/>
+        </w:rPr>
+        <w:t>Undangan</w:t>
+      </w:r>
+      <w:proofErr w:type="spellEnd"/>
+      <w:r>
+        <w:rPr>
+          <w:rFonts w:ascii="Tahoma" w:eastAsia="Tahoma" w:hAnsi="Tahoma" w:cs="Tahoma"/>
           <w:sz w:val="24"/>
           <w:szCs w:val="24"/>
           <w:lang w:val="en-US"/>
         </w:rPr>
         <w:t xml:space="preserve"> yang </w:t>
       </w:r>
-      <w:r>
-        <w:rPr>
-          <w:rFonts w:ascii="Tahoma" w:hAnsi="Tahoma" w:eastAsia="Tahoma" w:cs="Tahoma"/>
+      <w:proofErr w:type="spellStart"/>
+      <w:r>
+        <w:rPr>
+          <w:rFonts w:ascii="Tahoma" w:eastAsia="Tahoma" w:hAnsi="Tahoma" w:cs="Tahoma"/>
           <w:sz w:val="24"/>
           <w:szCs w:val="24"/>
           <w:lang w:val="en-US"/>
         </w:rPr>
         <w:t>berlaku</w:t>
       </w:r>
-      <w:r>
-        <w:rPr>
-          <w:rFonts w:ascii="Tahoma" w:hAnsi="Tahoma" w:eastAsia="Tahoma" w:cs="Tahoma"/>
+      <w:proofErr w:type="spellEnd"/>
+      <w:r>
+        <w:rPr>
+          <w:rFonts w:ascii="Tahoma" w:eastAsia="Tahoma" w:hAnsi="Tahoma" w:cs="Tahoma"/>
           <w:sz w:val="24"/>
           <w:szCs w:val="24"/>
           <w:lang w:val="en-US"/>
@@ -1674,147 +1819,161 @@
         <w:t>.</w:t>
       </w:r>
     </w:p>
-    <w:p xmlns:wp14="http://schemas.microsoft.com/office/word/2010/wordml" wp14:textId="77777777">
+    <w:p>
       <w:pPr>
         <w:jc w:val="both"/>
         <w:rPr>
-          <w:rFonts w:ascii="Tahoma" w:hAnsi="Tahoma" w:eastAsia="Tahoma" w:cs="Tahoma"/>
+          <w:rFonts w:ascii="Tahoma" w:eastAsia="Tahoma" w:hAnsi="Tahoma" w:cs="Tahoma"/>
           <w:sz w:val="20"/>
           <w:szCs w:val="20"/>
         </w:rPr>
       </w:pPr>
     </w:p>
-    <w:p xmlns:wp14="http://schemas.microsoft.com/office/word/2010/wordml" wp14:textId="77777777">
+    <w:p>
       <w:pPr>
         <w:ind w:firstLine="720"/>
         <w:jc w:val="both"/>
         <w:rPr>
-          <w:rFonts w:ascii="Tahoma" w:hAnsi="Tahoma" w:eastAsia="Tahoma" w:cs="Tahoma"/>
+          <w:rFonts w:ascii="Tahoma" w:eastAsia="Tahoma" w:hAnsi="Tahoma" w:cs="Tahoma"/>
           <w:sz w:val="24"/>
           <w:szCs w:val="24"/>
           <w:lang w:val="en-US"/>
         </w:rPr>
       </w:pPr>
-      <w:r>
-        <w:rPr>
-          <w:rFonts w:ascii="Tahoma" w:hAnsi="Tahoma" w:eastAsia="Tahoma" w:cs="Tahoma"/>
+      <w:proofErr w:type="spellStart"/>
+      <w:r>
+        <w:rPr>
+          <w:rFonts w:ascii="Tahoma" w:eastAsia="Tahoma" w:hAnsi="Tahoma" w:cs="Tahoma"/>
           <w:sz w:val="24"/>
           <w:szCs w:val="24"/>
           <w:lang w:val="en-US"/>
         </w:rPr>
         <w:t>Demikan</w:t>
       </w:r>
-      <w:r>
-        <w:rPr>
-          <w:rFonts w:ascii="Tahoma" w:hAnsi="Tahoma" w:eastAsia="Tahoma" w:cs="Tahoma"/>
+      <w:proofErr w:type="spellEnd"/>
+      <w:r>
+        <w:rPr>
+          <w:rFonts w:ascii="Tahoma" w:eastAsia="Tahoma" w:hAnsi="Tahoma" w:cs="Tahoma"/>
           <w:sz w:val="24"/>
           <w:szCs w:val="24"/>
           <w:lang w:val="en-US"/>
         </w:rPr>
         <w:t xml:space="preserve"> Surat </w:t>
       </w:r>
-      <w:r>
-        <w:rPr>
-          <w:rFonts w:ascii="Tahoma" w:hAnsi="Tahoma" w:eastAsia="Tahoma" w:cs="Tahoma"/>
+      <w:proofErr w:type="spellStart"/>
+      <w:r>
+        <w:rPr>
+          <w:rFonts w:ascii="Tahoma" w:eastAsia="Tahoma" w:hAnsi="Tahoma" w:cs="Tahoma"/>
           <w:sz w:val="24"/>
           <w:szCs w:val="24"/>
           <w:lang w:val="en-US"/>
         </w:rPr>
         <w:t>Pernyataan</w:t>
       </w:r>
-      <w:r>
-        <w:rPr>
-          <w:rFonts w:ascii="Tahoma" w:hAnsi="Tahoma" w:eastAsia="Tahoma" w:cs="Tahoma"/>
-          <w:sz w:val="24"/>
-          <w:szCs w:val="24"/>
-          <w:lang w:val="en-US"/>
-        </w:rPr>
-        <w:t xml:space="preserve"> </w:t>
-      </w:r>
-      <w:r>
-        <w:rPr>
-          <w:rFonts w:ascii="Tahoma" w:hAnsi="Tahoma" w:eastAsia="Tahoma" w:cs="Tahoma"/>
+      <w:proofErr w:type="spellEnd"/>
+      <w:r>
+        <w:rPr>
+          <w:rFonts w:ascii="Tahoma" w:eastAsia="Tahoma" w:hAnsi="Tahoma" w:cs="Tahoma"/>
+          <w:sz w:val="24"/>
+          <w:szCs w:val="24"/>
+          <w:lang w:val="en-US"/>
+        </w:rPr>
+        <w:t xml:space="preserve"> </w:t>
+      </w:r>
+      <w:proofErr w:type="spellStart"/>
+      <w:r>
+        <w:rPr>
+          <w:rFonts w:ascii="Tahoma" w:eastAsia="Tahoma" w:hAnsi="Tahoma" w:cs="Tahoma"/>
           <w:sz w:val="24"/>
           <w:szCs w:val="24"/>
           <w:lang w:val="en-US"/>
         </w:rPr>
         <w:t>ini</w:t>
       </w:r>
-      <w:r>
-        <w:rPr>
-          <w:rFonts w:ascii="Tahoma" w:hAnsi="Tahoma" w:eastAsia="Tahoma" w:cs="Tahoma"/>
-          <w:sz w:val="24"/>
-          <w:szCs w:val="24"/>
-          <w:lang w:val="en-US"/>
-        </w:rPr>
-        <w:t xml:space="preserve"> </w:t>
-      </w:r>
-      <w:r>
-        <w:rPr>
-          <w:rFonts w:ascii="Tahoma" w:hAnsi="Tahoma" w:eastAsia="Tahoma" w:cs="Tahoma"/>
+      <w:proofErr w:type="spellEnd"/>
+      <w:r>
+        <w:rPr>
+          <w:rFonts w:ascii="Tahoma" w:eastAsia="Tahoma" w:hAnsi="Tahoma" w:cs="Tahoma"/>
+          <w:sz w:val="24"/>
+          <w:szCs w:val="24"/>
+          <w:lang w:val="en-US"/>
+        </w:rPr>
+        <w:t xml:space="preserve"> </w:t>
+      </w:r>
+      <w:proofErr w:type="spellStart"/>
+      <w:r>
+        <w:rPr>
+          <w:rFonts w:ascii="Tahoma" w:eastAsia="Tahoma" w:hAnsi="Tahoma" w:cs="Tahoma"/>
           <w:sz w:val="24"/>
           <w:szCs w:val="24"/>
           <w:lang w:val="en-US"/>
         </w:rPr>
         <w:t>saya</w:t>
       </w:r>
-      <w:r>
-        <w:rPr>
-          <w:rFonts w:ascii="Tahoma" w:hAnsi="Tahoma" w:eastAsia="Tahoma" w:cs="Tahoma"/>
-          <w:sz w:val="24"/>
-          <w:szCs w:val="24"/>
-          <w:lang w:val="en-US"/>
-        </w:rPr>
-        <w:t xml:space="preserve"> </w:t>
-      </w:r>
-      <w:r>
-        <w:rPr>
-          <w:rFonts w:ascii="Tahoma" w:hAnsi="Tahoma" w:eastAsia="Tahoma" w:cs="Tahoma"/>
+      <w:proofErr w:type="spellEnd"/>
+      <w:r>
+        <w:rPr>
+          <w:rFonts w:ascii="Tahoma" w:eastAsia="Tahoma" w:hAnsi="Tahoma" w:cs="Tahoma"/>
+          <w:sz w:val="24"/>
+          <w:szCs w:val="24"/>
+          <w:lang w:val="en-US"/>
+        </w:rPr>
+        <w:t xml:space="preserve"> </w:t>
+      </w:r>
+      <w:proofErr w:type="spellStart"/>
+      <w:r>
+        <w:rPr>
+          <w:rFonts w:ascii="Tahoma" w:eastAsia="Tahoma" w:hAnsi="Tahoma" w:cs="Tahoma"/>
           <w:sz w:val="24"/>
           <w:szCs w:val="24"/>
           <w:lang w:val="en-US"/>
         </w:rPr>
         <w:t>buat</w:t>
       </w:r>
-      <w:r>
-        <w:rPr>
-          <w:rFonts w:ascii="Tahoma" w:hAnsi="Tahoma" w:eastAsia="Tahoma" w:cs="Tahoma"/>
-          <w:sz w:val="24"/>
-          <w:szCs w:val="24"/>
-          <w:lang w:val="en-US"/>
-        </w:rPr>
-        <w:t xml:space="preserve"> </w:t>
-      </w:r>
-      <w:r>
-        <w:rPr>
-          <w:rFonts w:ascii="Tahoma" w:hAnsi="Tahoma" w:eastAsia="Tahoma" w:cs="Tahoma"/>
+      <w:proofErr w:type="spellEnd"/>
+      <w:r>
+        <w:rPr>
+          <w:rFonts w:ascii="Tahoma" w:eastAsia="Tahoma" w:hAnsi="Tahoma" w:cs="Tahoma"/>
+          <w:sz w:val="24"/>
+          <w:szCs w:val="24"/>
+          <w:lang w:val="en-US"/>
+        </w:rPr>
+        <w:t xml:space="preserve"> </w:t>
+      </w:r>
+      <w:proofErr w:type="spellStart"/>
+      <w:r>
+        <w:rPr>
+          <w:rFonts w:ascii="Tahoma" w:eastAsia="Tahoma" w:hAnsi="Tahoma" w:cs="Tahoma"/>
           <w:sz w:val="24"/>
           <w:szCs w:val="24"/>
           <w:lang w:val="en-US"/>
         </w:rPr>
         <w:t>dengan</w:t>
       </w:r>
-      <w:r>
-        <w:rPr>
-          <w:rFonts w:ascii="Tahoma" w:hAnsi="Tahoma" w:eastAsia="Tahoma" w:cs="Tahoma"/>
-          <w:sz w:val="24"/>
-          <w:szCs w:val="24"/>
-          <w:lang w:val="en-US"/>
-        </w:rPr>
-        <w:t xml:space="preserve"> </w:t>
-      </w:r>
-      <w:r>
-        <w:rPr>
-          <w:rFonts w:ascii="Tahoma" w:hAnsi="Tahoma" w:eastAsia="Tahoma" w:cs="Tahoma"/>
+      <w:proofErr w:type="spellEnd"/>
+      <w:r>
+        <w:rPr>
+          <w:rFonts w:ascii="Tahoma" w:eastAsia="Tahoma" w:hAnsi="Tahoma" w:cs="Tahoma"/>
+          <w:sz w:val="24"/>
+          <w:szCs w:val="24"/>
+          <w:lang w:val="en-US"/>
+        </w:rPr>
+        <w:t xml:space="preserve"> </w:t>
+      </w:r>
+      <w:proofErr w:type="spellStart"/>
+      <w:r>
+        <w:rPr>
+          <w:rFonts w:ascii="Tahoma" w:eastAsia="Tahoma" w:hAnsi="Tahoma" w:cs="Tahoma"/>
           <w:sz w:val="24"/>
           <w:szCs w:val="24"/>
           <w:lang w:val="en-US"/>
         </w:rPr>
         <w:t>sebenarnya</w:t>
       </w:r>
-      <w:r>
-        <w:rPr>
-          <w:rFonts w:ascii="Tahoma" w:hAnsi="Tahoma" w:eastAsia="Tahoma" w:cs="Tahoma"/>
+      <w:proofErr w:type="spellEnd"/>
+      <w:r>
+        <w:rPr>
+          <w:rFonts w:ascii="Tahoma" w:eastAsia="Tahoma" w:hAnsi="Tahoma" w:cs="Tahoma"/>
           <w:sz w:val="24"/>
           <w:szCs w:val="24"/>
           <w:lang w:val="en-US"/>
@@ -1822,11 +1981,11 @@
         <w:t>.</w:t>
       </w:r>
     </w:p>
-    <w:p xmlns:wp14="http://schemas.microsoft.com/office/word/2010/wordml" wp14:textId="77777777">
+    <w:p>
       <w:pPr>
         <w:jc w:val="both"/>
         <w:rPr>
-          <w:rFonts w:ascii="Tahoma" w:hAnsi="Tahoma" w:eastAsia="Tahoma" w:cs="Tahoma"/>
+          <w:rFonts w:ascii="Tahoma" w:eastAsia="Tahoma" w:hAnsi="Tahoma" w:cs="Tahoma"/>
           <w:sz w:val="20"/>
           <w:szCs w:val="20"/>
         </w:rPr>
@@ -1838,12 +1997,12 @@
         <w:tblW w:w="9360" w:type="dxa"/>
         <w:tblInd w:w="2" w:type="dxa"/>
         <w:tblBorders>
-          <w:top w:val="single" w:color="FFFFFF" w:sz="8" w:space="0"/>
-          <w:left w:val="single" w:color="FFFFFF" w:sz="8" w:space="0"/>
-          <w:bottom w:val="single" w:color="FFFFFF" w:sz="8" w:space="0"/>
-          <w:right w:val="single" w:color="FFFFFF" w:sz="8" w:space="0"/>
-          <w:insideH w:val="single" w:color="FFFFFF" w:sz="8" w:space="0"/>
-          <w:insideV w:val="single" w:color="FFFFFF" w:sz="8" w:space="0"/>
+          <w:top w:val="single" w:sz="8" w:space="0" w:color="FFFFFF"/>
+          <w:left w:val="single" w:sz="8" w:space="0" w:color="FFFFFF"/>
+          <w:bottom w:val="single" w:sz="8" w:space="0" w:color="FFFFFF"/>
+          <w:right w:val="single" w:sz="8" w:space="0" w:color="FFFFFF"/>
+          <w:insideH w:val="single" w:sz="8" w:space="0" w:color="FFFFFF"/>
+          <w:insideV w:val="single" w:sz="8" w:space="0" w:color="FFFFFF"/>
         </w:tblBorders>
         <w:tblLayout w:type="fixed"/>
         <w:tblLook w:val="0600" w:firstRow="0" w:lastRow="0" w:firstColumn="0" w:lastColumn="0" w:noHBand="1" w:noVBand="1"/>
@@ -1852,7 +2011,7 @@
         <w:gridCol w:w="4680"/>
         <w:gridCol w:w="4680"/>
       </w:tblGrid>
-      <w:tr xmlns:wp14="http://schemas.microsoft.com/office/word/2010/wordml" wp14:textId="77777777">
+      <w:tr>
         <w:tc>
           <w:tcPr>
             <w:tcW w:w="4680" w:type="dxa"/>
@@ -1863,7 +2022,7 @@
               <w:right w:w="100" w:type="dxa"/>
             </w:tcMar>
           </w:tcPr>
-          <w:p wp14:textId="77777777">
+          <w:p>
             <w:pPr>
               <w:widowControl w:val="0"/>
               <w:pBdr>
@@ -1876,51 +2035,13 @@
               <w:spacing w:line="240" w:lineRule="auto"/>
               <w:jc w:val="both"/>
               <w:rPr>
-                <w:rFonts w:ascii="Tahoma" w:hAnsi="Tahoma" w:eastAsia="Tahoma" w:cs="Tahoma"/>
+                <w:rFonts w:ascii="Tahoma" w:eastAsia="Tahoma" w:hAnsi="Tahoma" w:cs="Tahoma"/>
                 <w:sz w:val="24"/>
                 <w:szCs w:val="24"/>
               </w:rPr>
             </w:pPr>
           </w:p>
-          <w:p wp14:textId="77777777">
-            <w:pPr>
-              <w:widowControl w:val="0"/>
-              <w:pBdr>
-                <w:top w:val="nil" w:color="FF000000" w:sz="0" w:space="0"/>
-                <w:left w:val="nil" w:color="FF000000" w:sz="0" w:space="0"/>
-                <w:bottom w:val="nil" w:color="FF000000" w:sz="0" w:space="0"/>
-                <w:right w:val="nil" w:color="FF000000" w:sz="0" w:space="0"/>
-                <w:between w:val="nil" w:color="FF000000" w:sz="0" w:space="0"/>
-              </w:pBdr>
-              <w:spacing w:line="240" w:lineRule="auto"/>
-              <w:jc w:val="both"/>
-              <w:rPr>
-                <w:rFonts w:ascii="Tahoma" w:hAnsi="Tahoma" w:eastAsia="Tahoma" w:cs="Tahoma"/>
-                <w:sz w:val="24"/>
-                <w:szCs w:val="24"/>
-                <w:lang w:val="en-US"/>
-              </w:rPr>
-            </w:pPr>
-            <w:r>
-              <w:rPr>
-                <w:rFonts w:ascii="Tahoma" w:hAnsi="Tahoma" w:eastAsia="Tahoma" w:cs="Tahoma"/>
-                <w:sz w:val="24"/>
-                <w:szCs w:val="24"/>
-                <w:lang w:val="en-US"/>
-              </w:rPr>
-              <w:t>Mengetahui</w:t>
-            </w:r>
-            <w:r>
-              <w:rPr>
-                <w:rFonts w:ascii="Tahoma" w:hAnsi="Tahoma" w:eastAsia="Tahoma" w:cs="Tahoma"/>
-                <w:sz w:val="24"/>
-                <w:szCs w:val="24"/>
-                <w:lang w:val="en-US"/>
-              </w:rPr>
-              <w:t xml:space="preserve"> :</w:t>
-            </w:r>
-          </w:p>
-          <w:p wp14:textId="77777777">
+          <w:p>
             <w:pPr>
               <w:widowControl w:val="0"/>
               <w:pBdr>
@@ -1933,25 +2054,36 @@
               <w:spacing w:line="240" w:lineRule="auto"/>
               <w:jc w:val="both"/>
               <w:rPr>
-                <w:rFonts w:ascii="Tahoma" w:hAnsi="Tahoma" w:eastAsia="Tahoma" w:cs="Tahoma"/>
-                <w:i/>
-                <w:iCs/>
+                <w:rFonts w:ascii="Tahoma" w:eastAsia="Tahoma" w:hAnsi="Tahoma" w:cs="Tahoma"/>
                 <w:sz w:val="24"/>
                 <w:szCs w:val="24"/>
+                <w:lang w:val="en-US"/>
               </w:rPr>
             </w:pPr>
+            <w:proofErr w:type="spellStart"/>
+            <w:proofErr w:type="gramStart"/>
             <w:r>
               <w:rPr>
-                <w:rFonts w:ascii="Tahoma" w:hAnsi="Tahoma" w:eastAsia="Tahoma" w:cs="Tahoma"/>
-                <w:i/>
-                <w:iCs/>
+                <w:rFonts w:ascii="Tahoma" w:eastAsia="Tahoma" w:hAnsi="Tahoma" w:cs="Tahoma"/>
                 <w:sz w:val="24"/>
                 <w:szCs w:val="24"/>
-              </w:rPr>
-              <w:t>Responsible Manager</w:t>
+                <w:lang w:val="en-US"/>
+              </w:rPr>
+              <w:t>Mengetahui</w:t>
             </w:r>
+            <w:proofErr w:type="spellEnd"/>
+            <w:r>
+              <w:rPr>
+                <w:rFonts w:ascii="Tahoma" w:eastAsia="Tahoma" w:hAnsi="Tahoma" w:cs="Tahoma"/>
+                <w:sz w:val="24"/>
+                <w:szCs w:val="24"/>
+                <w:lang w:val="en-US"/>
+              </w:rPr>
+              <w:t xml:space="preserve"> :</w:t>
+            </w:r>
+            <w:proofErr w:type="gramEnd"/>
           </w:p>
-          <w:p wp14:textId="77777777">
+          <w:p>
             <w:pPr>
               <w:widowControl w:val="0"/>
               <w:pBdr>
@@ -1964,51 +2096,25 @@
               <w:spacing w:line="240" w:lineRule="auto"/>
               <w:jc w:val="both"/>
               <w:rPr>
-                <w:rFonts w:ascii="Tahoma" w:hAnsi="Tahoma" w:eastAsia="Tahoma" w:cs="Tahoma"/>
+                <w:rFonts w:ascii="Tahoma" w:eastAsia="Tahoma" w:hAnsi="Tahoma" w:cs="Tahoma"/>
+                <w:i/>
+                <w:iCs/>
                 <w:sz w:val="24"/>
                 <w:szCs w:val="24"/>
               </w:rPr>
             </w:pPr>
-          </w:p>
-          <w:p wp14:textId="77777777">
-            <w:pPr>
-              <w:widowControl w:val="0"/>
-              <w:pBdr>
-                <w:top w:val="nil" w:color="FF000000" w:sz="0" w:space="0"/>
-                <w:left w:val="nil" w:color="FF000000" w:sz="0" w:space="0"/>
-                <w:bottom w:val="nil" w:color="FF000000" w:sz="0" w:space="0"/>
-                <w:right w:val="nil" w:color="FF000000" w:sz="0" w:space="0"/>
-                <w:between w:val="nil" w:color="FF000000" w:sz="0" w:space="0"/>
-              </w:pBdr>
-              <w:spacing w:line="240" w:lineRule="auto"/>
-              <w:jc w:val="both"/>
-              <w:rPr>
-                <w:rFonts w:ascii="Tahoma" w:hAnsi="Tahoma" w:eastAsia="Tahoma" w:cs="Tahoma"/>
+            <w:r>
+              <w:rPr>
+                <w:rFonts w:ascii="Tahoma" w:eastAsia="Tahoma" w:hAnsi="Tahoma" w:cs="Tahoma"/>
+                <w:i/>
+                <w:iCs/>
                 <w:sz w:val="24"/>
                 <w:szCs w:val="24"/>
-                <w:lang w:val="en-US"/>
-              </w:rPr>
-            </w:pPr>
-            <w:r>
-              <w:rPr>
-                <w:rFonts w:ascii="Tahoma" w:hAnsi="Tahoma" w:eastAsia="Tahoma" w:cs="Tahoma"/>
-                <w:sz w:val="24"/>
-                <w:szCs w:val="24"/>
-                <w:lang w:val="en-US"/>
-              </w:rPr>
-              <w:t>ttd</w:t>
-            </w:r>
-            <w:r>
-              <w:rPr>
-                <w:rFonts w:ascii="Tahoma" w:hAnsi="Tahoma" w:eastAsia="Tahoma" w:cs="Tahoma"/>
-                <w:sz w:val="24"/>
-                <w:szCs w:val="24"/>
-                <w:lang w:val="en-US"/>
-              </w:rPr>
-              <w:t>.</w:t>
+              </w:rPr>
+              <w:t>Responsible Manager</w:t>
             </w:r>
           </w:p>
-          <w:p wp14:textId="77777777">
+          <w:p>
             <w:pPr>
               <w:widowControl w:val="0"/>
               <w:pBdr>
@@ -2021,25 +2127,13 @@
               <w:spacing w:line="240" w:lineRule="auto"/>
               <w:jc w:val="both"/>
               <w:rPr>
-                <w:rFonts w:ascii="Tahoma" w:hAnsi="Tahoma" w:eastAsia="Tahoma" w:cs="Tahoma"/>
+                <w:rFonts w:ascii="Tahoma" w:eastAsia="Tahoma" w:hAnsi="Tahoma" w:cs="Tahoma"/>
                 <w:sz w:val="24"/>
                 <w:szCs w:val="24"/>
               </w:rPr>
             </w:pPr>
           </w:p>
-          <w:p wp14:textId="3C1848AA">
-            <w:pPr>
-              <w:jc w:val="both"/>
-            </w:pPr>
-            <w:r>
-              <w:rPr>
-                <w:rFonts w:ascii="Tahoma" w:hAnsi="Tahoma" w:eastAsia="Tahoma" w:cs="Tahoma"/>
-                <w:lang w:val="en-US"/>
-              </w:rPr>
-              <w:t>{{mgr_nama}}</w:t>
-            </w:r>
-          </w:p>
-          <w:p wp14:textId="77777777">
+          <w:p>
             <w:pPr>
               <w:widowControl w:val="0"/>
               <w:pBdr>
@@ -2052,34 +2146,121 @@
               <w:spacing w:line="240" w:lineRule="auto"/>
               <w:jc w:val="both"/>
               <w:rPr>
-                <w:rFonts w:ascii="Tahoma" w:hAnsi="Tahoma" w:eastAsia="Tahoma" w:cs="Tahoma"/>
+                <w:rFonts w:ascii="Tahoma" w:eastAsia="Tahoma" w:hAnsi="Tahoma" w:cs="Tahoma"/>
+                <w:sz w:val="24"/>
+                <w:szCs w:val="24"/>
+                <w:lang w:val="en-US"/>
+              </w:rPr>
+            </w:pPr>
+            <w:proofErr w:type="spellStart"/>
+            <w:r>
+              <w:rPr>
+                <w:rFonts w:ascii="Tahoma" w:eastAsia="Tahoma" w:hAnsi="Tahoma" w:cs="Tahoma"/>
+                <w:sz w:val="24"/>
+                <w:szCs w:val="24"/>
+                <w:lang w:val="en-US"/>
+              </w:rPr>
+              <w:t>ttd</w:t>
+            </w:r>
+            <w:proofErr w:type="spellEnd"/>
+            <w:r>
+              <w:rPr>
+                <w:rFonts w:ascii="Tahoma" w:eastAsia="Tahoma" w:hAnsi="Tahoma" w:cs="Tahoma"/>
+                <w:sz w:val="24"/>
+                <w:szCs w:val="24"/>
+                <w:lang w:val="en-US"/>
+              </w:rPr>
+              <w:t>.</w:t>
+            </w:r>
+          </w:p>
+          <w:p>
+            <w:pPr>
+              <w:widowControl w:val="0"/>
+              <w:pBdr>
+                <w:top w:val="nil"/>
+                <w:left w:val="nil"/>
+                <w:bottom w:val="nil"/>
+                <w:right w:val="nil"/>
+                <w:between w:val="nil"/>
+              </w:pBdr>
+              <w:spacing w:line="240" w:lineRule="auto"/>
+              <w:jc w:val="both"/>
+              <w:rPr>
+                <w:rFonts w:ascii="Tahoma" w:eastAsia="Tahoma" w:hAnsi="Tahoma" w:cs="Tahoma"/>
+                <w:sz w:val="24"/>
+                <w:szCs w:val="24"/>
+              </w:rPr>
+            </w:pPr>
+          </w:p>
+          <w:p>
+            <w:pPr>
+              <w:jc w:val="both"/>
+            </w:pPr>
+            <w:r>
+              <w:rPr>
+                <w:rFonts w:ascii="Tahoma" w:eastAsia="Tahoma" w:hAnsi="Tahoma" w:cs="Tahoma"/>
+                <w:lang w:val="en-US"/>
+              </w:rPr>
+              <w:t>{{</w:t>
+            </w:r>
+            <w:proofErr w:type="spellStart"/>
+            <w:r>
+              <w:rPr>
+                <w:rFonts w:ascii="Tahoma" w:eastAsia="Tahoma" w:hAnsi="Tahoma" w:cs="Tahoma"/>
+                <w:lang w:val="en-US"/>
+              </w:rPr>
+              <w:t>mgr_nama</w:t>
+            </w:r>
+            <w:proofErr w:type="spellEnd"/>
+            <w:r>
+              <w:rPr>
+                <w:rFonts w:ascii="Tahoma" w:eastAsia="Tahoma" w:hAnsi="Tahoma" w:cs="Tahoma"/>
+                <w:lang w:val="en-US"/>
+              </w:rPr>
+              <w:t>}}</w:t>
+            </w:r>
+          </w:p>
+          <w:p>
+            <w:pPr>
+              <w:widowControl w:val="0"/>
+              <w:pBdr>
+                <w:top w:val="nil"/>
+                <w:left w:val="nil"/>
+                <w:bottom w:val="nil"/>
+                <w:right w:val="nil"/>
+                <w:between w:val="nil"/>
+              </w:pBdr>
+              <w:spacing w:line="240" w:lineRule="auto"/>
+              <w:jc w:val="both"/>
+              <w:rPr>
+                <w:rFonts w:ascii="Tahoma" w:eastAsia="Tahoma" w:hAnsi="Tahoma" w:cs="Tahoma"/>
                 <w:sz w:val="2"/>
                 <w:szCs w:val="2"/>
               </w:rPr>
             </w:pPr>
             <w:r>
               <w:rPr>
-                <w:rFonts w:ascii="Tahoma" w:hAnsi="Tahoma" w:eastAsia="Tahoma" w:cs="Tahoma"/>
+                <w:rFonts w:ascii="Tahoma" w:eastAsia="Tahoma" w:hAnsi="Tahoma" w:cs="Tahoma"/>
                 <w:sz w:val="2"/>
                 <w:szCs w:val="2"/>
               </w:rPr>
               <w:t>______________________________________________________________________________________________________________________________________________________________</w:t>
             </w:r>
           </w:p>
-          <w:p wp14:textId="48F11DC6">
+          <w:p>
             <w:pPr>
               <w:widowControl w:val="0"/>
               <w:pBdr>
-                <w:top w:val="nil" w:color="FF000000" w:sz="0" w:space="0"/>
-                <w:left w:val="nil" w:color="FF000000" w:sz="0" w:space="0"/>
-                <w:bottom w:val="nil" w:color="FF000000" w:sz="0" w:space="0"/>
-                <w:right w:val="nil" w:color="FF000000" w:sz="0" w:space="0"/>
-                <w:between w:val="nil" w:color="FF000000" w:sz="0" w:space="0"/>
+                <w:top w:val="nil"/>
+                <w:left w:val="nil"/>
+                <w:bottom w:val="nil"/>
+                <w:right w:val="nil"/>
+                <w:between w:val="nil"/>
               </w:pBdr>
               <w:spacing w:line="240" w:lineRule="auto"/>
               <w:jc w:val="both"/>
               <w:rPr>
-                <w:rFonts w:ascii="Tahoma" w:hAnsi="Tahoma" w:eastAsia="Tahoma" w:cs="Tahoma"/>
+                <w:rFonts w:ascii="Tahoma" w:eastAsia="Tahoma" w:hAnsi="Tahoma" w:cs="Tahoma"/>
                 <w:sz w:val="24"/>
                 <w:szCs w:val="24"/>
                 <w:lang w:val="en-US"/>
@@ -2087,7 +2268,7 @@
             </w:pPr>
             <w:r>
               <w:rPr>
-                <w:rFonts w:ascii="Tahoma" w:hAnsi="Tahoma" w:eastAsia="Tahoma" w:cs="Tahoma"/>
+                <w:rFonts w:ascii="Tahoma" w:eastAsia="Tahoma" w:hAnsi="Tahoma" w:cs="Tahoma"/>
                 <w:sz w:val="24"/>
                 <w:szCs w:val="24"/>
                 <w:lang w:val="en-US"/>
@@ -2096,12 +2277,32 @@
             </w:r>
             <w:r>
               <w:rPr>
-                <w:rFonts w:ascii="Tahoma" w:hAnsi="Tahoma" w:eastAsia="Tahoma" w:cs="Tahoma"/>
+                <w:rFonts w:ascii="Tahoma" w:eastAsia="Tahoma" w:hAnsi="Tahoma" w:cs="Tahoma"/>
                 <w:sz w:val="24"/>
                 <w:szCs w:val="24"/>
                 <w:lang w:val="en-US"/>
               </w:rPr>
-              <w:t>{{mgr_nik}}</w:t>
+              <w:t>{{</w:t>
+            </w:r>
+            <w:proofErr w:type="spellStart"/>
+            <w:r>
+              <w:rPr>
+                <w:rFonts w:ascii="Tahoma" w:eastAsia="Tahoma" w:hAnsi="Tahoma" w:cs="Tahoma"/>
+                <w:sz w:val="24"/>
+                <w:szCs w:val="24"/>
+                <w:lang w:val="en-US"/>
+              </w:rPr>
+              <w:t>mgr_nik</w:t>
+            </w:r>
+            <w:proofErr w:type="spellEnd"/>
+            <w:r>
+              <w:rPr>
+                <w:rFonts w:ascii="Tahoma" w:eastAsia="Tahoma" w:hAnsi="Tahoma" w:cs="Tahoma"/>
+                <w:sz w:val="24"/>
+                <w:szCs w:val="24"/>
+                <w:lang w:val="en-US"/>
+              </w:rPr>
+              <w:t>}}</w:t>
             </w:r>
           </w:p>
         </w:tc>
@@ -2115,45 +2316,7 @@
               <w:right w:w="100" w:type="dxa"/>
             </w:tcMar>
           </w:tcPr>
-          <w:p wp14:textId="34B29D1A">
-            <w:pPr>
-              <w:widowControl w:val="0"/>
-              <w:pBdr>
-                <w:top w:val="nil" w:color="FF000000" w:sz="0" w:space="0"/>
-                <w:left w:val="nil" w:color="FF000000" w:sz="0" w:space="0"/>
-                <w:bottom w:val="nil" w:color="FF000000" w:sz="0" w:space="0"/>
-                <w:right w:val="nil" w:color="FF000000" w:sz="0" w:space="0"/>
-                <w:between w:val="nil" w:color="FF000000" w:sz="0" w:space="0"/>
-              </w:pBdr>
-              <w:spacing w:line="240" w:lineRule="auto"/>
-              <w:jc w:val="both"/>
-              <w:rPr>
-                <w:rFonts w:ascii="Tahoma" w:hAnsi="Tahoma" w:eastAsia="Tahoma" w:cs="Tahoma"/>
-                <w:sz w:val="24"/>
-                <w:szCs w:val="24"/>
-                <w:lang w:val="en-US"/>
-              </w:rPr>
-            </w:pPr>
-            <w:r>
-              <w:rPr>
-                <w:rFonts w:ascii="Tahoma" w:hAnsi="Tahoma" w:eastAsia="Tahoma" w:cs="Tahoma"/>
-                <w:sz w:val="24"/>
-                <w:szCs w:val="24"/>
-                <w:lang w:val="en-US"/>
-              </w:rPr>
-              <w:t xml:space="preserve">Bandung, </w:t>
-            </w:r>
-            <w:r>
-              <w:rPr>
-                <w:rFonts w:ascii="Tahoma" w:hAnsi="Tahoma" w:eastAsia="Tahoma" w:cs="Tahoma"/>
-                <w:sz w:val="24"/>
-                <w:szCs w:val="24"/>
-                <w:lang w:val="en-US"/>
-              </w:rPr>
-              <w:t>{{tanggal}}</w:t>
-            </w:r>
-          </w:p>
-          <w:p wp14:textId="77777777">
+          <w:p>
             <w:pPr>
               <w:widowControl w:val="0"/>
               <w:pBdr>
@@ -2166,26 +2329,7 @@
               <w:spacing w:line="240" w:lineRule="auto"/>
               <w:jc w:val="both"/>
               <w:rPr>
-                <w:rFonts w:ascii="Tahoma" w:hAnsi="Tahoma" w:eastAsia="Tahoma" w:cs="Tahoma"/>
-                <w:sz w:val="24"/>
-                <w:szCs w:val="24"/>
-              </w:rPr>
-            </w:pPr>
-          </w:p>
-          <w:p wp14:textId="77777777">
-            <w:pPr>
-              <w:widowControl w:val="0"/>
-              <w:pBdr>
-                <w:top w:val="nil" w:color="FF000000" w:sz="0" w:space="0"/>
-                <w:left w:val="nil" w:color="FF000000" w:sz="0" w:space="0"/>
-                <w:bottom w:val="nil" w:color="FF000000" w:sz="0" w:space="0"/>
-                <w:right w:val="nil" w:color="FF000000" w:sz="0" w:space="0"/>
-                <w:between w:val="nil" w:color="FF000000" w:sz="0" w:space="0"/>
-              </w:pBdr>
-              <w:spacing w:line="240" w:lineRule="auto"/>
-              <w:jc w:val="both"/>
-              <w:rPr>
-                <w:rFonts w:ascii="Tahoma" w:hAnsi="Tahoma" w:eastAsia="Tahoma" w:cs="Tahoma"/>
+                <w:rFonts w:ascii="Tahoma" w:eastAsia="Tahoma" w:hAnsi="Tahoma" w:cs="Tahoma"/>
                 <w:sz w:val="24"/>
                 <w:szCs w:val="24"/>
                 <w:lang w:val="en-US"/>
@@ -2193,33 +2337,44 @@
             </w:pPr>
             <w:r>
               <w:rPr>
-                <w:rFonts w:ascii="Tahoma" w:hAnsi="Tahoma" w:eastAsia="Tahoma" w:cs="Tahoma"/>
+                <w:rFonts w:ascii="Tahoma" w:eastAsia="Tahoma" w:hAnsi="Tahoma" w:cs="Tahoma"/>
                 <w:sz w:val="24"/>
                 <w:szCs w:val="24"/>
                 <w:lang w:val="en-US"/>
               </w:rPr>
-              <w:t>Pembuat</w:t>
+              <w:t xml:space="preserve">Bandung, </w:t>
             </w:r>
             <w:r>
               <w:rPr>
-                <w:rFonts w:ascii="Tahoma" w:hAnsi="Tahoma" w:eastAsia="Tahoma" w:cs="Tahoma"/>
+                <w:rFonts w:ascii="Tahoma" w:eastAsia="Tahoma" w:hAnsi="Tahoma" w:cs="Tahoma"/>
                 <w:sz w:val="24"/>
                 <w:szCs w:val="24"/>
                 <w:lang w:val="en-US"/>
               </w:rPr>
-              <w:t xml:space="preserve"> </w:t>
+              <w:t>{{</w:t>
             </w:r>
+            <w:proofErr w:type="spellStart"/>
             <w:r>
               <w:rPr>
-                <w:rFonts w:ascii="Tahoma" w:hAnsi="Tahoma" w:eastAsia="Tahoma" w:cs="Tahoma"/>
+                <w:rFonts w:ascii="Tahoma" w:eastAsia="Tahoma" w:hAnsi="Tahoma" w:cs="Tahoma"/>
                 <w:sz w:val="24"/>
                 <w:szCs w:val="24"/>
                 <w:lang w:val="en-US"/>
               </w:rPr>
-              <w:t>Pernyataan</w:t>
+              <w:t>tanggal</w:t>
+            </w:r>
+            <w:proofErr w:type="spellEnd"/>
+            <w:r>
+              <w:rPr>
+                <w:rFonts w:ascii="Tahoma" w:eastAsia="Tahoma" w:hAnsi="Tahoma" w:cs="Tahoma"/>
+                <w:sz w:val="24"/>
+                <w:szCs w:val="24"/>
+                <w:lang w:val="en-US"/>
+              </w:rPr>
+              <w:t>}}</w:t>
             </w:r>
           </w:p>
-          <w:p wp14:textId="77777777">
+          <w:p>
             <w:pPr>
               <w:widowControl w:val="0"/>
               <w:pBdr>
@@ -2232,51 +2387,13 @@
               <w:spacing w:line="240" w:lineRule="auto"/>
               <w:jc w:val="both"/>
               <w:rPr>
-                <w:rFonts w:ascii="Tahoma" w:hAnsi="Tahoma" w:eastAsia="Tahoma" w:cs="Tahoma"/>
+                <w:rFonts w:ascii="Tahoma" w:eastAsia="Tahoma" w:hAnsi="Tahoma" w:cs="Tahoma"/>
                 <w:sz w:val="24"/>
                 <w:szCs w:val="24"/>
               </w:rPr>
             </w:pPr>
           </w:p>
-          <w:p wp14:textId="77777777">
-            <w:pPr>
-              <w:widowControl w:val="0"/>
-              <w:pBdr>
-                <w:top w:val="nil" w:color="FF000000" w:sz="0" w:space="0"/>
-                <w:left w:val="nil" w:color="FF000000" w:sz="0" w:space="0"/>
-                <w:bottom w:val="nil" w:color="FF000000" w:sz="0" w:space="0"/>
-                <w:right w:val="nil" w:color="FF000000" w:sz="0" w:space="0"/>
-                <w:between w:val="nil" w:color="FF000000" w:sz="0" w:space="0"/>
-              </w:pBdr>
-              <w:spacing w:line="240" w:lineRule="auto"/>
-              <w:jc w:val="both"/>
-              <w:rPr>
-                <w:rFonts w:ascii="Tahoma" w:hAnsi="Tahoma" w:eastAsia="Tahoma" w:cs="Tahoma"/>
-                <w:sz w:val="24"/>
-                <w:szCs w:val="24"/>
-                <w:lang w:val="en-US"/>
-              </w:rPr>
-            </w:pPr>
-            <w:r>
-              <w:rPr>
-                <w:rFonts w:ascii="Tahoma" w:hAnsi="Tahoma" w:eastAsia="Tahoma" w:cs="Tahoma"/>
-                <w:sz w:val="24"/>
-                <w:szCs w:val="24"/>
-                <w:lang w:val="en-US"/>
-              </w:rPr>
-              <w:t>ttd</w:t>
-            </w:r>
-            <w:r>
-              <w:rPr>
-                <w:rFonts w:ascii="Tahoma" w:hAnsi="Tahoma" w:eastAsia="Tahoma" w:cs="Tahoma"/>
-                <w:sz w:val="24"/>
-                <w:szCs w:val="24"/>
-                <w:lang w:val="en-US"/>
-              </w:rPr>
-              <w:t>.</w:t>
-            </w:r>
-          </w:p>
-          <w:p wp14:textId="77777777">
+          <w:p>
             <w:pPr>
               <w:widowControl w:val="0"/>
               <w:pBdr>
@@ -2289,75 +2406,167 @@
               <w:spacing w:line="240" w:lineRule="auto"/>
               <w:jc w:val="both"/>
               <w:rPr>
-                <w:rFonts w:ascii="Tahoma" w:hAnsi="Tahoma" w:eastAsia="Tahoma" w:cs="Tahoma"/>
+                <w:rFonts w:ascii="Tahoma" w:eastAsia="Tahoma" w:hAnsi="Tahoma" w:cs="Tahoma"/>
                 <w:sz w:val="24"/>
                 <w:szCs w:val="24"/>
+                <w:lang w:val="en-US"/>
+              </w:rPr>
+            </w:pPr>
+            <w:proofErr w:type="spellStart"/>
+            <w:r>
+              <w:rPr>
+                <w:rFonts w:ascii="Tahoma" w:eastAsia="Tahoma" w:hAnsi="Tahoma" w:cs="Tahoma"/>
+                <w:sz w:val="24"/>
+                <w:szCs w:val="24"/>
+                <w:lang w:val="en-US"/>
+              </w:rPr>
+              <w:t>Pembuat</w:t>
+            </w:r>
+            <w:proofErr w:type="spellEnd"/>
+            <w:r>
+              <w:rPr>
+                <w:rFonts w:ascii="Tahoma" w:eastAsia="Tahoma" w:hAnsi="Tahoma" w:cs="Tahoma"/>
+                <w:sz w:val="24"/>
+                <w:szCs w:val="24"/>
+                <w:lang w:val="en-US"/>
+              </w:rPr>
+              <w:t xml:space="preserve"> </w:t>
+            </w:r>
+            <w:proofErr w:type="spellStart"/>
+            <w:r>
+              <w:rPr>
+                <w:rFonts w:ascii="Tahoma" w:eastAsia="Tahoma" w:hAnsi="Tahoma" w:cs="Tahoma"/>
+                <w:sz w:val="24"/>
+                <w:szCs w:val="24"/>
+                <w:lang w:val="en-US"/>
+              </w:rPr>
+              <w:t>Pernyataan</w:t>
+            </w:r>
+            <w:proofErr w:type="spellEnd"/>
+          </w:p>
+          <w:p>
+            <w:pPr>
+              <w:widowControl w:val="0"/>
+              <w:pBdr>
+                <w:top w:val="nil"/>
+                <w:left w:val="nil"/>
+                <w:bottom w:val="nil"/>
+                <w:right w:val="nil"/>
+                <w:between w:val="nil"/>
+              </w:pBdr>
+              <w:spacing w:line="240" w:lineRule="auto"/>
+              <w:jc w:val="both"/>
+              <w:rPr>
+                <w:rFonts w:ascii="Tahoma" w:eastAsia="Tahoma" w:hAnsi="Tahoma" w:cs="Tahoma"/>
+                <w:sz w:val="24"/>
+                <w:szCs w:val="24"/>
               </w:rPr>
             </w:pPr>
           </w:p>
-          <w:p wp14:textId="671C4FBB">
+          <w:p>
+            <w:pPr>
+              <w:widowControl w:val="0"/>
+              <w:pBdr>
+                <w:top w:val="nil"/>
+                <w:left w:val="nil"/>
+                <w:bottom w:val="nil"/>
+                <w:right w:val="nil"/>
+                <w:between w:val="nil"/>
+              </w:pBdr>
+              <w:spacing w:line="240" w:lineRule="auto"/>
+              <w:jc w:val="both"/>
+              <w:rPr>
+                <w:rFonts w:ascii="Tahoma" w:eastAsia="Tahoma" w:hAnsi="Tahoma" w:cs="Tahoma"/>
+                <w:sz w:val="24"/>
+                <w:szCs w:val="24"/>
+                <w:lang w:val="en-US"/>
+              </w:rPr>
+            </w:pPr>
+            <w:proofErr w:type="spellStart"/>
+            <w:r>
+              <w:rPr>
+                <w:rFonts w:ascii="Tahoma" w:eastAsia="Tahoma" w:hAnsi="Tahoma" w:cs="Tahoma"/>
+                <w:sz w:val="24"/>
+                <w:szCs w:val="24"/>
+                <w:lang w:val="en-US"/>
+              </w:rPr>
+              <w:t>ttd</w:t>
+            </w:r>
+            <w:proofErr w:type="spellEnd"/>
+            <w:r>
+              <w:rPr>
+                <w:rFonts w:ascii="Tahoma" w:eastAsia="Tahoma" w:hAnsi="Tahoma" w:cs="Tahoma"/>
+                <w:sz w:val="24"/>
+                <w:szCs w:val="24"/>
+                <w:lang w:val="en-US"/>
+              </w:rPr>
+              <w:t>.</w:t>
+            </w:r>
+          </w:p>
+          <w:p>
+            <w:pPr>
+              <w:widowControl w:val="0"/>
+              <w:pBdr>
+                <w:top w:val="nil"/>
+                <w:left w:val="nil"/>
+                <w:bottom w:val="nil"/>
+                <w:right w:val="nil"/>
+                <w:between w:val="nil"/>
+              </w:pBdr>
+              <w:spacing w:line="240" w:lineRule="auto"/>
+              <w:jc w:val="both"/>
+              <w:rPr>
+                <w:rFonts w:ascii="Tahoma" w:eastAsia="Tahoma" w:hAnsi="Tahoma" w:cs="Tahoma"/>
+                <w:sz w:val="24"/>
+                <w:szCs w:val="24"/>
+              </w:rPr>
+            </w:pPr>
+          </w:p>
+          <w:p>
             <w:pPr>
               <w:jc w:val="both"/>
             </w:pPr>
             <w:r>
               <w:rPr>
-                <w:rFonts w:ascii="Tahoma" w:hAnsi="Tahoma" w:eastAsia="Tahoma" w:cs="Tahoma"/>
-              </w:rPr>
-              <w:t>{{</w:t>
-            </w:r>
-            <w:r>
-              <w:rPr>
-                <w:rFonts w:ascii="Tahoma" w:hAnsi="Tahoma" w:eastAsia="Tahoma" w:cs="Tahoma"/>
-              </w:rPr>
-              <w:t>n</w:t>
-            </w:r>
-            <w:r>
-              <w:rPr>
-                <w:rFonts w:ascii="Tahoma" w:hAnsi="Tahoma" w:eastAsia="Tahoma" w:cs="Tahoma"/>
-              </w:rPr>
-              <w:t>ama</w:t>
-            </w:r>
-            <w:r>
-              <w:rPr>
-                <w:rFonts w:ascii="Tahoma" w:hAnsi="Tahoma" w:eastAsia="Tahoma" w:cs="Tahoma"/>
-              </w:rPr>
-              <w:t>}}</w:t>
+                <w:rFonts w:ascii="Tahoma" w:eastAsia="Tahoma" w:hAnsi="Tahoma" w:cs="Tahoma"/>
+              </w:rPr>
+              <w:t>{{nama}}</w:t>
             </w:r>
           </w:p>
-          <w:p wp14:textId="77777777">
+          <w:p>
             <w:pPr>
               <w:widowControl w:val="0"/>
               <w:spacing w:line="240" w:lineRule="auto"/>
               <w:jc w:val="both"/>
               <w:rPr>
-                <w:rFonts w:ascii="Tahoma" w:hAnsi="Tahoma" w:eastAsia="Tahoma" w:cs="Tahoma"/>
+                <w:rFonts w:ascii="Tahoma" w:eastAsia="Tahoma" w:hAnsi="Tahoma" w:cs="Tahoma"/>
                 <w:sz w:val="24"/>
                 <w:szCs w:val="24"/>
               </w:rPr>
             </w:pPr>
             <w:r>
               <w:rPr>
-                <w:rFonts w:ascii="Tahoma" w:hAnsi="Tahoma" w:eastAsia="Tahoma" w:cs="Tahoma"/>
+                <w:rFonts w:ascii="Tahoma" w:eastAsia="Tahoma" w:hAnsi="Tahoma" w:cs="Tahoma"/>
                 <w:sz w:val="2"/>
                 <w:szCs w:val="2"/>
               </w:rPr>
               <w:t>______________________________________________________________________________________________________________________________________________________________</w:t>
             </w:r>
           </w:p>
-          <w:p wp14:textId="15BAB27B">
+          <w:p>
             <w:pPr>
               <w:widowControl w:val="0"/>
               <w:pBdr>
-                <w:top w:val="nil" w:color="FF000000" w:sz="0" w:space="0"/>
-                <w:left w:val="nil" w:color="FF000000" w:sz="0" w:space="0"/>
-                <w:bottom w:val="nil" w:color="FF000000" w:sz="0" w:space="0"/>
-                <w:right w:val="nil" w:color="FF000000" w:sz="0" w:space="0"/>
-                <w:between w:val="nil" w:color="FF000000" w:sz="0" w:space="0"/>
+                <w:top w:val="nil"/>
+                <w:left w:val="nil"/>
+                <w:bottom w:val="nil"/>
+                <w:right w:val="nil"/>
+                <w:between w:val="nil"/>
               </w:pBdr>
               <w:spacing w:line="240" w:lineRule="auto"/>
               <w:jc w:val="both"/>
               <w:rPr>
-                <w:rFonts w:ascii="Tahoma" w:hAnsi="Tahoma" w:eastAsia="Tahoma" w:cs="Tahoma"/>
+                <w:rFonts w:ascii="Tahoma" w:eastAsia="Tahoma" w:hAnsi="Tahoma" w:cs="Tahoma"/>
                 <w:sz w:val="24"/>
                 <w:szCs w:val="24"/>
                 <w:lang w:val="en-US"/>
@@ -2365,7 +2574,7 @@
             </w:pPr>
             <w:r>
               <w:rPr>
-                <w:rFonts w:ascii="Tahoma" w:hAnsi="Tahoma" w:eastAsia="Tahoma" w:cs="Tahoma"/>
+                <w:rFonts w:ascii="Tahoma" w:eastAsia="Tahoma" w:hAnsi="Tahoma" w:cs="Tahoma"/>
                 <w:sz w:val="24"/>
                 <w:szCs w:val="24"/>
                 <w:lang w:val="en-US"/>
@@ -2374,25 +2583,27 @@
             </w:r>
             <w:r>
               <w:rPr>
-                <w:rFonts w:ascii="Tahoma" w:hAnsi="Tahoma" w:eastAsia="Tahoma" w:cs="Tahoma"/>
+                <w:rFonts w:ascii="Tahoma" w:eastAsia="Tahoma" w:hAnsi="Tahoma" w:cs="Tahoma"/>
                 <w:sz w:val="24"/>
                 <w:szCs w:val="24"/>
                 <w:lang w:val="en-US"/>
               </w:rPr>
               <w:t>{{</w:t>
             </w:r>
+            <w:proofErr w:type="spellStart"/>
             <w:r>
               <w:rPr>
-                <w:rFonts w:ascii="Tahoma" w:hAnsi="Tahoma" w:eastAsia="Tahoma" w:cs="Tahoma"/>
+                <w:rFonts w:ascii="Tahoma" w:eastAsia="Tahoma" w:hAnsi="Tahoma" w:cs="Tahoma"/>
                 <w:sz w:val="24"/>
                 <w:szCs w:val="24"/>
                 <w:lang w:val="en-US"/>
               </w:rPr>
               <w:t>nik</w:t>
             </w:r>
+            <w:proofErr w:type="spellEnd"/>
             <w:r>
               <w:rPr>
-                <w:rFonts w:ascii="Tahoma" w:hAnsi="Tahoma" w:eastAsia="Tahoma" w:cs="Tahoma"/>
+                <w:rFonts w:ascii="Tahoma" w:eastAsia="Tahoma" w:hAnsi="Tahoma" w:cs="Tahoma"/>
                 <w:sz w:val="24"/>
                 <w:szCs w:val="24"/>
                 <w:lang w:val="en-US"/>
@@ -2403,45 +2614,48 @@
         </w:tc>
       </w:tr>
     </w:tbl>
-    <w:p xmlns:wp14="http://schemas.microsoft.com/office/word/2010/wordml" wp14:textId="77777777">
+    <w:p>
       <w:pPr>
         <w:rPr>
-          <w:rFonts w:ascii="Tahoma" w:hAnsi="Tahoma" w:eastAsia="Tahoma" w:cs="Tahoma"/>
+          <w:rFonts w:ascii="Tahoma" w:eastAsia="Tahoma" w:hAnsi="Tahoma" w:cs="Tahoma"/>
           <w:sz w:val="18"/>
           <w:szCs w:val="18"/>
         </w:rPr>
       </w:pPr>
     </w:p>
-    <w:p xmlns:wp14="http://schemas.microsoft.com/office/word/2010/wordml" wp14:textId="77777777">
+    <w:p>
       <w:pPr>
         <w:rPr>
-          <w:rFonts w:ascii="Tahoma" w:hAnsi="Tahoma" w:eastAsia="Tahoma" w:cs="Tahoma"/>
+          <w:rFonts w:ascii="Tahoma" w:eastAsia="Tahoma" w:hAnsi="Tahoma" w:cs="Tahoma"/>
           <w:sz w:val="20"/>
           <w:szCs w:val="20"/>
           <w:lang w:val="en-US"/>
         </w:rPr>
       </w:pPr>
-      <w:r>
-        <w:rPr>
-          <w:rFonts w:ascii="Tahoma" w:hAnsi="Tahoma" w:eastAsia="Tahoma" w:cs="Tahoma"/>
+      <w:proofErr w:type="gramStart"/>
+      <w:r>
+        <w:rPr>
+          <w:rFonts w:ascii="Tahoma" w:eastAsia="Tahoma" w:hAnsi="Tahoma" w:cs="Tahoma"/>
           <w:sz w:val="20"/>
           <w:szCs w:val="20"/>
           <w:lang w:val="en-US"/>
         </w:rPr>
         <w:t>Ref :</w:t>
       </w:r>
-      <w:r>
-        <w:rPr>
-          <w:rFonts w:ascii="Tahoma" w:hAnsi="Tahoma" w:eastAsia="Tahoma" w:cs="Tahoma"/>
+      <w:proofErr w:type="gramEnd"/>
+      <w:r>
+        <w:rPr>
+          <w:rFonts w:ascii="Tahoma" w:eastAsia="Tahoma" w:hAnsi="Tahoma" w:cs="Tahoma"/>
           <w:sz w:val="20"/>
           <w:szCs w:val="20"/>
           <w:lang w:val="en-US"/>
         </w:rPr>
         <w:t xml:space="preserve"> NDS </w:t>
       </w:r>
-      <w:r>
-        <w:rPr>
-          <w:rFonts w:ascii="Tahoma" w:hAnsi="Tahoma" w:eastAsia="Tahoma" w:cs="Tahoma"/>
+      <w:proofErr w:type="gramStart"/>
+      <w:r>
+        <w:rPr>
+          <w:rFonts w:ascii="Tahoma" w:eastAsia="Tahoma" w:hAnsi="Tahoma" w:cs="Tahoma"/>
           <w:sz w:val="20"/>
           <w:szCs w:val="20"/>
           <w:lang w:val="en-US"/>
@@ -2450,7 +2664,7 @@
       </w:r>
       <w:r>
         <w:rPr>
-          <w:rFonts w:ascii="Tahoma" w:hAnsi="Tahoma" w:eastAsia="Tahoma" w:cs="Tahoma"/>
+          <w:rFonts w:ascii="Tahoma" w:eastAsia="Tahoma" w:hAnsi="Tahoma" w:cs="Tahoma"/>
           <w:color w:val="FF0000"/>
           <w:sz w:val="20"/>
           <w:szCs w:val="20"/>
@@ -2461,6 +2675,7 @@
       <w:r>
         <w:tab/>
       </w:r>
+      <w:proofErr w:type="gramEnd"/>
       <w:r>
         <w:tab/>
       </w:r>
@@ -2487,7 +2702,7 @@
       </w:r>
       <w:r>
         <w:rPr>
-          <w:rFonts w:ascii="Tahoma" w:hAnsi="Tahoma" w:eastAsia="Tahoma" w:cs="Tahoma"/>
+          <w:rFonts w:ascii="Tahoma" w:eastAsia="Tahoma" w:hAnsi="Tahoma" w:cs="Tahoma"/>
           <w:sz w:val="20"/>
           <w:szCs w:val="20"/>
           <w:lang w:val="en-US"/>
@@ -2496,8 +2711,13 @@
       </w:r>
     </w:p>
     <w:sectPr>
-      <w:headerReference w:type="default" r:id="rId7"/>
-      <w:pgSz w:w="12240" w:h="15840" w:orient="portrait"/>
+      <w:headerReference w:type="even" r:id="rId8"/>
+      <w:headerReference w:type="default" r:id="rId9"/>
+      <w:footerReference w:type="even" r:id="rId10"/>
+      <w:footerReference w:type="default" r:id="rId11"/>
+      <w:headerReference w:type="first" r:id="rId12"/>
+      <w:footerReference w:type="first" r:id="rId13"/>
+      <w:pgSz w:w="12240" w:h="15840"/>
       <w:pgMar w:top="1440" w:right="1440" w:bottom="1440" w:left="1440" w:header="720" w:footer="720" w:gutter="0"/>
       <w:pgNumType w:start="1"/>
       <w:cols w:space="720"/>
@@ -2509,7 +2729,7 @@
 <file path=word/endnotes.xml><?xml version="1.0" encoding="utf-8"?>
 <w:endnotes xmlns:wpc="http://schemas.microsoft.com/office/word/2010/wordprocessingCanvas" xmlns:cx="http://schemas.microsoft.com/office/drawing/2014/chartex" xmlns:cx1="http://schemas.microsoft.com/office/drawing/2015/9/8/chartex" xmlns:cx2="http://schemas.microsoft.com/office/drawing/2015/10/21/chartex" xmlns:cx3="http://schemas.microsoft.com/office/drawing/2016/5/9/chartex" xmlns:cx4="http://schemas.microsoft.com/office/drawing/2016/5/10/chartex" xmlns:cx5="http://schemas.microsoft.com/office/drawing/2016/5/11/chartex" xmlns:cx6="http://schemas.microsoft.com/office/drawing/2016/5/12/chartex" xmlns:cx7="http://schemas.microsoft.com/office/drawing/2016/5/13/chartex" xmlns:cx8="http://schemas.microsoft.com/office/drawing/2016/5/14/chartex" xmlns:mc="http://schemas.openxmlformats.org/markup-compatibility/2006" xmlns:aink="http://schemas.microsoft.com/office/drawing/2016/ink" xmlns:am3d="http://schemas.microsoft.com/office/drawing/2017/model3d" xmlns:o="urn:schemas-microsoft-com:office:office" xmlns:oel="http://schemas.microsoft.com/office/2019/extlst" xmlns:r="http://schemas.openxmlformats.org/officeDocument/2006/relationships" xmlns:m="http://schemas.openxmlformats.org/officeDocument/2006/math" xmlns:v="urn:schemas-microsoft-com:vml" xmlns:wp14="http://schemas.microsoft.com/office/word/2010/wordprocessingDrawing" xmlns:wp="http://schemas.openxmlformats.org/drawingml/2006/wordprocessingDrawing" xmlns:w10="urn:schemas-microsoft-com:office:word" xmlns:w="http://schemas.openxmlformats.org/wordprocessingml/2006/main" xmlns:w14="http://schemas.microsoft.com/office/word/2010/wordml" xmlns:w15="http://schemas.microsoft.com/office/word/2012/wordml" xmlns:w16cex="http://schemas.microsoft.com/office/word/2018/wordml/cex" xmlns:w16cid="http://schemas.microsoft.com/office/word/2016/wordml/cid" xmlns:w16="http://schemas.microsoft.com/office/word/2018/wordml" xmlns:w16du="http://schemas.microsoft.com/office/word/2023/wordml/word16du" xmlns:w16sdtdh="http://schemas.microsoft.com/office/word/2020/wordml/sdtdatahash" xmlns:w16sdtfl="http://schemas.microsoft.com/office/word/2024/wordml/sdtformatlock" xmlns:w16se="http://schemas.microsoft.com/office/word/2015/wordml/symex" xmlns:wpg="http://schemas.microsoft.com/office/word/2010/wordprocessingGroup" xmlns:wpi="http://schemas.microsoft.com/office/word/2010/wordprocessingInk" xmlns:wne="http://schemas.microsoft.com/office/word/2006/wordml" xmlns:wps="http://schemas.microsoft.com/office/word/2010/wordprocessingShape" mc:Ignorable="w14 w15 w16se w16cid w16 w16cex w16sdtdh w16sdtfl w16du wp14">
   <w:endnote w:type="separator" w:id="-1">
-    <w:p xmlns:wp14="http://schemas.microsoft.com/office/word/2010/wordml" wp14:textId="77777777">
+    <w:p>
       <w:pPr>
         <w:spacing w:line="240" w:lineRule="auto"/>
       </w:pPr>
@@ -2519,7 +2739,7 @@
     </w:p>
   </w:endnote>
   <w:endnote w:type="continuationSeparator" w:id="0">
-    <w:p xmlns:wp14="http://schemas.microsoft.com/office/word/2010/wordml" wp14:textId="77777777">
+    <w:p>
       <w:pPr>
         <w:spacing w:line="240" w:lineRule="auto"/>
       </w:pPr>
@@ -2531,10 +2751,40 @@
 </w:endnotes>
 </file>
 
+<file path=word/footer1.xml><?xml version="1.0" encoding="utf-8"?>
+<w:ftr xmlns:wpc="http://schemas.microsoft.com/office/word/2010/wordprocessingCanvas" xmlns:cx="http://schemas.microsoft.com/office/drawing/2014/chartex" xmlns:cx1="http://schemas.microsoft.com/office/drawing/2015/9/8/chartex" xmlns:cx2="http://schemas.microsoft.com/office/drawing/2015/10/21/chartex" xmlns:cx3="http://schemas.microsoft.com/office/drawing/2016/5/9/chartex" xmlns:cx4="http://schemas.microsoft.com/office/drawing/2016/5/10/chartex" xmlns:cx5="http://schemas.microsoft.com/office/drawing/2016/5/11/chartex" xmlns:cx6="http://schemas.microsoft.com/office/drawing/2016/5/12/chartex" xmlns:cx7="http://schemas.microsoft.com/office/drawing/2016/5/13/chartex" xmlns:cx8="http://schemas.microsoft.com/office/drawing/2016/5/14/chartex" xmlns:mc="http://schemas.openxmlformats.org/markup-compatibility/2006" xmlns:aink="http://schemas.microsoft.com/office/drawing/2016/ink" xmlns:am3d="http://schemas.microsoft.com/office/drawing/2017/model3d" xmlns:o="urn:schemas-microsoft-com:office:office" xmlns:oel="http://schemas.microsoft.com/office/2019/extlst" xmlns:r="http://schemas.openxmlformats.org/officeDocument/2006/relationships" xmlns:m="http://schemas.openxmlformats.org/officeDocument/2006/math" xmlns:v="urn:schemas-microsoft-com:vml" xmlns:wp14="http://schemas.microsoft.com/office/word/2010/wordprocessingDrawing" xmlns:wp="http://schemas.openxmlformats.org/drawingml/2006/wordprocessingDrawing" xmlns:w10="urn:schemas-microsoft-com:office:word" xmlns:w="http://schemas.openxmlformats.org/wordprocessingml/2006/main" xmlns:w14="http://schemas.microsoft.com/office/word/2010/wordml" xmlns:w15="http://schemas.microsoft.com/office/word/2012/wordml" xmlns:w16cex="http://schemas.microsoft.com/office/word/2018/wordml/cex" xmlns:w16cid="http://schemas.microsoft.com/office/word/2016/wordml/cid" xmlns:w16="http://schemas.microsoft.com/office/word/2018/wordml" xmlns:w16du="http://schemas.microsoft.com/office/word/2023/wordml/word16du" xmlns:w16sdtdh="http://schemas.microsoft.com/office/word/2020/wordml/sdtdatahash" xmlns:w16sdtfl="http://schemas.microsoft.com/office/word/2024/wordml/sdtformatlock" xmlns:w16se="http://schemas.microsoft.com/office/word/2015/wordml/symex" xmlns:wpg="http://schemas.microsoft.com/office/word/2010/wordprocessingGroup" xmlns:wpi="http://schemas.microsoft.com/office/word/2010/wordprocessingInk" xmlns:wne="http://schemas.microsoft.com/office/word/2006/wordml" xmlns:wps="http://schemas.microsoft.com/office/word/2010/wordprocessingShape" mc:Ignorable="w14 w15 w16se w16cid w16 w16cex w16sdtdh w16sdtfl w16du wp14">
+  <w:p>
+    <w:pPr>
+      <w:pStyle w:val="Footer"/>
+    </w:pPr>
+  </w:p>
+</w:ftr>
+</file>
+
+<file path=word/footer2.xml><?xml version="1.0" encoding="utf-8"?>
+<w:ftr xmlns:wpc="http://schemas.microsoft.com/office/word/2010/wordprocessingCanvas" xmlns:cx="http://schemas.microsoft.com/office/drawing/2014/chartex" xmlns:cx1="http://schemas.microsoft.com/office/drawing/2015/9/8/chartex" xmlns:cx2="http://schemas.microsoft.com/office/drawing/2015/10/21/chartex" xmlns:cx3="http://schemas.microsoft.com/office/drawing/2016/5/9/chartex" xmlns:cx4="http://schemas.microsoft.com/office/drawing/2016/5/10/chartex" xmlns:cx5="http://schemas.microsoft.com/office/drawing/2016/5/11/chartex" xmlns:cx6="http://schemas.microsoft.com/office/drawing/2016/5/12/chartex" xmlns:cx7="http://schemas.microsoft.com/office/drawing/2016/5/13/chartex" xmlns:cx8="http://schemas.microsoft.com/office/drawing/2016/5/14/chartex" xmlns:mc="http://schemas.openxmlformats.org/markup-compatibility/2006" xmlns:aink="http://schemas.microsoft.com/office/drawing/2016/ink" xmlns:am3d="http://schemas.microsoft.com/office/drawing/2017/model3d" xmlns:o="urn:schemas-microsoft-com:office:office" xmlns:oel="http://schemas.microsoft.com/office/2019/extlst" xmlns:r="http://schemas.openxmlformats.org/officeDocument/2006/relationships" xmlns:m="http://schemas.openxmlformats.org/officeDocument/2006/math" xmlns:v="urn:schemas-microsoft-com:vml" xmlns:wp14="http://schemas.microsoft.com/office/word/2010/wordprocessingDrawing" xmlns:wp="http://schemas.openxmlformats.org/drawingml/2006/wordprocessingDrawing" xmlns:w10="urn:schemas-microsoft-com:office:word" xmlns:w="http://schemas.openxmlformats.org/wordprocessingml/2006/main" xmlns:w14="http://schemas.microsoft.com/office/word/2010/wordml" xmlns:w15="http://schemas.microsoft.com/office/word/2012/wordml" xmlns:w16cex="http://schemas.microsoft.com/office/word/2018/wordml/cex" xmlns:w16cid="http://schemas.microsoft.com/office/word/2016/wordml/cid" xmlns:w16="http://schemas.microsoft.com/office/word/2018/wordml" xmlns:w16du="http://schemas.microsoft.com/office/word/2023/wordml/word16du" xmlns:w16sdtdh="http://schemas.microsoft.com/office/word/2020/wordml/sdtdatahash" xmlns:w16sdtfl="http://schemas.microsoft.com/office/word/2024/wordml/sdtformatlock" xmlns:w16se="http://schemas.microsoft.com/office/word/2015/wordml/symex" xmlns:wpg="http://schemas.microsoft.com/office/word/2010/wordprocessingGroup" xmlns:wpi="http://schemas.microsoft.com/office/word/2010/wordprocessingInk" xmlns:wne="http://schemas.microsoft.com/office/word/2006/wordml" xmlns:wps="http://schemas.microsoft.com/office/word/2010/wordprocessingShape" mc:Ignorable="w14 w15 w16se w16cid w16 w16cex w16sdtdh w16sdtfl w16du wp14">
+  <w:p>
+    <w:pPr>
+      <w:pStyle w:val="Footer"/>
+    </w:pPr>
+  </w:p>
+</w:ftr>
+</file>
+
+<file path=word/footer3.xml><?xml version="1.0" encoding="utf-8"?>
+<w:ftr xmlns:wpc="http://schemas.microsoft.com/office/word/2010/wordprocessingCanvas" xmlns:cx="http://schemas.microsoft.com/office/drawing/2014/chartex" xmlns:cx1="http://schemas.microsoft.com/office/drawing/2015/9/8/chartex" xmlns:cx2="http://schemas.microsoft.com/office/drawing/2015/10/21/chartex" xmlns:cx3="http://schemas.microsoft.com/office/drawing/2016/5/9/chartex" xmlns:cx4="http://schemas.microsoft.com/office/drawing/2016/5/10/chartex" xmlns:cx5="http://schemas.microsoft.com/office/drawing/2016/5/11/chartex" xmlns:cx6="http://schemas.microsoft.com/office/drawing/2016/5/12/chartex" xmlns:cx7="http://schemas.microsoft.com/office/drawing/2016/5/13/chartex" xmlns:cx8="http://schemas.microsoft.com/office/drawing/2016/5/14/chartex" xmlns:mc="http://schemas.openxmlformats.org/markup-compatibility/2006" xmlns:aink="http://schemas.microsoft.com/office/drawing/2016/ink" xmlns:am3d="http://schemas.microsoft.com/office/drawing/2017/model3d" xmlns:o="urn:schemas-microsoft-com:office:office" xmlns:oel="http://schemas.microsoft.com/office/2019/extlst" xmlns:r="http://schemas.openxmlformats.org/officeDocument/2006/relationships" xmlns:m="http://schemas.openxmlformats.org/officeDocument/2006/math" xmlns:v="urn:schemas-microsoft-com:vml" xmlns:wp14="http://schemas.microsoft.com/office/word/2010/wordprocessingDrawing" xmlns:wp="http://schemas.openxmlformats.org/drawingml/2006/wordprocessingDrawing" xmlns:w10="urn:schemas-microsoft-com:office:word" xmlns:w="http://schemas.openxmlformats.org/wordprocessingml/2006/main" xmlns:w14="http://schemas.microsoft.com/office/word/2010/wordml" xmlns:w15="http://schemas.microsoft.com/office/word/2012/wordml" xmlns:w16cex="http://schemas.microsoft.com/office/word/2018/wordml/cex" xmlns:w16cid="http://schemas.microsoft.com/office/word/2016/wordml/cid" xmlns:w16="http://schemas.microsoft.com/office/word/2018/wordml" xmlns:w16du="http://schemas.microsoft.com/office/word/2023/wordml/word16du" xmlns:w16sdtdh="http://schemas.microsoft.com/office/word/2020/wordml/sdtdatahash" xmlns:w16sdtfl="http://schemas.microsoft.com/office/word/2024/wordml/sdtformatlock" xmlns:w16se="http://schemas.microsoft.com/office/word/2015/wordml/symex" xmlns:wpg="http://schemas.microsoft.com/office/word/2010/wordprocessingGroup" xmlns:wpi="http://schemas.microsoft.com/office/word/2010/wordprocessingInk" xmlns:wne="http://schemas.microsoft.com/office/word/2006/wordml" xmlns:wps="http://schemas.microsoft.com/office/word/2010/wordprocessingShape" mc:Ignorable="w14 w15 w16se w16cid w16 w16cex w16sdtdh w16sdtfl w16du wp14">
+  <w:p>
+    <w:pPr>
+      <w:pStyle w:val="Footer"/>
+    </w:pPr>
+  </w:p>
+</w:ftr>
+</file>
+
 <file path=word/footnotes.xml><?xml version="1.0" encoding="utf-8"?>
 <w:footnotes xmlns:wpc="http://schemas.microsoft.com/office/word/2010/wordprocessingCanvas" xmlns:cx="http://schemas.microsoft.com/office/drawing/2014/chartex" xmlns:cx1="http://schemas.microsoft.com/office/drawing/2015/9/8/chartex" xmlns:cx2="http://schemas.microsoft.com/office/drawing/2015/10/21/chartex" xmlns:cx3="http://schemas.microsoft.com/office/drawing/2016/5/9/chartex" xmlns:cx4="http://schemas.microsoft.com/office/drawing/2016/5/10/chartex" xmlns:cx5="http://schemas.microsoft.com/office/drawing/2016/5/11/chartex" xmlns:cx6="http://schemas.microsoft.com/office/drawing/2016/5/12/chartex" xmlns:cx7="http://schemas.microsoft.com/office/drawing/2016/5/13/chartex" xmlns:cx8="http://schemas.microsoft.com/office/drawing/2016/5/14/chartex" xmlns:mc="http://schemas.openxmlformats.org/markup-compatibility/2006" xmlns:aink="http://schemas.microsoft.com/office/drawing/2016/ink" xmlns:am3d="http://schemas.microsoft.com/office/drawing/2017/model3d" xmlns:o="urn:schemas-microsoft-com:office:office" xmlns:oel="http://schemas.microsoft.com/office/2019/extlst" xmlns:r="http://schemas.openxmlformats.org/officeDocument/2006/relationships" xmlns:m="http://schemas.openxmlformats.org/officeDocument/2006/math" xmlns:v="urn:schemas-microsoft-com:vml" xmlns:wp14="http://schemas.microsoft.com/office/word/2010/wordprocessingDrawing" xmlns:wp="http://schemas.openxmlformats.org/drawingml/2006/wordprocessingDrawing" xmlns:w10="urn:schemas-microsoft-com:office:word" xmlns:w="http://schemas.openxmlformats.org/wordprocessingml/2006/main" xmlns:w14="http://schemas.microsoft.com/office/word/2010/wordml" xmlns:w15="http://schemas.microsoft.com/office/word/2012/wordml" xmlns:w16cex="http://schemas.microsoft.com/office/word/2018/wordml/cex" xmlns:w16cid="http://schemas.microsoft.com/office/word/2016/wordml/cid" xmlns:w16="http://schemas.microsoft.com/office/word/2018/wordml" xmlns:w16du="http://schemas.microsoft.com/office/word/2023/wordml/word16du" xmlns:w16sdtdh="http://schemas.microsoft.com/office/word/2020/wordml/sdtdatahash" xmlns:w16sdtfl="http://schemas.microsoft.com/office/word/2024/wordml/sdtformatlock" xmlns:w16se="http://schemas.microsoft.com/office/word/2015/wordml/symex" xmlns:wpg="http://schemas.microsoft.com/office/word/2010/wordprocessingGroup" xmlns:wpi="http://schemas.microsoft.com/office/word/2010/wordprocessingInk" xmlns:wne="http://schemas.microsoft.com/office/word/2006/wordml" xmlns:wps="http://schemas.microsoft.com/office/word/2010/wordprocessingShape" mc:Ignorable="w14 w15 w16se w16cid w16 w16cex w16sdtdh w16sdtfl w16du wp14">
   <w:footnote w:type="separator" w:id="-1">
-    <w:p xmlns:wp14="http://schemas.microsoft.com/office/word/2010/wordml" wp14:textId="77777777">
+    <w:p>
       <w:pPr>
         <w:spacing w:line="240" w:lineRule="auto"/>
       </w:pPr>
@@ -2544,7 +2794,7 @@
     </w:p>
   </w:footnote>
   <w:footnote w:type="continuationSeparator" w:id="0">
-    <w:p xmlns:wp14="http://schemas.microsoft.com/office/word/2010/wordml" wp14:textId="77777777">
+    <w:p>
       <w:pPr>
         <w:spacing w:line="240" w:lineRule="auto"/>
       </w:pPr>
@@ -2557,14 +2807,24 @@
 </file>
 
 <file path=word/header1.xml><?xml version="1.0" encoding="utf-8"?>
-<w:hdr xmlns:wpc="http://schemas.microsoft.com/office/word/2010/wordprocessingCanvas" xmlns:cx="http://schemas.microsoft.com/office/drawing/2014/chartex" xmlns:cx1="http://schemas.microsoft.com/office/drawing/2015/9/8/chartex" xmlns:cx2="http://schemas.microsoft.com/office/drawing/2015/10/21/chartex" xmlns:cx3="http://schemas.microsoft.com/office/drawing/2016/5/9/chartex" xmlns:cx4="http://schemas.microsoft.com/office/drawing/2016/5/10/chartex" xmlns:cx5="http://schemas.microsoft.com/office/drawing/2016/5/11/chartex" xmlns:cx6="http://schemas.microsoft.com/office/drawing/2016/5/12/chartex" xmlns:cx7="http://schemas.microsoft.com/office/drawing/2016/5/13/chartex" xmlns:cx8="http://schemas.microsoft.com/office/drawing/2016/5/14/chartex" xmlns:mc="http://schemas.openxmlformats.org/markup-compatibility/2006" xmlns:aink="http://schemas.microsoft.com/office/drawing/2016/ink" xmlns:am3d="http://schemas.microsoft.com/office/drawing/2017/model3d" xmlns:o="urn:schemas-microsoft-com:office:office" xmlns:oel="http://schemas.microsoft.com/office/2019/extlst" xmlns:r="http://schemas.openxmlformats.org/officeDocument/2006/relationships" xmlns:m="http://schemas.openxmlformats.org/officeDocument/2006/math" xmlns:v="urn:schemas-microsoft-com:vml" xmlns:wp14="http://schemas.microsoft.com/office/word/2010/wordprocessingDrawing" xmlns:wp="http://schemas.openxmlformats.org/drawingml/2006/wordprocessingDrawing" xmlns:w10="urn:schemas-microsoft-com:office:word" xmlns:w="http://schemas.openxmlformats.org/wordprocessingml/2006/main" xmlns:w14="http://schemas.microsoft.com/office/word/2010/wordml" xmlns:w15="http://schemas.microsoft.com/office/word/2012/wordml" xmlns:w16cex="http://schemas.microsoft.com/office/word/2018/wordml/cex" xmlns:w16cid="http://schemas.microsoft.com/office/word/2016/wordml/cid" xmlns:w16="http://schemas.microsoft.com/office/word/2018/wordml" xmlns:w16du="http://schemas.microsoft.com/office/word/2023/wordml/word16du" xmlns:w16sdtdh="http://schemas.microsoft.com/office/word/2020/wordml/sdtdatahash" xmlns:w16sdtfl="http://schemas.microsoft.com/office/word/2024/wordml/sdtformatlock" xmlns:w16se="http://schemas.microsoft.com/office/word/2015/wordml/symex" xmlns:wpg="http://schemas.microsoft.com/office/word/2010/wordprocessingGroup" xmlns:wpi="http://schemas.microsoft.com/office/word/2010/wordprocessingInk" xmlns:wne="http://schemas.microsoft.com/office/word/2006/wordml" xmlns:wps="http://schemas.microsoft.com/office/word/2010/wordprocessingShape" xmlns:a="http://schemas.openxmlformats.org/drawingml/2006/main" xmlns:pic="http://schemas.openxmlformats.org/drawingml/2006/picture" mc:Ignorable="w14 w15 w16se w16cid w16 w16cex w16sdtdh w16sdtfl w16du wp14">
-  <w:p xmlns:wp14="http://schemas.microsoft.com/office/word/2010/wordml" wp14:textId="77777777">
+<w:hdr xmlns:wpc="http://schemas.microsoft.com/office/word/2010/wordprocessingCanvas" xmlns:cx="http://schemas.microsoft.com/office/drawing/2014/chartex" xmlns:cx1="http://schemas.microsoft.com/office/drawing/2015/9/8/chartex" xmlns:cx2="http://schemas.microsoft.com/office/drawing/2015/10/21/chartex" xmlns:cx3="http://schemas.microsoft.com/office/drawing/2016/5/9/chartex" xmlns:cx4="http://schemas.microsoft.com/office/drawing/2016/5/10/chartex" xmlns:cx5="http://schemas.microsoft.com/office/drawing/2016/5/11/chartex" xmlns:cx6="http://schemas.microsoft.com/office/drawing/2016/5/12/chartex" xmlns:cx7="http://schemas.microsoft.com/office/drawing/2016/5/13/chartex" xmlns:cx8="http://schemas.microsoft.com/office/drawing/2016/5/14/chartex" xmlns:mc="http://schemas.openxmlformats.org/markup-compatibility/2006" xmlns:aink="http://schemas.microsoft.com/office/drawing/2016/ink" xmlns:am3d="http://schemas.microsoft.com/office/drawing/2017/model3d" xmlns:o="urn:schemas-microsoft-com:office:office" xmlns:oel="http://schemas.microsoft.com/office/2019/extlst" xmlns:r="http://schemas.openxmlformats.org/officeDocument/2006/relationships" xmlns:m="http://schemas.openxmlformats.org/officeDocument/2006/math" xmlns:v="urn:schemas-microsoft-com:vml" xmlns:wp14="http://schemas.microsoft.com/office/word/2010/wordprocessingDrawing" xmlns:wp="http://schemas.openxmlformats.org/drawingml/2006/wordprocessingDrawing" xmlns:w10="urn:schemas-microsoft-com:office:word" xmlns:w="http://schemas.openxmlformats.org/wordprocessingml/2006/main" xmlns:w14="http://schemas.microsoft.com/office/word/2010/wordml" xmlns:w15="http://schemas.microsoft.com/office/word/2012/wordml" xmlns:w16cex="http://schemas.microsoft.com/office/word/2018/wordml/cex" xmlns:w16cid="http://schemas.microsoft.com/office/word/2016/wordml/cid" xmlns:w16="http://schemas.microsoft.com/office/word/2018/wordml" xmlns:w16du="http://schemas.microsoft.com/office/word/2023/wordml/word16du" xmlns:w16sdtdh="http://schemas.microsoft.com/office/word/2020/wordml/sdtdatahash" xmlns:w16sdtfl="http://schemas.microsoft.com/office/word/2024/wordml/sdtformatlock" xmlns:w16se="http://schemas.microsoft.com/office/word/2015/wordml/symex" xmlns:wpg="http://schemas.microsoft.com/office/word/2010/wordprocessingGroup" xmlns:wpi="http://schemas.microsoft.com/office/word/2010/wordprocessingInk" xmlns:wne="http://schemas.microsoft.com/office/word/2006/wordml" xmlns:wps="http://schemas.microsoft.com/office/word/2010/wordprocessingShape" mc:Ignorable="w14 w15 w16se w16cid w16 w16cex w16sdtdh w16sdtfl w16du wp14">
+  <w:p>
+    <w:pPr>
+      <w:pStyle w:val="Header"/>
+    </w:pPr>
+  </w:p>
+</w:hdr>
+</file>
+
+<file path=word/header2.xml><?xml version="1.0" encoding="utf-8"?>
+<w:hdr xmlns:wpc="http://schemas.microsoft.com/office/word/2010/wordprocessingCanvas" xmlns:cx="http://schemas.microsoft.com/office/drawing/2014/chartex" xmlns:cx1="http://schemas.microsoft.com/office/drawing/2015/9/8/chartex" xmlns:cx2="http://schemas.microsoft.com/office/drawing/2015/10/21/chartex" xmlns:cx3="http://schemas.microsoft.com/office/drawing/2016/5/9/chartex" xmlns:cx4="http://schemas.microsoft.com/office/drawing/2016/5/10/chartex" xmlns:cx5="http://schemas.microsoft.com/office/drawing/2016/5/11/chartex" xmlns:cx6="http://schemas.microsoft.com/office/drawing/2016/5/12/chartex" xmlns:cx7="http://schemas.microsoft.com/office/drawing/2016/5/13/chartex" xmlns:cx8="http://schemas.microsoft.com/office/drawing/2016/5/14/chartex" xmlns:mc="http://schemas.openxmlformats.org/markup-compatibility/2006" xmlns:aink="http://schemas.microsoft.com/office/drawing/2016/ink" xmlns:am3d="http://schemas.microsoft.com/office/drawing/2017/model3d" xmlns:o="urn:schemas-microsoft-com:office:office" xmlns:oel="http://schemas.microsoft.com/office/2019/extlst" xmlns:r="http://schemas.openxmlformats.org/officeDocument/2006/relationships" xmlns:m="http://schemas.openxmlformats.org/officeDocument/2006/math" xmlns:v="urn:schemas-microsoft-com:vml" xmlns:wp14="http://schemas.microsoft.com/office/word/2010/wordprocessingDrawing" xmlns:wp="http://schemas.openxmlformats.org/drawingml/2006/wordprocessingDrawing" xmlns:w10="urn:schemas-microsoft-com:office:word" xmlns:w="http://schemas.openxmlformats.org/wordprocessingml/2006/main" xmlns:w14="http://schemas.microsoft.com/office/word/2010/wordml" xmlns:w15="http://schemas.microsoft.com/office/word/2012/wordml" xmlns:w16cex="http://schemas.microsoft.com/office/word/2018/wordml/cex" xmlns:w16cid="http://schemas.microsoft.com/office/word/2016/wordml/cid" xmlns:w16="http://schemas.microsoft.com/office/word/2018/wordml" xmlns:w16du="http://schemas.microsoft.com/office/word/2023/wordml/word16du" xmlns:w16sdtdh="http://schemas.microsoft.com/office/word/2020/wordml/sdtdatahash" xmlns:w16sdtfl="http://schemas.microsoft.com/office/word/2024/wordml/sdtformatlock" xmlns:w16se="http://schemas.microsoft.com/office/word/2015/wordml/symex" xmlns:wpg="http://schemas.microsoft.com/office/word/2010/wordprocessingGroup" xmlns:wpi="http://schemas.microsoft.com/office/word/2010/wordprocessingInk" xmlns:wne="http://schemas.microsoft.com/office/word/2006/wordml" xmlns:wps="http://schemas.microsoft.com/office/word/2010/wordprocessingShape" mc:Ignorable="w14 w15 w16se w16cid w16 w16cex w16sdtdh w16sdtfl w16du wp14">
+  <w:p>
     <w:r>
       <w:rPr>
         <w:noProof/>
       </w:rPr>
       <w:drawing>
-        <wp:anchor xmlns:wp14="http://schemas.microsoft.com/office/word/2010/wordprocessingDrawing" distT="114300" distB="114300" distL="114300" distR="114300" simplePos="0" relativeHeight="251658240" behindDoc="1" locked="0" layoutInCell="1" hidden="0" allowOverlap="1" wp14:anchorId="4E41D214" wp14:editId="7777777">
+        <wp:anchor distT="114300" distB="114300" distL="114300" distR="114300" simplePos="0" relativeHeight="251658240" behindDoc="1" locked="0" layoutInCell="1" hidden="0" allowOverlap="1" wp14:anchorId="4E41D214" wp14:editId="10CC9066">
           <wp:simplePos x="0" y="0"/>
           <wp:positionH relativeFrom="column">
             <wp:posOffset>2457450</wp:posOffset>
@@ -2573,7 +2833,7 @@
             <wp:posOffset>-142874</wp:posOffset>
           </wp:positionV>
           <wp:extent cx="1132674" cy="1023938"/>
-          <wp:effectExtent l="0" t="0" r="0" b="0"/>
+          <wp:effectExtent l="0" t="0" r="0" b="5080"/>
           <wp:wrapNone/>
           <wp:docPr id="1" name="image1.jpg"/>
           <wp:cNvGraphicFramePr/>
@@ -2585,8 +2845,14 @@
                   <pic:cNvPicPr preferRelativeResize="0"/>
                 </pic:nvPicPr>
                 <pic:blipFill>
-                  <a:blip r:embed="rId1"/>
-                  <a:srcRect t="5333" b="5333"/>
+                  <a:blip r:embed="rId1" cstate="email">
+                    <a:extLst>
+                      <a:ext uri="{28A0092B-C50C-407E-A947-70E740481C1C}">
+                        <a14:useLocalDpi xmlns:a14="http://schemas.microsoft.com/office/drawing/2010/main"/>
+                      </a:ext>
+                    </a:extLst>
+                  </a:blip>
+                  <a:srcRect/>
                   <a:stretch>
                     <a:fillRect/>
                   </a:stretch>
@@ -2607,6 +2873,16 @@
         </wp:anchor>
       </w:drawing>
     </w:r>
+  </w:p>
+</w:hdr>
+</file>
+
+<file path=word/header3.xml><?xml version="1.0" encoding="utf-8"?>
+<w:hdr xmlns:wpc="http://schemas.microsoft.com/office/word/2010/wordprocessingCanvas" xmlns:cx="http://schemas.microsoft.com/office/drawing/2014/chartex" xmlns:cx1="http://schemas.microsoft.com/office/drawing/2015/9/8/chartex" xmlns:cx2="http://schemas.microsoft.com/office/drawing/2015/10/21/chartex" xmlns:cx3="http://schemas.microsoft.com/office/drawing/2016/5/9/chartex" xmlns:cx4="http://schemas.microsoft.com/office/drawing/2016/5/10/chartex" xmlns:cx5="http://schemas.microsoft.com/office/drawing/2016/5/11/chartex" xmlns:cx6="http://schemas.microsoft.com/office/drawing/2016/5/12/chartex" xmlns:cx7="http://schemas.microsoft.com/office/drawing/2016/5/13/chartex" xmlns:cx8="http://schemas.microsoft.com/office/drawing/2016/5/14/chartex" xmlns:mc="http://schemas.openxmlformats.org/markup-compatibility/2006" xmlns:aink="http://schemas.microsoft.com/office/drawing/2016/ink" xmlns:am3d="http://schemas.microsoft.com/office/drawing/2017/model3d" xmlns:o="urn:schemas-microsoft-com:office:office" xmlns:oel="http://schemas.microsoft.com/office/2019/extlst" xmlns:r="http://schemas.openxmlformats.org/officeDocument/2006/relationships" xmlns:m="http://schemas.openxmlformats.org/officeDocument/2006/math" xmlns:v="urn:schemas-microsoft-com:vml" xmlns:wp14="http://schemas.microsoft.com/office/word/2010/wordprocessingDrawing" xmlns:wp="http://schemas.openxmlformats.org/drawingml/2006/wordprocessingDrawing" xmlns:w10="urn:schemas-microsoft-com:office:word" xmlns:w="http://schemas.openxmlformats.org/wordprocessingml/2006/main" xmlns:w14="http://schemas.microsoft.com/office/word/2010/wordml" xmlns:w15="http://schemas.microsoft.com/office/word/2012/wordml" xmlns:w16cex="http://schemas.microsoft.com/office/word/2018/wordml/cex" xmlns:w16cid="http://schemas.microsoft.com/office/word/2016/wordml/cid" xmlns:w16="http://schemas.microsoft.com/office/word/2018/wordml" xmlns:w16du="http://schemas.microsoft.com/office/word/2023/wordml/word16du" xmlns:w16sdtdh="http://schemas.microsoft.com/office/word/2020/wordml/sdtdatahash" xmlns:w16sdtfl="http://schemas.microsoft.com/office/word/2024/wordml/sdtformatlock" xmlns:w16se="http://schemas.microsoft.com/office/word/2015/wordml/symex" xmlns:wpg="http://schemas.microsoft.com/office/word/2010/wordprocessingGroup" xmlns:wpi="http://schemas.microsoft.com/office/word/2010/wordprocessingInk" xmlns:wne="http://schemas.microsoft.com/office/word/2006/wordml" xmlns:wps="http://schemas.microsoft.com/office/word/2010/wordprocessingShape" mc:Ignorable="w14 w15 w16se w16cid w16 w16cex w16sdtdh w16sdtfl w16du wp14">
+  <w:p>
+    <w:pPr>
+      <w:pStyle w:val="Header"/>
+    </w:pPr>
   </w:p>
 </w:hdr>
 </file>
@@ -2733,11 +3009,11 @@
 </file>
 
 <file path=word/styles.xml><?xml version="1.0" encoding="utf-8"?>
-<w:styles xmlns:wp14="http://schemas.microsoft.com/office/word/2010/wordprocessingDrawing" xmlns:mc="http://schemas.openxmlformats.org/markup-compatibility/2006" xmlns:r="http://schemas.openxmlformats.org/officeDocument/2006/relationships" xmlns:w="http://schemas.openxmlformats.org/wordprocessingml/2006/main" xmlns:w14="http://schemas.microsoft.com/office/word/2010/wordml" xmlns:w15="http://schemas.microsoft.com/office/word/2012/wordml" xmlns:w16cex="http://schemas.microsoft.com/office/word/2018/wordml/cex" xmlns:w16cid="http://schemas.microsoft.com/office/word/2016/wordml/cid" xmlns:w16="http://schemas.microsoft.com/office/word/2018/wordml" xmlns:w16du="http://schemas.microsoft.com/office/word/2023/wordml/word16du" xmlns:w16sdtdh="http://schemas.microsoft.com/office/word/2020/wordml/sdtdatahash" xmlns:w16sdtfl="http://schemas.microsoft.com/office/word/2024/wordml/sdtformatlock" xmlns:w16se="http://schemas.microsoft.com/office/word/2015/wordml/symex" mc:Ignorable="w14 w15 w16se w16cid w16 w16cex w16sdtdh w16sdtfl w16du wp14">
+<w:styles xmlns:mc="http://schemas.openxmlformats.org/markup-compatibility/2006" xmlns:r="http://schemas.openxmlformats.org/officeDocument/2006/relationships" xmlns:w="http://schemas.openxmlformats.org/wordprocessingml/2006/main" xmlns:w14="http://schemas.microsoft.com/office/word/2010/wordml" xmlns:w15="http://schemas.microsoft.com/office/word/2012/wordml" xmlns:w16cex="http://schemas.microsoft.com/office/word/2018/wordml/cex" xmlns:w16cid="http://schemas.microsoft.com/office/word/2016/wordml/cid" xmlns:w16="http://schemas.microsoft.com/office/word/2018/wordml" xmlns:w16du="http://schemas.microsoft.com/office/word/2023/wordml/word16du" xmlns:w16sdtdh="http://schemas.microsoft.com/office/word/2020/wordml/sdtdatahash" xmlns:w16sdtfl="http://schemas.microsoft.com/office/word/2024/wordml/sdtformatlock" xmlns:w16se="http://schemas.microsoft.com/office/word/2015/wordml/symex" mc:Ignorable="w14 w15 w16se w16cid w16 w16cex w16sdtdh w16sdtfl w16du">
   <w:docDefaults>
     <w:rPrDefault>
       <w:rPr>
-        <w:rFonts w:ascii="Arial" w:hAnsi="Arial" w:eastAsia="Arial" w:cs="Arial"/>
+        <w:rFonts w:ascii="Arial" w:eastAsia="Arial" w:hAnsi="Arial" w:cs="Arial"/>
         <w:sz w:val="22"/>
         <w:szCs w:val="22"/>
         <w:lang w:val="en" w:eastAsia="ja-JP" w:bidi="ar-SA"/>
@@ -2752,14 +3028,14 @@
   <w:latentStyles w:defLockedState="0" w:defUIPriority="99" w:defSemiHidden="0" w:defUnhideWhenUsed="0" w:defQFormat="0" w:count="376">
     <w:lsdException w:name="Normal" w:uiPriority="0" w:qFormat="1"/>
     <w:lsdException w:name="heading 1" w:uiPriority="9" w:qFormat="1"/>
-    <w:lsdException w:name="heading 2" w:uiPriority="9" w:semiHidden="1" w:unhideWhenUsed="1" w:qFormat="1"/>
-    <w:lsdException w:name="heading 3" w:uiPriority="9" w:semiHidden="1" w:unhideWhenUsed="1" w:qFormat="1"/>
-    <w:lsdException w:name="heading 4" w:uiPriority="9" w:semiHidden="1" w:unhideWhenUsed="1" w:qFormat="1"/>
-    <w:lsdException w:name="heading 5" w:uiPriority="9" w:semiHidden="1" w:unhideWhenUsed="1" w:qFormat="1"/>
-    <w:lsdException w:name="heading 6" w:uiPriority="9" w:semiHidden="1" w:unhideWhenUsed="1" w:qFormat="1"/>
-    <w:lsdException w:name="heading 7" w:uiPriority="9" w:semiHidden="1" w:unhideWhenUsed="1" w:qFormat="1"/>
-    <w:lsdException w:name="heading 8" w:uiPriority="9" w:semiHidden="1" w:unhideWhenUsed="1" w:qFormat="1"/>
-    <w:lsdException w:name="heading 9" w:uiPriority="9" w:semiHidden="1" w:unhideWhenUsed="1" w:qFormat="1"/>
+    <w:lsdException w:name="heading 2" w:semiHidden="1" w:uiPriority="9" w:unhideWhenUsed="1" w:qFormat="1"/>
+    <w:lsdException w:name="heading 3" w:semiHidden="1" w:uiPriority="9" w:unhideWhenUsed="1" w:qFormat="1"/>
+    <w:lsdException w:name="heading 4" w:semiHidden="1" w:uiPriority="9" w:unhideWhenUsed="1" w:qFormat="1"/>
+    <w:lsdException w:name="heading 5" w:semiHidden="1" w:uiPriority="9" w:unhideWhenUsed="1" w:qFormat="1"/>
+    <w:lsdException w:name="heading 6" w:semiHidden="1" w:uiPriority="9" w:unhideWhenUsed="1" w:qFormat="1"/>
+    <w:lsdException w:name="heading 7" w:semiHidden="1" w:uiPriority="9" w:unhideWhenUsed="1" w:qFormat="1"/>
+    <w:lsdException w:name="heading 8" w:semiHidden="1" w:uiPriority="9" w:unhideWhenUsed="1" w:qFormat="1"/>
+    <w:lsdException w:name="heading 9" w:semiHidden="1" w:uiPriority="9" w:unhideWhenUsed="1" w:qFormat="1"/>
     <w:lsdException w:name="index 1" w:semiHidden="1" w:unhideWhenUsed="1"/>
     <w:lsdException w:name="index 2" w:semiHidden="1" w:unhideWhenUsed="1"/>
     <w:lsdException w:name="index 3" w:semiHidden="1" w:unhideWhenUsed="1"/>
@@ -2769,22 +3045,22 @@
     <w:lsdException w:name="index 7" w:semiHidden="1" w:unhideWhenUsed="1"/>
     <w:lsdException w:name="index 8" w:semiHidden="1" w:unhideWhenUsed="1"/>
     <w:lsdException w:name="index 9" w:semiHidden="1" w:unhideWhenUsed="1"/>
-    <w:lsdException w:name="toc 1" w:uiPriority="39" w:semiHidden="1" w:unhideWhenUsed="1"/>
-    <w:lsdException w:name="toc 2" w:uiPriority="39" w:semiHidden="1" w:unhideWhenUsed="1"/>
-    <w:lsdException w:name="toc 3" w:uiPriority="39" w:semiHidden="1" w:unhideWhenUsed="1"/>
-    <w:lsdException w:name="toc 4" w:uiPriority="39" w:semiHidden="1" w:unhideWhenUsed="1"/>
-    <w:lsdException w:name="toc 5" w:uiPriority="39" w:semiHidden="1" w:unhideWhenUsed="1"/>
-    <w:lsdException w:name="toc 6" w:uiPriority="39" w:semiHidden="1" w:unhideWhenUsed="1"/>
-    <w:lsdException w:name="toc 7" w:uiPriority="39" w:semiHidden="1" w:unhideWhenUsed="1"/>
-    <w:lsdException w:name="toc 8" w:uiPriority="39" w:semiHidden="1" w:unhideWhenUsed="1"/>
-    <w:lsdException w:name="toc 9" w:uiPriority="39" w:semiHidden="1" w:unhideWhenUsed="1"/>
+    <w:lsdException w:name="toc 1" w:semiHidden="1" w:uiPriority="39" w:unhideWhenUsed="1"/>
+    <w:lsdException w:name="toc 2" w:semiHidden="1" w:uiPriority="39" w:unhideWhenUsed="1"/>
+    <w:lsdException w:name="toc 3" w:semiHidden="1" w:uiPriority="39" w:unhideWhenUsed="1"/>
+    <w:lsdException w:name="toc 4" w:semiHidden="1" w:uiPriority="39" w:unhideWhenUsed="1"/>
+    <w:lsdException w:name="toc 5" w:semiHidden="1" w:uiPriority="39" w:unhideWhenUsed="1"/>
+    <w:lsdException w:name="toc 6" w:semiHidden="1" w:uiPriority="39" w:unhideWhenUsed="1"/>
+    <w:lsdException w:name="toc 7" w:semiHidden="1" w:uiPriority="39" w:unhideWhenUsed="1"/>
+    <w:lsdException w:name="toc 8" w:semiHidden="1" w:uiPriority="39" w:unhideWhenUsed="1"/>
+    <w:lsdException w:name="toc 9" w:semiHidden="1" w:uiPriority="39" w:unhideWhenUsed="1"/>
     <w:lsdException w:name="Normal Indent" w:semiHidden="1" w:unhideWhenUsed="1"/>
     <w:lsdException w:name="footnote text" w:semiHidden="1" w:unhideWhenUsed="1"/>
     <w:lsdException w:name="annotation text" w:semiHidden="1" w:unhideWhenUsed="1"/>
     <w:lsdException w:name="header" w:semiHidden="1" w:unhideWhenUsed="1"/>
     <w:lsdException w:name="footer" w:semiHidden="1" w:unhideWhenUsed="1"/>
     <w:lsdException w:name="index heading" w:semiHidden="1" w:unhideWhenUsed="1"/>
-    <w:lsdException w:name="caption" w:uiPriority="35" w:semiHidden="1" w:unhideWhenUsed="1" w:qFormat="1"/>
+    <w:lsdException w:name="caption" w:semiHidden="1" w:uiPriority="35" w:unhideWhenUsed="1" w:qFormat="1"/>
     <w:lsdException w:name="table of figures" w:semiHidden="1" w:unhideWhenUsed="1"/>
     <w:lsdException w:name="envelope address" w:semiHidden="1" w:unhideWhenUsed="1"/>
     <w:lsdException w:name="envelope return" w:semiHidden="1" w:unhideWhenUsed="1"/>
@@ -2815,7 +3091,7 @@
     <w:lsdException w:name="Title" w:uiPriority="10" w:qFormat="1"/>
     <w:lsdException w:name="Closing" w:semiHidden="1" w:unhideWhenUsed="1"/>
     <w:lsdException w:name="Signature" w:semiHidden="1" w:unhideWhenUsed="1"/>
-    <w:lsdException w:name="Default Paragraph Font" w:uiPriority="1" w:semiHidden="1" w:unhideWhenUsed="1"/>
+    <w:lsdException w:name="Default Paragraph Font" w:semiHidden="1" w:uiPriority="1" w:unhideWhenUsed="1"/>
     <w:lsdException w:name="Body Text" w:semiHidden="1" w:unhideWhenUsed="1"/>
     <w:lsdException w:name="Body Text Indent" w:semiHidden="1" w:unhideWhenUsed="1"/>
     <w:lsdException w:name="List Continue" w:semiHidden="1" w:unhideWhenUsed="1"/>
@@ -3015,8 +3291,8 @@
     <w:lsdException w:name="Subtle Reference" w:uiPriority="31" w:qFormat="1"/>
     <w:lsdException w:name="Intense Reference" w:uiPriority="32" w:qFormat="1"/>
     <w:lsdException w:name="Book Title" w:uiPriority="33" w:qFormat="1"/>
-    <w:lsdException w:name="Bibliography" w:uiPriority="37" w:semiHidden="1" w:unhideWhenUsed="1"/>
-    <w:lsdException w:name="TOC Heading" w:uiPriority="39" w:semiHidden="1" w:unhideWhenUsed="1" w:qFormat="1"/>
+    <w:lsdException w:name="Bibliography" w:semiHidden="1" w:uiPriority="37" w:unhideWhenUsed="1"/>
+    <w:lsdException w:name="TOC Heading" w:semiHidden="1" w:uiPriority="39" w:unhideWhenUsed="1" w:qFormat="1"/>
     <w:lsdException w:name="Plain Table 1" w:uiPriority="41"/>
     <w:lsdException w:name="Plain Table 2" w:uiPriority="42"/>
     <w:lsdException w:name="Plain Table 3" w:uiPriority="43"/>
@@ -3127,7 +3403,7 @@
     <w:lsdException w:name="Unresolved Mention" w:semiHidden="1" w:unhideWhenUsed="1"/>
     <w:lsdException w:name="Smart Link" w:semiHidden="1" w:unhideWhenUsed="1"/>
   </w:latentStyles>
-  <w:style w:type="paragraph" w:styleId="Normal" w:default="1">
+  <w:style w:type="paragraph" w:default="1" w:styleId="Normal">
     <w:name w:val="Normal"/>
     <w:qFormat/>
   </w:style>
@@ -3245,13 +3521,13 @@
       <w:color w:val="666666"/>
     </w:rPr>
   </w:style>
-  <w:style w:type="character" w:styleId="DefaultParagraphFont" w:default="1">
+  <w:style w:type="character" w:default="1" w:styleId="DefaultParagraphFont">
     <w:name w:val="Default Paragraph Font"/>
     <w:uiPriority w:val="1"/>
     <w:semiHidden/>
     <w:unhideWhenUsed/>
   </w:style>
-  <w:style w:type="table" w:styleId="TableNormal" w:default="1">
+  <w:style w:type="table" w:default="1" w:styleId="TableNormal">
     <w:name w:val="Normal Table"/>
     <w:uiPriority w:val="99"/>
     <w:semiHidden/>
@@ -3266,13 +3542,13 @@
       </w:tblCellMar>
     </w:tblPr>
   </w:style>
-  <w:style w:type="numbering" w:styleId="NoList" w:default="1">
+  <w:style w:type="numbering" w:default="1" w:styleId="NoList">
     <w:name w:val="No List"/>
     <w:uiPriority w:val="99"/>
     <w:semiHidden/>
     <w:unhideWhenUsed/>
   </w:style>
-  <w:style w:type="table" w:styleId="TableNormal0" w:customStyle="1">
+  <w:style w:type="table" w:customStyle="1" w:styleId="TableNormal0">
     <w:name w:val="TableNormal"/>
     <w:tblPr>
       <w:tblCellMar>
@@ -3316,12 +3592,56 @@
       <w:szCs w:val="30"/>
     </w:rPr>
   </w:style>
-  <w:style w:type="table" w:styleId="a" w:customStyle="1">
+  <w:style w:type="table" w:customStyle="1" w:styleId="a">
     <w:basedOn w:val="TableNormal0"/>
     <w:tblPr>
       <w:tblStyleRowBandSize w:val="1"/>
       <w:tblStyleColBandSize w:val="1"/>
     </w:tblPr>
+  </w:style>
+  <w:style w:type="paragraph" w:styleId="Header">
+    <w:name w:val="header"/>
+    <w:basedOn w:val="Normal"/>
+    <w:link w:val="HeaderChar"/>
+    <w:uiPriority w:val="99"/>
+    <w:unhideWhenUsed/>
+    <w:rsid w:val="00104069"/>
+    <w:pPr>
+      <w:tabs>
+        <w:tab w:val="center" w:pos="4513"/>
+        <w:tab w:val="right" w:pos="9026"/>
+      </w:tabs>
+      <w:spacing w:line="240" w:lineRule="auto"/>
+    </w:pPr>
+  </w:style>
+  <w:style w:type="character" w:customStyle="1" w:styleId="HeaderChar">
+    <w:name w:val="Header Char"/>
+    <w:basedOn w:val="DefaultParagraphFont"/>
+    <w:link w:val="Header"/>
+    <w:uiPriority w:val="99"/>
+    <w:rsid w:val="00104069"/>
+  </w:style>
+  <w:style w:type="paragraph" w:styleId="Footer">
+    <w:name w:val="footer"/>
+    <w:basedOn w:val="Normal"/>
+    <w:link w:val="FooterChar"/>
+    <w:uiPriority w:val="99"/>
+    <w:unhideWhenUsed/>
+    <w:rsid w:val="00104069"/>
+    <w:pPr>
+      <w:tabs>
+        <w:tab w:val="center" w:pos="4513"/>
+        <w:tab w:val="right" w:pos="9026"/>
+      </w:tabs>
+      <w:spacing w:line="240" w:lineRule="auto"/>
+    </w:pPr>
+  </w:style>
+  <w:style w:type="character" w:customStyle="1" w:styleId="FooterChar">
+    <w:name w:val="Footer Char"/>
+    <w:basedOn w:val="DefaultParagraphFont"/>
+    <w:link w:val="Footer"/>
+    <w:uiPriority w:val="99"/>
+    <w:rsid w:val="00104069"/>
   </w:style>
 </w:styles>
 </file>
@@ -3644,4 +3964,16 @@
   </a:objectDefaults>
   <a:extraClrSchemeLst/>
 </a:theme>
+</file>
+
+<file path=customXml/item1.xml><?xml version="1.0" encoding="utf-8"?>
+<b:Sources xmlns:b="http://schemas.openxmlformats.org/officeDocument/2006/bibliography" xmlns="http://schemas.openxmlformats.org/officeDocument/2006/bibliography" SelectedStyle="\APASixthEditionOfficeOnline.xsl" StyleName="APA" Version="6"/>
+</file>
+
+<file path=customXml/itemProps1.xml><?xml version="1.0" encoding="utf-8"?>
+<ds:datastoreItem xmlns:ds="http://schemas.openxmlformats.org/officeDocument/2006/customXml" ds:itemID="{2D4100C2-BF54-4D49-8B5F-4753D8623C0D}">
+  <ds:schemaRefs>
+    <ds:schemaRef ds:uri="http://schemas.openxmlformats.org/officeDocument/2006/bibliography"/>
+  </ds:schemaRefs>
+</ds:datastoreItem>
 </file>